--- a/Documents/Assignments/Unit 551/HTQ Unit 551 - Managing a Project_Assessment Booklet - Graeme Wright.docx
+++ b/Documents/Assignments/Unit 551/HTQ Unit 551 - Managing a Project_Assessment Booklet - Graeme Wright.docx
@@ -384,9 +384,9 @@
           </mc:Choice>
           <mc:Fallback>
             <w:pict>
-              <v:group w14:anchorId="7CFEBA14" id="Group 2" o:spid="_x0000_s1026" style="width:537.1pt;height:28.45pt;mso-position-horizontal-relative:char;mso-position-vertical-relative:line" coordorigin="19352,35994" coordsize="68214,3610" o:gfxdata="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">
-                <v:group id="Group 761943422" o:spid="_x0000_s1027" style="position:absolute;left:19352;top:35994;width:68215;height:3611" coordorigin="19352,36089" coordsize="68214,3420" o:gfxdata="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">
-                  <v:rect id="Rectangle 2045381003" o:spid="_x0000_s1028" style="position:absolute;left:19352;top:36089;width:68215;height:3421;visibility:visible;mso-wrap-style:square;v-text-anchor:middle" o:gfxdata="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" filled="f" stroked="f">
+              <v:group w14:anchorId="7CFEBA14" id="Group 2" o:spid="_x0000_s1026" style="width:537.1pt;height:28.45pt;mso-position-horizontal-relative:char;mso-position-vertical-relative:line" coordorigin="19352,35994" coordsize="68214,3610" o:gfxdata="UEsDBBQABgAIAAAAIQC2gziS/gAAAOEBAAATAAAAW0NvbnRlbnRfVHlwZXNdLnhtbJSRQU7DMBBF 90jcwfIWJU67QAgl6YK0S0CoHGBkTxKLZGx5TGhvj5O2G0SRWNoz/78nu9wcxkFMGNg6quQqL6RA 0s5Y6ir5vt9lD1JwBDIwOMJKHpHlpr69KfdHjyxSmriSfYz+USnWPY7AufNIadK6MEJMx9ApD/oD OlTrorhX2lFEilmcO2RdNtjC5xDF9pCuTyYBB5bi6bQ4syoJ3g9WQ0ymaiLzg5KdCXlKLjvcW893 SUOqXwnz5DrgnHtJTxOsQfEKIT7DmDSUCaxw7Rqn8787ZsmRM9e2VmPeBN4uqYvTtW7jvijg9N/y JsXecLq0q+WD6m8AAAD//wMAUEsDBBQABgAIAAAAIQA4/SH/1gAAAJQBAAALAAAAX3JlbHMvLnJl bHOkkMFqwzAMhu+DvYPRfXGawxijTi+j0GvpHsDYimMaW0Yy2fr2M4PBMnrbUb/Q94l/f/hMi1qR JVI2sOt6UJgd+ZiDgffL8ekFlFSbvV0oo4EbChzGx4f9GRdb25HMsYhqlCwG5lrLq9biZkxWOiqY 22YiTra2kYMu1l1tQD30/bPm3wwYN0x18gb45AdQl1tp5j/sFB2T0FQ7R0nTNEV3j6o9feQzro1i OWA14Fm+Q8a1a8+Bvu/d/dMb2JY5uiPbhG/ktn4cqGU/er3pcvwCAAD//wMAUEsDBBQABgAIAAAA IQDWjn7oPQQAAKYYAAAOAAAAZHJzL2Uyb0RvYy54bWzsWdtu2zgQfV9g/4HQ+8YkReqGKEXRNsEC xTZodz+AliVbgCRqSSV2/n6HlKyLL02c7hrrInlQxIvpmcNzZob09btNWaDHVOlcVrFDrrCD0iqR i7xaxs5ff97+FjhIN6JaiEJWaew8pdp5d/PrL9frOkqpXMlikSoEi1Q6Wtexs2qaOprNdLJKS6Gv ZJ1WMJhJVYoGmmo5WyixhtXLYkYx9mZrqRa1kkmqNfR+bAedG7t+lqVJ8yXLdNqgInbAtsY+lX3O zXN2cy2ipRL1Kk86M8QrrChFXsGX9kt9FI1ADyrfW6rMEyW1zJqrRJYzmWV5klofwBuCd7y5U/Kh tr4so/Wy7mECaHdwevWyyR+Pd6r+Vt8rQGJdLwEL2zK+bDJVmv9gJdpYyJ56yNJNgxLo9AJKGGEO SmDM9QimtMU0WQHw5mMkdDn1uYPMBB6GDN4t6snq03gRDtuzXQTeYcpsa8JsYljfaA0GD+4Vyhex 43skZC4DC1AlSiCbxQ8N3Z2LJ/hsjQ/dwfggbI1/pf8eDsLn/GcUP+M/SEUPbNA/xoZvK1GnlmQ6 GrCkmHE3IBiD7y2YX0FLoloWKRqNWUTt53oK6UgDmw7wZ0KEMRATLHsa7MMgolrp5i6VJTIvsaPA JKs68fhZNy1jtlOMAZW8zYsC+kVUVJMOoJbpAWJtzTVvzWa+6Tyay8UT0ErXyW0O3/VZ6OZeKAgN xEFrCBexo/9+ECp1UPF7BTsQEkaB4824ocaN+bghqmQlIQoljXJQ2/jQ2KjUWvn+oZFZbj0ydrXG dObC1o+UuqsBQhkLXc/zwM6xCEb91sOl2euXKn+iArNzYRc4JzvXRwHYOUq2Gj8UBcabfywK7G// bhQ4gwoIgMmCMAB/91QwGus4A4j+LCqw8dTu4cC/CxQDxx5xfYx3xTD0v4nhQN1xOCUQDqkLMiyD OLebEkZjP6kYbFlz0WIIAuJzyk2YnmSGof9/IAbiM9wll2OZgXIo/L9bH54hM/jY9TgNAjje7Gph GHq9FEYwTHJsXx3tg3CW6sjmBdeAf9FSYBhKEMb8Pq23JwUy9P+oFGADif+9owII0fN2iiTXxfDX HjZw6JmKEuwQ0aCEkHgBc7uTEpx0ILeZKUdPSmdQAgmpT0POwkNpYRjrKPOiGukYDlspWBRMuW3O iwdQOJ8UmEH/IqRwBiZQjn3u88DfxsQvj6JAQ+8pFAjNUobo5tZgrIUtB7ptfzEF0qLIa20OuiI6 clzUssgX5sRo5mi1nH8oFAIXYueWvSfkU6e0ybQXnytt5LR6fqNLe11DOYRgF/flSMeWrvMUsjwX Ly6SKzY5vHGl5QqkPQ43GwHtY8twHTUaO4U0nGHqw3LHAkzgM26z8b+VZCZx4z8JL7bguADKDDc5 9k6ru3Q+4R0uw23R013cm9v2cduuNPy8cPMPAAAA//8DAFBLAwQUAAYACAAAACEAJ70MMt0AAAAF AQAADwAAAGRycy9kb3ducmV2LnhtbEyPQWvCQBCF74X+h2UK3uomttqaZiMiticRqoXibcyOSTA7 G7JrEv99117ay8DjPd77Jl0MphYdta6yrCAeRyCIc6srLhR87d8fX0E4j6yxtkwKruRgkd3fpZho 2/MndTtfiFDCLkEFpfdNIqXLSzLoxrYhDt7JtgZ9kG0hdYt9KDe1nETRTBqsOCyU2NCqpPy8uxgF Hz32y6d43W3Op9X1sJ9uvzcxKTV6GJZvIDwN/i8MN/yADllgOtoLaydqBeER/3tvXvTyPAFxVDCd zUFmqfxPn/0AAAD//wMAUEsBAi0AFAAGAAgAAAAhALaDOJL+AAAA4QEAABMAAAAAAAAAAAAAAAAA AAAAAFtDb250ZW50X1R5cGVzXS54bWxQSwECLQAUAAYACAAAACEAOP0h/9YAAACUAQAACwAAAAAA AAAAAAAAAAAvAQAAX3JlbHMvLnJlbHNQSwECLQAUAAYACAAAACEA1o5+6D0EAACmGAAADgAAAAAA AAAAAAAAAAAuAgAAZHJzL2Uyb0RvYy54bWxQSwECLQAUAAYACAAAACEAJ70MMt0AAAAFAQAADwAA AAAAAAAAAAAAAACXBgAAZHJzL2Rvd25yZXYueG1sUEsFBgAAAAAEAAQA8wAAAKEHAAAAAA== ">
+                <v:group id="Group 761943422" o:spid="_x0000_s1027" style="position:absolute;left:19352;top:35994;width:68215;height:3611" coordorigin="19352,36089" coordsize="68214,3420" o:gfxdata="UEsDBBQABgAIAAAAIQDb4fbL7gAAAIUBAAATAAAAW0NvbnRlbnRfVHlwZXNdLnhtbHyQz07DMAyH 70i8Q+QralM4IITa7kDhCAiNB7ASt43WOlEcyvb2pNu4IODoPz9/n1xv9vOkForiPDdwXVagiI23 jocG3rdPxR0oScgWJ8/UwIEENu3lRb09BBKV0ywNjCmFe63FjDSjlD4Q50nv44wpl3HQAc0OB9I3 VXWrjedEnIq03oC27qjHjympx31un0wiTQLq4bS4shrAECZnMGVTvbD9QSnOhDInjzsyuiBXWQP0 r4R18jfgnHvJr4nOknrFmJ5xzhraRtHWf3Kkpfz/yGo5S+H73hkquyhdjr3R8m2lj09svwAAAP// AwBQSwMEFAAGAAgAAAAhAFr0LFu/AAAAFQEAAAsAAABfcmVscy8ucmVsc2zPwWrDMAwG4Ptg72B0 X5TuUMaI01uh19I+gLGVxCy2jGSy9e1nemrHjpL4P0nD4SetZiPRyNnCruvBUPYcYp4tXC/Htw8w Wl0ObuVMFm6kcBhfX4Yzra62kC6xqGlKVgtLreUTUf1CyWnHhXKbTCzJ1VbKjMX5LzcTvvf9HuXR gPHJNKdgQU5hB+ZyK23zHztFL6w81c5zQp6m6P9TMfB3PtPWFCczVQtB9N4U2rp2HOA44NMz4y8A AAD//wMAUEsDBBQABgAIAAAAIQCChnDqzAAAAOIAAAAPAAAAZHJzL2Rvd25yZXYueG1sRI9Pa8JA FMTvhX6H5RV6azaJf9qmriKi4kEK1ULp7ZF9JsHs25Bdk/jtuwXB4zAzv2Fmi8HUoqPWVZYVJFEM gji3uuJCwfdx8/IGwnlkjbVlUnAlB4v548MMM217/qLu4AsRIOwyVFB632RSurwkgy6yDXHwTrY1 6INsC6lb7APc1DKN46k0WHFYKLGhVUn5+XAxCrY99stRsu7259Pq+nucfP7sE1Lq+WlYfoDwNPh7 +NbeaQWv0+R9PBqnKfxfCndAzv8AAAD//wMAUEsBAi0AFAAGAAgAAAAhANvh9svuAAAAhQEAABMA AAAAAAAAAAAAAAAAAAAAAFtDb250ZW50X1R5cGVzXS54bWxQSwECLQAUAAYACAAAACEAWvQsW78A AAAVAQAACwAAAAAAAAAAAAAAAAAfAQAAX3JlbHMvLnJlbHNQSwECLQAUAAYACAAAACEAgoZw6swA AADiAAAADwAAAAAAAAAAAAAAAAAHAgAAZHJzL2Rvd25yZXYueG1sUEsFBgAAAAADAAMAtwAAAAAD AAAAAA== ">
+                  <v:rect id="Rectangle 2045381003" o:spid="_x0000_s1028" style="position:absolute;left:19352;top:36089;width:68215;height:3421;visibility:visible;mso-wrap-style:square;v-text-anchor:middle" o:gfxdata="UEsDBBQABgAIAAAAIQDb4fbL7gAAAIUBAAATAAAAW0NvbnRlbnRfVHlwZXNdLnhtbHyQz07DMAyH 70i8Q+QralM4IITa7kDhCAiNB7ASt43WOlEcyvb2pNu4IODoPz9/n1xv9vOkForiPDdwXVagiI23 jocG3rdPxR0oScgWJ8/UwIEENu3lRb09BBKV0ywNjCmFe63FjDSjlD4Q50nv44wpl3HQAc0OB9I3 VXWrjedEnIq03oC27qjHjympx31un0wiTQLq4bS4shrAECZnMGVTvbD9QSnOhDInjzsyuiBXWQP0 r4R18jfgnHvJr4nOknrFmJ5xzhraRtHWf3Kkpfz/yGo5S+H73hkquyhdjr3R8m2lj09svwAAAP// AwBQSwMEFAAGAAgAAAAhAFr0LFu/AAAAFQEAAAsAAABfcmVscy8ucmVsc2zPwWrDMAwG4Ptg72B0 X5TuUMaI01uh19I+gLGVxCy2jGSy9e1nemrHjpL4P0nD4SetZiPRyNnCruvBUPYcYp4tXC/Htw8w Wl0ObuVMFm6kcBhfX4Yzra62kC6xqGlKVgtLreUTUf1CyWnHhXKbTCzJ1VbKjMX5LzcTvvf9HuXR gPHJNKdgQU5hB+ZyK23zHztFL6w81c5zQp6m6P9TMfB3PtPWFCczVQtB9N4U2rp2HOA44NMz4y8A AAD//wMAUEsDBBQABgAIAAAAIQDsC0uQygAAAOMAAAAPAAAAZHJzL2Rvd25yZXYueG1sRI/BTsMw EETvSP0Ha5G4UbtpqNpQt2oRSNATpHzANl7iiHidxqYJf4+RkDiOZuaNZr0dXSsu1IfGs4bZVIEg rrxpuNbwfny6XYIIEdlg65k0fFOA7WZytcbC+IHf6FLGWiQIhwI12Bi7QspQWXIYpr4jTt6H7x3G JPtamh6HBHetzJRaSIcNpwWLHT1Yqj7LL6fhNfeUPWZhX9ZuZcfT8fByxoXWN9fj7h5EpDH+h//a z0ZDpvK7+XKm1Bx+P6U/IDc/AAAA//8DAFBLAQItABQABgAIAAAAIQDb4fbL7gAAAIUBAAATAAAA AAAAAAAAAAAAAAAAAABbQ29udGVudF9UeXBlc10ueG1sUEsBAi0AFAAGAAgAAAAhAFr0LFu/AAAA FQEAAAsAAAAAAAAAAAAAAAAAHwEAAF9yZWxzLy5yZWxzUEsBAi0AFAAGAAgAAAAhAOwLS5DKAAAA 4wAAAA8AAAAAAAAAAAAAAAAABwIAAGRycy9kb3ducmV2LnhtbFBLBQYAAAAAAwADALcAAAD+AgAA AAA= " filled="f" stroked="f">
                     <v:textbox inset="2.53958mm,2.53958mm,2.53958mm,2.53958mm">
                       <w:txbxContent>
                         <w:p>
@@ -398,8 +398,8 @@
                       </w:txbxContent>
                     </v:textbox>
                   </v:rect>
-                  <v:group id="Group 1244936661" o:spid="_x0000_s1029" style="position:absolute;left:19352;top:36089;width:68215;height:3421" coordorigin="19352,36089" coordsize="68214,3420" o:gfxdata="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">
-                    <v:rect id="Rectangle 1449489890" o:spid="_x0000_s1030" style="position:absolute;left:19352;top:36089;width:68215;height:3421;visibility:visible;mso-wrap-style:square;v-text-anchor:middle" o:gfxdata="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" filled="f" stroked="f">
+                  <v:group id="Group 1244936661" o:spid="_x0000_s1029" style="position:absolute;left:19352;top:36089;width:68215;height:3421" coordorigin="19352,36089" coordsize="68214,3420" o:gfxdata="UEsDBBQABgAIAAAAIQDb4fbL7gAAAIUBAAATAAAAW0NvbnRlbnRfVHlwZXNdLnhtbHyQz07DMAyH 70i8Q+QralM4IITa7kDhCAiNB7ASt43WOlEcyvb2pNu4IODoPz9/n1xv9vOkForiPDdwXVagiI23 jocG3rdPxR0oScgWJ8/UwIEENu3lRb09BBKV0ywNjCmFe63FjDSjlD4Q50nv44wpl3HQAc0OB9I3 VXWrjedEnIq03oC27qjHjympx31un0wiTQLq4bS4shrAECZnMGVTvbD9QSnOhDInjzsyuiBXWQP0 r4R18jfgnHvJr4nOknrFmJ5xzhraRtHWf3Kkpfz/yGo5S+H73hkquyhdjr3R8m2lj09svwAAAP// AwBQSwMEFAAGAAgAAAAhAFr0LFu/AAAAFQEAAAsAAABfcmVscy8ucmVsc2zPwWrDMAwG4Ptg72B0 X5TuUMaI01uh19I+gLGVxCy2jGSy9e1nemrHjpL4P0nD4SetZiPRyNnCruvBUPYcYp4tXC/Htw8w Wl0ObuVMFm6kcBhfX4Yzra62kC6xqGlKVgtLreUTUf1CyWnHhXKbTCzJ1VbKjMX5LzcTvvf9HuXR gPHJNKdgQU5hB+ZyK23zHztFL6w81c5zQp6m6P9TMfB3PtPWFCczVQtB9N4U2rp2HOA44NMz4y8A AAD//wMAUEsDBBQABgAIAAAAIQCWHR4MyAAAAOMAAAAPAAAAZHJzL2Rvd25yZXYueG1sRE9La8JA EL4X+h+WEXqrm/gINbqKSFs8iFAVxNuQHZNgdjZkt0n8965Q6HG+9yxWvalES40rLSuIhxEI4szq knMFp+PX+wcI55E1VpZJwZ0crJavLwtMte34h9qDz0UIYZeigsL7OpXSZQUZdENbEwfuahuDPpxN LnWDXQg3lRxFUSINlhwaCqxpU1B2O/waBd8ddutx/NnubtfN/XKc7s+7mJR6G/TrOQhPvf8X/7m3 OswfTSazcZIkMTx/CgDI5QMAAP//AwBQSwECLQAUAAYACAAAACEA2+H2y+4AAACFAQAAEwAAAAAA AAAAAAAAAAAAAAAAW0NvbnRlbnRfVHlwZXNdLnhtbFBLAQItABQABgAIAAAAIQBa9CxbvwAAABUB AAALAAAAAAAAAAAAAAAAAB8BAABfcmVscy8ucmVsc1BLAQItABQABgAIAAAAIQCWHR4MyAAAAOMA AAAPAAAAAAAAAAAAAAAAAAcCAABkcnMvZG93bnJldi54bWxQSwUGAAAAAAMAAwC3AAAA/AIAAAAA ">
+                    <v:rect id="Rectangle 1449489890" o:spid="_x0000_s1030" style="position:absolute;left:19352;top:36089;width:68215;height:3421;visibility:visible;mso-wrap-style:square;v-text-anchor:middle" o:gfxdata="UEsDBBQABgAIAAAAIQDb4fbL7gAAAIUBAAATAAAAW0NvbnRlbnRfVHlwZXNdLnhtbHyQz07DMAyH 70i8Q+QralM4IITa7kDhCAiNB7ASt43WOlEcyvb2pNu4IODoPz9/n1xv9vOkForiPDdwXVagiI23 jocG3rdPxR0oScgWJ8/UwIEENu3lRb09BBKV0ywNjCmFe63FjDSjlD4Q50nv44wpl3HQAc0OB9I3 VXWrjedEnIq03oC27qjHjympx31un0wiTQLq4bS4shrAECZnMGVTvbD9QSnOhDInjzsyuiBXWQP0 r4R18jfgnHvJr4nOknrFmJ5xzhraRtHWf3Kkpfz/yGo5S+H73hkquyhdjr3R8m2lj09svwAAAP// AwBQSwMEFAAGAAgAAAAhAFr0LFu/AAAAFQEAAAsAAABfcmVscy8ucmVsc2zPwWrDMAwG4Ptg72B0 X5TuUMaI01uh19I+gLGVxCy2jGSy9e1nemrHjpL4P0nD4SetZiPRyNnCruvBUPYcYp4tXC/Htw8w Wl0ObuVMFm6kcBhfX4Yzra62kC6xqGlKVgtLreUTUf1CyWnHhXKbTCzJ1VbKjMX5LzcTvvf9HuXR gPHJNKdgQU5hB+ZyK23zHztFL6w81c5zQp6m6P9TMfB3PtPWFCczVQtB9N4U2rp2HOA44NMz4y8A AAD//wMAUEsDBBQABgAIAAAAIQC+bQiVyQAAAOMAAAAPAAAAZHJzL2Rvd25yZXYueG1sRI9BT8Mw DIXvSPyHyJO4sXRVNbVl2QQIJODEuv0ArzFNReOUJmzl3+MDEkfbz++9b7Ob/aDONMU+sIHVMgNF 3Abbc2fgeHi+LUHFhGxxCEwGfijCbnt9tcHahgvv6dykTokJxxoNuJTGWuvYOvIYl2EklttHmDwm GadO2wkvYu4HnWfZWnvsWRIcjvToqP1svr2B9yJQ/pTHh6bzlZtPh7fXL1wbc7OY7+9AJZrTv/jv +8VK/aKoirIqK6EQJlmA3v4CAAD//wMAUEsBAi0AFAAGAAgAAAAhANvh9svuAAAAhQEAABMAAAAA AAAAAAAAAAAAAAAAAFtDb250ZW50X1R5cGVzXS54bWxQSwECLQAUAAYACAAAACEAWvQsW78AAAAV AQAACwAAAAAAAAAAAAAAAAAfAQAAX3JlbHMvLnJlbHNQSwECLQAUAAYACAAAACEAvm0IlckAAADj AAAADwAAAAAAAAAAAAAAAAAHAgAAZHJzL2Rvd25yZXYueG1sUEsFBgAAAAADAAMAtwAAAP0CAAAA AA== " filled="f" stroked="f">
                       <v:textbox inset="2.53958mm,2.53958mm,2.53958mm,2.53958mm">
                         <w:txbxContent>
                           <w:p>
@@ -411,8 +411,8 @@
                         </w:txbxContent>
                       </v:textbox>
                     </v:rect>
-                    <v:group id="Group 1506137001" o:spid="_x0000_s1031" style="position:absolute;left:19352;top:36089;width:68215;height:3421" coordorigin="19352,36089" coordsize="68214,3420" o:gfxdata="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">
-                      <v:rect id="Rectangle 1597519445" o:spid="_x0000_s1032" style="position:absolute;left:19352;top:36089;width:68215;height:3421;visibility:visible;mso-wrap-style:square;v-text-anchor:middle" o:gfxdata="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" filled="f" stroked="f">
+                    <v:group id="Group 1506137001" o:spid="_x0000_s1031" style="position:absolute;left:19352;top:36089;width:68215;height:3421" coordorigin="19352,36089" coordsize="68214,3420" o:gfxdata="UEsDBBQABgAIAAAAIQDb4fbL7gAAAIUBAAATAAAAW0NvbnRlbnRfVHlwZXNdLnhtbHyQz07DMAyH 70i8Q+QralM4IITa7kDhCAiNB7ASt43WOlEcyvb2pNu4IODoPz9/n1xv9vOkForiPDdwXVagiI23 jocG3rdPxR0oScgWJ8/UwIEENu3lRb09BBKV0ywNjCmFe63FjDSjlD4Q50nv44wpl3HQAc0OB9I3 VXWrjedEnIq03oC27qjHjympx31un0wiTQLq4bS4shrAECZnMGVTvbD9QSnOhDInjzsyuiBXWQP0 r4R18jfgnHvJr4nOknrFmJ5xzhraRtHWf3Kkpfz/yGo5S+H73hkquyhdjr3R8m2lj09svwAAAP// AwBQSwMEFAAGAAgAAAAhAFr0LFu/AAAAFQEAAAsAAABfcmVscy8ucmVsc2zPwWrDMAwG4Ptg72B0 X5TuUMaI01uh19I+gLGVxCy2jGSy9e1nemrHjpL4P0nD4SetZiPRyNnCruvBUPYcYp4tXC/Htw8w Wl0ObuVMFm6kcBhfX4Yzra62kC6xqGlKVgtLreUTUf1CyWnHhXKbTCzJ1VbKjMX5LzcTvvf9HuXR gPHJNKdgQU5hB+ZyK23zHztFL6w81c5zQp6m6P9TMfB3PtPWFCczVQtB9N4U2rp2HOA44NMz4y8A AAD//wMAUEsDBBQABgAIAAAAIQB53SoGyAAAAOMAAAAPAAAAZHJzL2Rvd25yZXYueG1sRE9fa8Iw EH8f7DuEG+xtJlF0oxpFxI09yEAdDN+O5myLzaU0WVu//SIIe7zf/1usBleLjtpQeTagRwoEce5t xYWB7+P7yxuIEJEt1p7JwJUCrJaPDwvMrO95T90hFiKFcMjQQBljk0kZ8pIchpFviBN39q3DmM62 kLbFPoW7Wo6VmkmHFaeGEhvalJRfDr/OwEeP/Xqit93uct5cT8fp189OkzHPT8N6DiLSEP/Fd/en TfOnaqYnr0ppuP2UAJDLPwAAAP//AwBQSwECLQAUAAYACAAAACEA2+H2y+4AAACFAQAAEwAAAAAA AAAAAAAAAAAAAAAAW0NvbnRlbnRfVHlwZXNdLnhtbFBLAQItABQABgAIAAAAIQBa9CxbvwAAABUB AAALAAAAAAAAAAAAAAAAAB8BAABfcmVscy8ucmVsc1BLAQItABQABgAIAAAAIQB53SoGyAAAAOMA AAAPAAAAAAAAAAAAAAAAAAcCAABkcnMvZG93bnJldi54bWxQSwUGAAAAAAMAAwC3AAAA/AIAAAAA ">
+                      <v:rect id="Rectangle 1597519445" o:spid="_x0000_s1032" style="position:absolute;left:19352;top:36089;width:68215;height:3421;visibility:visible;mso-wrap-style:square;v-text-anchor:middle" o:gfxdata="UEsDBBQABgAIAAAAIQDb4fbL7gAAAIUBAAATAAAAW0NvbnRlbnRfVHlwZXNdLnhtbHyQz07DMAyH 70i8Q+QralM4IITa7kDhCAiNB7ASt43WOlEcyvb2pNu4IODoPz9/n1xv9vOkForiPDdwXVagiI23 jocG3rdPxR0oScgWJ8/UwIEENu3lRb09BBKV0ywNjCmFe63FjDSjlD4Q50nv44wpl3HQAc0OB9I3 VXWrjedEnIq03oC27qjHjympx31un0wiTQLq4bS4shrAECZnMGVTvbD9QSnOhDInjzsyuiBXWQP0 r4R18jfgnHvJr4nOknrFmJ5xzhraRtHWf3Kkpfz/yGo5S+H73hkquyhdjr3R8m2lj09svwAAAP// AwBQSwMEFAAGAAgAAAAhAFr0LFu/AAAAFQEAAAsAAABfcmVscy8ucmVsc2zPwWrDMAwG4Ptg72B0 X5TuUMaI01uh19I+gLGVxCy2jGSy9e1nemrHjpL4P0nD4SetZiPRyNnCruvBUPYcYp4tXC/Htw8w Wl0ObuVMFm6kcBhfX4Yzra62kC6xqGlKVgtLreUTUf1CyWnHhXKbTCzJ1VbKjMX5LzcTvvf9HuXR gPHJNKdgQU5hB+ZyK23zHztFL6w81c5zQp6m6P9TMfB3PtPWFCczVQtB9N4U2rp2HOA44NMz4y8A AAD//wMAUEsDBBQABgAIAAAAIQCQl85xxwAAAOMAAAAPAAAAZHJzL2Rvd25yZXYueG1sRE9fT8Iw EH8n8Ts0Z8KbdCwbukEhSjRRnnTwAY71WBfX61wrzG9vTUx4vN//W21G24kzDb51rGA+S0AQ1063 3Cg47F/uHkD4gKyxc0wKfsjDZn0zWWGp3YU/6FyFRsQQ9iUqMCH0pZS+NmTRz1xPHLmTGyyGeA6N 1ANeYrjtZJokC2mx5dhgsKetofqz+rYK3jNH6XPqn6rGFmY87ndvX7hQano7Pi5BBBrDVfzvftVx fl7c5/Miy3L4+ykCINe/AAAA//8DAFBLAQItABQABgAIAAAAIQDb4fbL7gAAAIUBAAATAAAAAAAA AAAAAAAAAAAAAABbQ29udGVudF9UeXBlc10ueG1sUEsBAi0AFAAGAAgAAAAhAFr0LFu/AAAAFQEA AAsAAAAAAAAAAAAAAAAAHwEAAF9yZWxzLy5yZWxzUEsBAi0AFAAGAAgAAAAhAJCXznHHAAAA4wAA AA8AAAAAAAAAAAAAAAAABwIAAGRycy9kb3ducmV2LnhtbFBLBQYAAAAAAwADALcAAAD7AgAAAAA= " filled="f" stroked="f">
                         <v:textbox inset="2.53958mm,2.53958mm,2.53958mm,2.53958mm">
                           <w:txbxContent>
                             <w:p>
@@ -424,8 +424,8 @@
                           </w:txbxContent>
                         </v:textbox>
                       </v:rect>
-                      <v:group id="Group 1881752514" o:spid="_x0000_s1033" style="position:absolute;left:19352;top:36089;width:68215;height:3421" coordorigin="19352,36174" coordsize="68214,3252" o:gfxdata="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">
-                        <v:rect id="Rectangle 703652888" o:spid="_x0000_s1034" style="position:absolute;left:19352;top:36174;width:68215;height:3252;visibility:visible;mso-wrap-style:square;v-text-anchor:middle" o:gfxdata="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" filled="f" stroked="f">
+                      <v:group id="Group 1881752514" o:spid="_x0000_s1033" style="position:absolute;left:19352;top:36089;width:68215;height:3421" coordorigin="19352,36174" coordsize="68214,3252" o:gfxdata="UEsDBBQABgAIAAAAIQDb4fbL7gAAAIUBAAATAAAAW0NvbnRlbnRfVHlwZXNdLnhtbHyQz07DMAyH 70i8Q+QralM4IITa7kDhCAiNB7ASt43WOlEcyvb2pNu4IODoPz9/n1xv9vOkForiPDdwXVagiI23 jocG3rdPxR0oScgWJ8/UwIEENu3lRb09BBKV0ywNjCmFe63FjDSjlD4Q50nv44wpl3HQAc0OB9I3 VXWrjedEnIq03oC27qjHjympx31un0wiTQLq4bS4shrAECZnMGVTvbD9QSnOhDInjzsyuiBXWQP0 r4R18jfgnHvJr4nOknrFmJ5xzhraRtHWf3Kkpfz/yGo5S+H73hkquyhdjr3R8m2lj09svwAAAP// AwBQSwMEFAAGAAgAAAAhAFr0LFu/AAAAFQEAAAsAAABfcmVscy8ucmVsc2zPwWrDMAwG4Ptg72B0 X5TuUMaI01uh19I+gLGVxCy2jGSy9e1nemrHjpL4P0nD4SetZiPRyNnCruvBUPYcYp4tXC/Htw8w Wl0ObuVMFm6kcBhfX4Yzra62kC6xqGlKVgtLreUTUf1CyWnHhXKbTCzJ1VbKjMX5LzcTvvf9HuXR gPHJNKdgQU5hB+ZyK23zHztFL6w81c5zQp6m6P9TMfB3PtPWFCczVQtB9N4U2rp2HOA44NMz4y8A AAD//wMAUEsDBBQABgAIAAAAIQCqbEBeyQAAAOMAAAAPAAAAZHJzL2Rvd25yZXYueG1sRE9fa8Iw EH8f7DuEG/g207h1K9UoIlP2IIPpYPh2NGdbbC6liW399stgsMf7/b/FarSN6KnztWMNapqAIC6c qbnU8HXcPmYgfEA22DgmDTfysFre3y0wN27gT+oPoRQxhH2OGqoQ2lxKX1Rk0U9dSxy5s+sshnh2 pTQdDjHcNnKWJC/SYs2xocKWNhUVl8PVatgNOKyf1Fu/v5w3t9Mx/fjeK9J68jCu5yACjeFf/Od+ N3F+lqnXdJaqZ/j9KQIglz8AAAD//wMAUEsBAi0AFAAGAAgAAAAhANvh9svuAAAAhQEAABMAAAAA AAAAAAAAAAAAAAAAAFtDb250ZW50X1R5cGVzXS54bWxQSwECLQAUAAYACAAAACEAWvQsW78AAAAV AQAACwAAAAAAAAAAAAAAAAAfAQAAX3JlbHMvLnJlbHNQSwECLQAUAAYACAAAACEAqmxAXskAAADj AAAADwAAAAAAAAAAAAAAAAAHAgAAZHJzL2Rvd25yZXYueG1sUEsFBgAAAAADAAMAtwAAAP0CAAAA AA== ">
+                        <v:rect id="Rectangle 703652888" o:spid="_x0000_s1034" style="position:absolute;left:19352;top:36174;width:68215;height:3252;visibility:visible;mso-wrap-style:square;v-text-anchor:middle" o:gfxdata="UEsDBBQABgAIAAAAIQDb4fbL7gAAAIUBAAATAAAAW0NvbnRlbnRfVHlwZXNdLnhtbHyQz07DMAyH 70i8Q+QralM4IITa7kDhCAiNB7ASt43WOlEcyvb2pNu4IODoPz9/n1xv9vOkForiPDdwXVagiI23 jocG3rdPxR0oScgWJ8/UwIEENu3lRb09BBKV0ywNjCmFe63FjDSjlD4Q50nv44wpl3HQAc0OB9I3 VXWrjedEnIq03oC27qjHjympx31un0wiTQLq4bS4shrAECZnMGVTvbD9QSnOhDInjzsyuiBXWQP0 r4R18jfgnHvJr4nOknrFmJ5xzhraRtHWf3Kkpfz/yGo5S+H73hkquyhdjr3R8m2lj09svwAAAP// AwBQSwMEFAAGAAgAAAAhAFr0LFu/AAAAFQEAAAsAAABfcmVscy8ucmVsc2zPwWrDMAwG4Ptg72B0 X5TuUMaI01uh19I+gLGVxCy2jGSy9e1nemrHjpL4P0nD4SetZiPRyNnCruvBUPYcYp4tXC/Htw8w Wl0ObuVMFm6kcBhfX4Yzra62kC6xqGlKVgtLreUTUf1CyWnHhXKbTCzJ1VbKjMX5LzcTvvf9HuXR gPHJNKdgQU5hB+ZyK23zHztFL6w81c5zQp6m6P9TMfB3PtPWFCczVQtB9N4U2rp2HOA44NMz4y8A AAD//wMAUEsDBBQABgAIAAAAIQCGpmEBxgAAAOIAAAAPAAAAZHJzL2Rvd25yZXYueG1sRE/dTsIw FL438R2aY+KddEwdY1AIEE3UKxk8wGE9rAvr6VgLzLe3FyZefvn+58vBtuJKvW8cKxiPEhDEldMN 1wr2u/enHIQPyBpbx6TghzwsF/d3cyy0u/GWrmWoRQxhX6ACE0JXSOkrQxb9yHXEkTu63mKIsK+l 7vEWw20r0yTJpMWGY4PBjjaGqlN5sQq+Xxylb6lfl7WdmuGw+/o8Y6bU48OwmoEINIR/8Z/7QyuY JM/Za5rncXO8FO+AXPwCAAD//wMAUEsBAi0AFAAGAAgAAAAhANvh9svuAAAAhQEAABMAAAAAAAAA AAAAAAAAAAAAAFtDb250ZW50X1R5cGVzXS54bWxQSwECLQAUAAYACAAAACEAWvQsW78AAAAVAQAA CwAAAAAAAAAAAAAAAAAfAQAAX3JlbHMvLnJlbHNQSwECLQAUAAYACAAAACEAhqZhAcYAAADiAAAA DwAAAAAAAAAAAAAAAAAHAgAAZHJzL2Rvd25yZXYueG1sUEsFBgAAAAADAAMAtwAAAPoCAAAAAA== " filled="f" stroked="f">
                           <v:textbox inset="2.53958mm,2.53958mm,2.53958mm,2.53958mm">
                             <w:txbxContent>
                               <w:p>
@@ -437,8 +437,8 @@
                             </w:txbxContent>
                           </v:textbox>
                         </v:rect>
-                        <v:group id="Group 1406084470" o:spid="_x0000_s1035" style="position:absolute;left:19352;top:36174;width:68215;height:3251" coordorigin="3300,30964" coordsize="91684,4227" o:gfxdata="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">
-                          <v:rect id="Rectangle 1927295495" o:spid="_x0000_s1036" style="position:absolute;left:3300;top:30964;width:91684;height:4227;visibility:visible;mso-wrap-style:square;v-text-anchor:middle" o:gfxdata="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" filled="f" stroked="f">
+                        <v:group id="Group 1406084470" o:spid="_x0000_s1035" style="position:absolute;left:19352;top:36174;width:68215;height:3251" coordorigin="3300,30964" coordsize="91684,4227" o:gfxdata="UEsDBBQABgAIAAAAIQDb4fbL7gAAAIUBAAATAAAAW0NvbnRlbnRfVHlwZXNdLnhtbHyQz07DMAyH 70i8Q+QralM4IITa7kDhCAiNB7ASt43WOlEcyvb2pNu4IODoPz9/n1xv9vOkForiPDdwXVagiI23 jocG3rdPxR0oScgWJ8/UwIEENu3lRb09BBKV0ywNjCmFe63FjDSjlD4Q50nv44wpl3HQAc0OB9I3 VXWrjedEnIq03oC27qjHjympx31un0wiTQLq4bS4shrAECZnMGVTvbD9QSnOhDInjzsyuiBXWQP0 r4R18jfgnHvJr4nOknrFmJ5xzhraRtHWf3Kkpfz/yGo5S+H73hkquyhdjr3R8m2lj09svwAAAP// AwBQSwMEFAAGAAgAAAAhAFr0LFu/AAAAFQEAAAsAAABfcmVscy8ucmVsc2zPwWrDMAwG4Ptg72B0 X5TuUMaI01uh19I+gLGVxCy2jGSy9e1nemrHjpL4P0nD4SetZiPRyNnCruvBUPYcYp4tXC/Htw8w Wl0ObuVMFm6kcBhfX4Yzra62kC6xqGlKVgtLreUTUf1CyWnHhXKbTCzJ1VbKjMX5LzcTvvf9HuXR gPHJNKdgQU5hB+ZyK23zHztFL6w81c5zQp6m6P9TMfB3PtPWFCczVQtB9N4U2rp2HOA44NMz4y8A AAD//wMAUEsDBBQABgAIAAAAIQCUqTdQzAAAAOMAAAAPAAAAZHJzL2Rvd25yZXYueG1sRI9BS8NA EIXvgv9hGcGb3Y3GWmK3pRQVD6VgK4i3ITtNQrOzIbsm6b93DoLHmXnz3vuW68m3aqA+NoEtZDMD irgMruHKwufx9W4BKiZkh21gsnChCOvV9dUSCxdG/qDhkColJhwLtFCn1BVax7Imj3EWOmK5nULv McnYV9r1OIq5b/W9MXPtsWFJqLGjbU3l+fDjLbyNOG4espdhdz5tL9/Hx/3XLiNrb2+mzTOoRFP6 F/99vzupn5u5WeT5k1AIkyxAr34BAAD//wMAUEsBAi0AFAAGAAgAAAAhANvh9svuAAAAhQEAABMA AAAAAAAAAAAAAAAAAAAAAFtDb250ZW50X1R5cGVzXS54bWxQSwECLQAUAAYACAAAACEAWvQsW78A AAAVAQAACwAAAAAAAAAAAAAAAAAfAQAAX3JlbHMvLnJlbHNQSwECLQAUAAYACAAAACEAlKk3UMwA AADjAAAADwAAAAAAAAAAAAAAAAAHAgAAZHJzL2Rvd25yZXYueG1sUEsFBgAAAAADAAMAtwAAAAAD AAAAAA== ">
+                          <v:rect id="Rectangle 1927295495" o:spid="_x0000_s1036" style="position:absolute;left:3300;top:30964;width:91684;height:4227;visibility:visible;mso-wrap-style:square;v-text-anchor:middle" o:gfxdata="UEsDBBQABgAIAAAAIQDb4fbL7gAAAIUBAAATAAAAW0NvbnRlbnRfVHlwZXNdLnhtbHyQz07DMAyH 70i8Q+QralM4IITa7kDhCAiNB7ASt43WOlEcyvb2pNu4IODoPz9/n1xv9vOkForiPDdwXVagiI23 jocG3rdPxR0oScgWJ8/UwIEENu3lRb09BBKV0ywNjCmFe63FjDSjlD4Q50nv44wpl3HQAc0OB9I3 VXWrjedEnIq03oC27qjHjympx31un0wiTQLq4bS4shrAECZnMGVTvbD9QSnOhDInjzsyuiBXWQP0 r4R18jfgnHvJr4nOknrFmJ5xzhraRtHWf3Kkpfz/yGo5S+H73hkquyhdjr3R8m2lj09svwAAAP// AwBQSwMEFAAGAAgAAAAhAFr0LFu/AAAAFQEAAAsAAABfcmVscy8ucmVsc2zPwWrDMAwG4Ptg72B0 X5TuUMaI01uh19I+gLGVxCy2jGSy9e1nemrHjpL4P0nD4SetZiPRyNnCruvBUPYcYp4tXC/Htw8w Wl0ObuVMFm6kcBhfX4Yzra62kC6xqGlKVgtLreUTUf1CyWnHhXKbTCzJ1VbKjMX5LzcTvvf9HuXR gPHJNKdgQU5hB+ZyK23zHztFL6w81c5zQp6m6P9TMfB3PtPWFCczVQtB9N4U2rp2HOA44NMz4y8A AAD//wMAUEsDBBQABgAIAAAAIQDJG1dZxgAAAOMAAAAPAAAAZHJzL2Rvd25yZXYueG1sRE9fT8Iw EH8n8Ts0Z8KbdDaAbFCIEk3UJx18gGM91oX1OtcK89tbExMe7/f/VpvBteJMfWg8a7ifZCCIK28a rjXsdy93CxAhIhtsPZOGHwqwWd+MVlgYf+FPOpexFimEQ4EabIxdIWWoLDkME98RJ+7oe4cxnX0t TY+XFO5aqbJsLh02nBosdrS1VJ3Kb6fhY+pJPavwVNYut8Nh9/72hXOtx7fD4xJEpCFexf/uV5Pm 5+pB5bNpPoO/nxIAcv0LAAD//wMAUEsBAi0AFAAGAAgAAAAhANvh9svuAAAAhQEAABMAAAAAAAAA AAAAAAAAAAAAAFtDb250ZW50X1R5cGVzXS54bWxQSwECLQAUAAYACAAAACEAWvQsW78AAAAVAQAA CwAAAAAAAAAAAAAAAAAfAQAAX3JlbHMvLnJlbHNQSwECLQAUAAYACAAAACEAyRtXWcYAAADjAAAA DwAAAAAAAAAAAAAAAAAHAgAAZHJzL2Rvd25yZXYueG1sUEsFBgAAAAADAAMAtwAAAPoCAAAAAA== " filled="f" stroked="f">
                             <v:textbox inset="2.53958mm,2.53958mm,2.53958mm,2.53958mm">
                               <w:txbxContent>
                                 <w:p>
@@ -450,7 +450,7 @@
                               </w:txbxContent>
                             </v:textbox>
                           </v:rect>
-                          <v:oval id="Oval 250757587" o:spid="_x0000_s1037" style="position:absolute;left:90757;top:30964;width:4227;height:4227;visibility:visible;mso-wrap-style:square;v-text-anchor:middle" o:gfxdata="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" fillcolor="#f4a11e" stroked="f">
+                          <v:oval id="Oval 250757587" o:spid="_x0000_s1037" style="position:absolute;left:90757;top:30964;width:4227;height:4227;visibility:visible;mso-wrap-style:square;v-text-anchor:middle" o:gfxdata="UEsDBBQABgAIAAAAIQDb4fbL7gAAAIUBAAATAAAAW0NvbnRlbnRfVHlwZXNdLnhtbHyQz07DMAyH 70i8Q+QralM4IITa7kDhCAiNB7ASt43WOlEcyvb2pNu4IODoPz9/n1xv9vOkForiPDdwXVagiI23 jocG3rdPxR0oScgWJ8/UwIEENu3lRb09BBKV0ywNjCmFe63FjDSjlD4Q50nv44wpl3HQAc0OB9I3 VXWrjedEnIq03oC27qjHjympx31un0wiTQLq4bS4shrAECZnMGVTvbD9QSnOhDInjzsyuiBXWQP0 r4R18jfgnHvJr4nOknrFmJ5xzhraRtHWf3Kkpfz/yGo5S+H73hkquyhdjr3R8m2lj09svwAAAP// AwBQSwMEFAAGAAgAAAAhAFr0LFu/AAAAFQEAAAsAAABfcmVscy8ucmVsc2zPwWrDMAwG4Ptg72B0 X5TuUMaI01uh19I+gLGVxCy2jGSy9e1nemrHjpL4P0nD4SetZiPRyNnCruvBUPYcYp4tXC/Htw8w Wl0ObuVMFm6kcBhfX4Yzra62kC6xqGlKVgtLreUTUf1CyWnHhXKbTCzJ1VbKjMX5LzcTvvf9HuXR gPHJNKdgQU5hB+ZyK23zHztFL6w81c5zQp6m6P9TMfB3PtPWFCczVQtB9N4U2rp2HOA44NMz4y8A AAD//wMAUEsDBBQABgAIAAAAIQA813wYyQAAAOIAAAAPAAAAZHJzL2Rvd25yZXYueG1sRI9RS8NA EITfhf6HYwVfxG5aSFPSXkspBBRFNLbvS25NQnN7MXdt47/3BMHHYWa+Ydbb0XbqwoNvnWiYTRNQ LJUzrdQaDh/FwxKUDySGOies4Zs9bDeTmzXlxl3lnS9lqFWEiM9JQxNCnyP6qmFLfup6luh9usFS iHKo0Qx0jXDb4TxJFmiplbjQUM/7hqtTebYa8P6J8a0vsfh6xuN58XJ8pVOh9d3tuFuBCjyG//Bf +9FomKdJlmbpMoPfS/EO4OYHAAD//wMAUEsBAi0AFAAGAAgAAAAhANvh9svuAAAAhQEAABMAAAAA AAAAAAAAAAAAAAAAAFtDb250ZW50X1R5cGVzXS54bWxQSwECLQAUAAYACAAAACEAWvQsW78AAAAV AQAACwAAAAAAAAAAAAAAAAAfAQAAX3JlbHMvLnJlbHNQSwECLQAUAAYACAAAACEAPNd8GMkAAADi AAAADwAAAAAAAAAAAAAAAAAHAgAAZHJzL2Rvd25yZXYueG1sUEsFBgAAAAADAAMAtwAAAP0CAAAA AA== " fillcolor="#f4a11e" stroked="f">
                             <v:textbox inset="2.53958mm,2.53958mm,2.53958mm,2.53958mm">
                               <w:txbxContent>
                                 <w:p>
@@ -462,7 +462,7 @@
                               </w:txbxContent>
                             </v:textbox>
                           </v:oval>
-                          <v:oval id="Oval 25844304" o:spid="_x0000_s1038" style="position:absolute;left:3300;top:30964;width:4227;height:4227;visibility:visible;mso-wrap-style:square;v-text-anchor:middle" o:gfxdata="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" fillcolor="#f4a11e" stroked="f">
+                          <v:oval id="Oval 25844304" o:spid="_x0000_s1038" style="position:absolute;left:3300;top:30964;width:4227;height:4227;visibility:visible;mso-wrap-style:square;v-text-anchor:middle" o:gfxdata="UEsDBBQABgAIAAAAIQDb4fbL7gAAAIUBAAATAAAAW0NvbnRlbnRfVHlwZXNdLnhtbHyQz07DMAyH 70i8Q+QralM4IITa7kDhCAiNB7ASt43WOlEcyvb2pNu4IODoPz9/n1xv9vOkForiPDdwXVagiI23 jocG3rdPxR0oScgWJ8/UwIEENu3lRb09BBKV0ywNjCmFe63FjDSjlD4Q50nv44wpl3HQAc0OB9I3 VXWrjedEnIq03oC27qjHjympx31un0wiTQLq4bS4shrAECZnMGVTvbD9QSnOhDInjzsyuiBXWQP0 r4R18jfgnHvJr4nOknrFmJ5xzhraRtHWf3Kkpfz/yGo5S+H73hkquyhdjr3R8m2lj09svwAAAP// AwBQSwMEFAAGAAgAAAAhAFr0LFu/AAAAFQEAAAsAAABfcmVscy8ucmVsc2zPwWrDMAwG4Ptg72B0 X5TuUMaI01uh19I+gLGVxCy2jGSy9e1nemrHjpL4P0nD4SetZiPRyNnCruvBUPYcYp4tXC/Htw8w Wl0ObuVMFm6kcBhfX4Yzra62kC6xqGlKVgtLreUTUf1CyWnHhXKbTCzJ1VbKjMX5LzcTvvf9HuXR gPHJNKdgQU5hB+ZyK23zHztFL6w81c5zQp6m6P9TMfB3PtPWFCczVQtB9N4U2rp2HOA44NMz4y8A AAD//wMAUEsDBBQABgAIAAAAIQAPfW2myQAAAOEAAAAPAAAAZHJzL2Rvd25yZXYueG1sRI9RS8NA EITfC/6HY4W+SLuxxlLSXosUAooimrbvS25NQnN7MXdt47/3BKGPw8x8w6w2g23VmXvfONFwP01A sZTONFJp2O/yyQKUDySGWies4Yc9bNY3oxVlxl3kk89FqFSEiM9IQx1ClyH6smZLfuo6luh9ud5S iLKv0PR0iXDb4ixJ5mipkbhQU8fbmstjcbIa8O6F8aMrMP9+xcNp/nZ4p2Ou9fh2eFqCCjyEa/i/ /Ww0zB4XafqQpPD3KL4BXP8CAAD//wMAUEsBAi0AFAAGAAgAAAAhANvh9svuAAAAhQEAABMAAAAA AAAAAAAAAAAAAAAAAFtDb250ZW50X1R5cGVzXS54bWxQSwECLQAUAAYACAAAACEAWvQsW78AAAAV AQAACwAAAAAAAAAAAAAAAAAfAQAAX3JlbHMvLnJlbHNQSwECLQAUAAYACAAAACEAD31tpskAAADh AAAADwAAAAAAAAAAAAAAAAAHAgAAZHJzL2Rvd25yZXYueG1sUEsFBgAAAAADAAMAtwAAAP0CAAAA AA== " fillcolor="#f4a11e" stroked="f">
                             <v:textbox inset="2.53958mm,2.53958mm,2.53958mm,2.53958mm">
                               <w:txbxContent>
                                 <w:p>
@@ -474,7 +474,7 @@
                               </w:txbxContent>
                             </v:textbox>
                           </v:oval>
-                          <v:rect id="Rectangle 1685244827" o:spid="_x0000_s1039" style="position:absolute;left:5402;top:30964;width:87450;height:4227;visibility:visible;mso-wrap-style:square;v-text-anchor:middle" o:gfxdata="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" fillcolor="#f4a11e" stroked="f">
+                          <v:rect id="Rectangle 1685244827" o:spid="_x0000_s1039" style="position:absolute;left:5402;top:30964;width:87450;height:4227;visibility:visible;mso-wrap-style:square;v-text-anchor:middle" o:gfxdata="UEsDBBQABgAIAAAAIQDb4fbL7gAAAIUBAAATAAAAW0NvbnRlbnRfVHlwZXNdLnhtbHyQz07DMAyH 70i8Q+QralM4IITa7kDhCAiNB7ASt43WOlEcyvb2pNu4IODoPz9/n1xv9vOkForiPDdwXVagiI23 jocG3rdPxR0oScgWJ8/UwIEENu3lRb09BBKV0ywNjCmFe63FjDSjlD4Q50nv44wpl3HQAc0OB9I3 VXWrjedEnIq03oC27qjHjympx31un0wiTQLq4bS4shrAECZnMGVTvbD9QSnOhDInjzsyuiBXWQP0 r4R18jfgnHvJr4nOknrFmJ5xzhraRtHWf3Kkpfz/yGo5S+H73hkquyhdjr3R8m2lj09svwAAAP// AwBQSwMEFAAGAAgAAAAhAFr0LFu/AAAAFQEAAAsAAABfcmVscy8ucmVsc2zPwWrDMAwG4Ptg72B0 X5TuUMaI01uh19I+gLGVxCy2jGSy9e1nemrHjpL4P0nD4SetZiPRyNnCruvBUPYcYp4tXC/Htw8w Wl0ObuVMFm6kcBhfX4Yzra62kC6xqGlKVgtLreUTUf1CyWnHhXKbTCzJ1VbKjMX5LzcTvvf9HuXR gPHJNKdgQU5hB+ZyK23zHztFL6w81c5zQp6m6P9TMfB3PtPWFCczVQtB9N4U2rp2HOA44NMz4y8A AAD//wMAUEsDBBQABgAIAAAAIQAIYusUyQAAAOMAAAAPAAAAZHJzL2Rvd25yZXYueG1sRE+9TsMw EN6ReAfrkNiogwlpSOtWCAmJgQHSdmA7xdckEJ9D7KTp22MkJMb7/m+9nW0nJhp861jD7SIBQVw5 03KtYb97vslB+IBssHNMGs7kYbu5vFhjYdyJ32kqQy1iCPsCNTQh9IWUvmrIol+4njhyRzdYDPEc amkGPMVw20mVJJm02HJsaLCnp4aqr3K0Gh6mVn1833U2O8yp+ixfR3N+G7W+vpofVyACzeFf/Od+ MXF+lt+rNM3VEn5/igDIzQ8AAAD//wMAUEsBAi0AFAAGAAgAAAAhANvh9svuAAAAhQEAABMAAAAA AAAAAAAAAAAAAAAAAFtDb250ZW50X1R5cGVzXS54bWxQSwECLQAUAAYACAAAACEAWvQsW78AAAAV AQAACwAAAAAAAAAAAAAAAAAfAQAAX3JlbHMvLnJlbHNQSwECLQAUAAYACAAAACEACGLrFMkAAADj AAAADwAAAAAAAAAAAAAAAAAHAgAAZHJzL2Rvd25yZXYueG1sUEsFBgAAAAADAAMAtwAAAP0CAAAA AA== " fillcolor="#f4a11e" stroked="f">
                             <v:textbox inset="2.53958mm,2.53958mm,2.53958mm,2.53958mm">
                               <w:txbxContent>
                                 <w:p>
@@ -799,7 +799,7 @@
                 <w:sz w:val="20"/>
                 <w:szCs w:val="20"/>
               </w:rPr>
-              <w:t xml:space="preserve">Unit 551 — Managing a Project</w:t>
+              <w:t xml:space="preserve">Unit 551: Managing a Project</w:t>
             </w:r>
           </w:p>
         </w:tc>
@@ -2645,9 +2645,9 @@
           </mc:Choice>
           <mc:Fallback>
             <w:pict>
-              <v:group w14:anchorId="45A5222C" id="Group 1" o:spid="_x0000_s1040" style="width:537.1pt;height:28.45pt;mso-position-horizontal-relative:char;mso-position-vertical-relative:line" coordorigin="19352,35994" coordsize="68214,3610" o:gfxdata="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">
-                <v:group id="Group 726197065" o:spid="_x0000_s1041" style="position:absolute;left:19352;top:35994;width:68215;height:3611" coordorigin="19352,36089" coordsize="68214,3420" o:gfxdata="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">
-                  <v:rect id="Rectangle 295482169" o:spid="_x0000_s1042" style="position:absolute;left:19352;top:36089;width:68215;height:3421;visibility:visible;mso-wrap-style:square;v-text-anchor:middle" o:gfxdata="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" filled="f" stroked="f">
+              <v:group w14:anchorId="45A5222C" id="Group 1" o:spid="_x0000_s1040" style="width:537.1pt;height:28.45pt;mso-position-horizontal-relative:char;mso-position-vertical-relative:line" coordorigin="19352,35994" coordsize="68214,3610" o:gfxdata="UEsDBBQABgAIAAAAIQC2gziS/gAAAOEBAAATAAAAW0NvbnRlbnRfVHlwZXNdLnhtbJSRQU7DMBBF 90jcwfIWJU67QAgl6YK0S0CoHGBkTxKLZGx5TGhvj5O2G0SRWNoz/78nu9wcxkFMGNg6quQqL6RA 0s5Y6ir5vt9lD1JwBDIwOMJKHpHlpr69KfdHjyxSmriSfYz+USnWPY7AufNIadK6MEJMx9ApD/oD OlTrorhX2lFEilmcO2RdNtjC5xDF9pCuTyYBB5bi6bQ4syoJ3g9WQ0ymaiLzg5KdCXlKLjvcW893 SUOqXwnz5DrgnHtJTxOsQfEKIT7DmDSUCaxw7Rqn8787ZsmRM9e2VmPeBN4uqYvTtW7jvijg9N/y JsXecLq0q+WD6m8AAAD//wMAUEsDBBQABgAIAAAAIQA4/SH/1gAAAJQBAAALAAAAX3JlbHMvLnJl bHOkkMFqwzAMhu+DvYPRfXGawxijTi+j0GvpHsDYimMaW0Yy2fr2M4PBMnrbUb/Q94l/f/hMi1qR JVI2sOt6UJgd+ZiDgffL8ekFlFSbvV0oo4EbChzGx4f9GRdb25HMsYhqlCwG5lrLq9biZkxWOiqY 22YiTra2kYMu1l1tQD30/bPm3wwYN0x18gb45AdQl1tp5j/sFB2T0FQ7R0nTNEV3j6o9feQzro1i OWA14Fm+Q8a1a8+Bvu/d/dMb2JY5uiPbhG/ktn4cqGU/er3pcvwCAAD//wMAUEsDBBQABgAIAAAA IQCrAjKLNgQAALEYAAAOAAAAZHJzL2Uyb0RvYy54bWzsWdFu2zYUfR+wfyD0vpikJEoU4hRF2wQD ijVotw+gZckWIIkaqcTO3++SkkzJsZs6RdO5SB4c8ZKm7j08516SvnyzrUp0nyldyHrukQvsoaxO 5bKoV3Pvn7+v/4g9pFtRL0Up62zuPWTae3P1+2+XmybJqFzLcpkpBJPUOtk0c2/dtk0ym+l0nVVC X8gmq6Ezl6oSLTTVarZUYgOzV+WMYsxmG6mWjZJppjVY33ed3pWdP8+ztP2U5zprUTn3wLfWfir7 uTCfs6tLkayUaNZF2rshnuFFJYoaXrqb6r1oBbpTxaOpqiJVUsu8vUhlNZN5XqSZjQGiIXgvmhsl 7xobyyrZrJodTADtHk7Pnjb96/5GNV+aWwVIbJoVYGFbJpZtrirzH7xEWwvZww6ybNuiFIwspiQg gYdS6PMZwZR2mKZrAN58jXA/pFHoITMg5DyAZ4t6uv4wniSE5RkmgWcYMhtcmE0c2zU6hyGCW4WK 5dyLKCM8wgzeVYsKyGbxQ87ch3hCzNZ57jvnY945/8z4GY75U/EHFD8RP0hFOzbo72PDl7VoMksy nTgsKQ8DWFrGByw/g5REvSoz5LosnvZbOwLpRAOXDrBnQoMxDBMkdyR4DIJIGqXbm0xWyDzMPQUe Wc2J+4+67fgyDDEO1PK6KEuwi6SsJwYglrEArQZ3zVO7XWwtj2KzxMaykMsH4JZu0usCXvlR6PZW KMgPxEMbyBlzT/97J1TmofLPGpaBk4AC+dpxQ40bi3FD1OlaQipKW+WhrvGutampc/btXSvzwgbm nOm9hvUfyXVfCCTgEWPED0CXYyWM7DbClVnwb5X/RApmAXmfPScLuEsFsICUDEI/lArGHDiWCh6z YD8VvIQUcBjggFAfSlmH5kgLrq/nDCD6S4nB5jvHv/MTA418n8c0oMPqdVXBmV+lcGDrcbgqkDg0 2Z+xaADTSWHU94tKgdiEd85aiEIGCSvCsKEZ1wVn/h9ogUQB7ivLsbJAQ9j6f3WH+AJlgYAQKMGx qfj7ZWHU93wtjICYlNjdHukxDC+3RyK2tp+zFnzYDREWRLCXG2vBmb9XC7B+JPraaYGGhLG9LZLv Y/jrzhuYM7OfBD9E4qQATseB3x+WAkqjny+FOIrjmPL4QFVwXacI4RgKgw4sBkZ45sB4AIMX1IE9 7p6FDl4iJ2Kf8xDjeLdV/nQvSkSc+RQWcByFkWG6uTkYi2GgQb/y38yCrCyLRpvDrkiOHBq1LIul OTeaMVqtFu9KhSCGuXcdvCXkQ191JsNOO10S38zxypjuzobwmFPiE1PUujTcMcaZT2HMU3njPAkT vBLGXUwBYZgfRSxkA2FGRxDXdwpr4HhPI6hdx9JMHAWQ045X3JOrzSR7/JgkY7cNZ5Bk3H2Ovdnq 759PeIZ7cRg9uXgft+1M7peGq/8AAAD//wMAUEsDBBQABgAIAAAAIQAnvQwy3QAAAAUBAAAPAAAA ZHJzL2Rvd25yZXYueG1sTI9Ba8JAEIXvhf6HZQre6ia22ppmIyK2JxGqheJtzI5JMDsbsmsS/33X XtrLwOM93vsmXQymFh21rrKsIB5HIIhzqysuFHzt3x9fQTiPrLG2TAqu5GCR3d+lmGjb8yd1O1+I UMIuQQWl900ipctLMujGtiEO3sm2Bn2QbSF1i30oN7WcRNFMGqw4LJTY0Kqk/Ly7GAUfPfbLp3jd bc6n1fWwn26/NzEpNXoYlm8gPA3+Lww3/IAOWWA62gtrJ2oF4RH/e29e9PI8AXFUMJ3NQWap/E+f /QAAAP//AwBQSwECLQAUAAYACAAAACEAtoM4kv4AAADhAQAAEwAAAAAAAAAAAAAAAAAAAAAAW0Nv bnRlbnRfVHlwZXNdLnhtbFBLAQItABQABgAIAAAAIQA4/SH/1gAAAJQBAAALAAAAAAAAAAAAAAAA AC8BAABfcmVscy8ucmVsc1BLAQItABQABgAIAAAAIQCrAjKLNgQAALEYAAAOAAAAAAAAAAAAAAAA AC4CAABkcnMvZTJvRG9jLnhtbFBLAQItABQABgAIAAAAIQAnvQwy3QAAAAUBAAAPAAAAAAAAAAAA AAAAAJAGAABkcnMvZG93bnJldi54bWxQSwUGAAAAAAQABADzAAAAmgcAAAAA ">
+                <v:group id="Group 726197065" o:spid="_x0000_s1041" style="position:absolute;left:19352;top:35994;width:68215;height:3611" coordorigin="19352,36089" coordsize="68214,3420" o:gfxdata="UEsDBBQABgAIAAAAIQDb4fbL7gAAAIUBAAATAAAAW0NvbnRlbnRfVHlwZXNdLnhtbHyQz07DMAyH 70i8Q+QralM4IITa7kDhCAiNB7ASt43WOlEcyvb2pNu4IODoPz9/n1xv9vOkForiPDdwXVagiI23 jocG3rdPxR0oScgWJ8/UwIEENu3lRb09BBKV0ywNjCmFe63FjDSjlD4Q50nv44wpl3HQAc0OB9I3 VXWrjedEnIq03oC27qjHjympx31un0wiTQLq4bS4shrAECZnMGVTvbD9QSnOhDInjzsyuiBXWQP0 r4R18jfgnHvJr4nOknrFmJ5xzhraRtHWf3Kkpfz/yGo5S+H73hkquyhdjr3R8m2lj09svwAAAP// AwBQSwMEFAAGAAgAAAAhAFr0LFu/AAAAFQEAAAsAAABfcmVscy8ucmVsc2zPwWrDMAwG4Ptg72B0 X5TuUMaI01uh19I+gLGVxCy2jGSy9e1nemrHjpL4P0nD4SetZiPRyNnCruvBUPYcYp4tXC/Htw8w Wl0ObuVMFm6kcBhfX4Yzra62kC6xqGlKVgtLreUTUf1CyWnHhXKbTCzJ1VbKjMX5LzcTvvf9HuXR gPHJNKdgQU5hB+ZyK23zHztFL6w81c5zQp6m6P9TMfB3PtPWFCczVQtB9N4U2rp2HOA44NMz4y8A AAD//wMAUEsDBBQABgAIAAAAIQCi5Z0qygAAAOIAAAAPAAAAZHJzL2Rvd25yZXYueG1sRI9Ba8JA FITvhf6H5Qm91U0sxhpdRaQVDyJUBfH2yD6TYPZtyG6T+O9dodDjMDPfMPNlbyrRUuNKywriYQSC OLO65FzB6fj9/gnCeWSNlWVScCcHy8XryxxTbTv+ofbgcxEg7FJUUHhfp1K6rCCDbmhr4uBdbWPQ B9nkUjfYBbip5CiKEmmw5LBQYE3rgrLb4dco2HTYrT7ir3Z3u67vl+N4f97FpNTboF/NQHjq/X/4 r73VCiajJJ5OomQMz0vhDsjFAwAA//8DAFBLAQItABQABgAIAAAAIQDb4fbL7gAAAIUBAAATAAAA AAAAAAAAAAAAAAAAAABbQ29udGVudF9UeXBlc10ueG1sUEsBAi0AFAAGAAgAAAAhAFr0LFu/AAAA FQEAAAsAAAAAAAAAAAAAAAAAHwEAAF9yZWxzLy5yZWxzUEsBAi0AFAAGAAgAAAAhAKLlnSrKAAAA 4gAAAA8AAAAAAAAAAAAAAAAABwIAAGRycy9kb3ducmV2LnhtbFBLBQYAAAAAAwADALcAAAD+AgAA AAA= ">
+                  <v:rect id="Rectangle 295482169" o:spid="_x0000_s1042" style="position:absolute;left:19352;top:36089;width:68215;height:3421;visibility:visible;mso-wrap-style:square;v-text-anchor:middle" o:gfxdata="UEsDBBQABgAIAAAAIQDb4fbL7gAAAIUBAAATAAAAW0NvbnRlbnRfVHlwZXNdLnhtbHyQz07DMAyH 70i8Q+QralM4IITa7kDhCAiNB7ASt43WOlEcyvb2pNu4IODoPz9/n1xv9vOkForiPDdwXVagiI23 jocG3rdPxR0oScgWJ8/UwIEENu3lRb09BBKV0ywNjCmFe63FjDSjlD4Q50nv44wpl3HQAc0OB9I3 VXWrjedEnIq03oC27qjHjympx31un0wiTQLq4bS4shrAECZnMGVTvbD9QSnOhDInjzsyuiBXWQP0 r4R18jfgnHvJr4nOknrFmJ5xzhraRtHWf3Kkpfz/yGo5S+H73hkquyhdjr3R8m2lj09svwAAAP// AwBQSwMEFAAGAAgAAAAhAFr0LFu/AAAAFQEAAAsAAABfcmVscy8ucmVsc2zPwWrDMAwG4Ptg72B0 X5TuUMaI01uh19I+gLGVxCy2jGSy9e1nemrHjpL4P0nD4SetZiPRyNnCruvBUPYcYp4tXC/Htw8w Wl0ObuVMFm6kcBhfX4Yzra62kC6xqGlKVgtLreUTUf1CyWnHhXKbTCzJ1VbKjMX5LzcTvvf9HuXR gPHJNKdgQU5hB+ZyK23zHztFL6w81c5zQp6m6P9TMfB3PtPWFCczVQtB9N4U2rp2HOA44NMz4y8A AAD//wMAUEsDBBQABgAIAAAAIQDAOrfoyQAAAOIAAAAPAAAAZHJzL2Rvd25yZXYueG1sRI/BTsMw EETvSPyDtUi9UadWiZpQt4KqlYATpHzAEi9xRLxOY7dN/75GQuI4mpk3muV6dJ040RBazxpm0wwE ce1Ny42Gz/3ufgEiRGSDnWfScKEA69XtzRJL48/8QacqNiJBOJSowcbYl1KG2pLDMPU9cfK+/eAw Jjk00gx4TnDXSZVluXTYclqw2NPGUv1THZ2G97kntVXhuWpcYcev/dvrAXOtJ3fj0yOISGP8D/+1 X4wGVTzMF2qWF/B7Kd0BuboCAAD//wMAUEsBAi0AFAAGAAgAAAAhANvh9svuAAAAhQEAABMAAAAA AAAAAAAAAAAAAAAAAFtDb250ZW50X1R5cGVzXS54bWxQSwECLQAUAAYACAAAACEAWvQsW78AAAAV AQAACwAAAAAAAAAAAAAAAAAfAQAAX3JlbHMvLnJlbHNQSwECLQAUAAYACAAAACEAwDq36MkAAADi AAAADwAAAAAAAAAAAAAAAAAHAgAAZHJzL2Rvd25yZXYueG1sUEsFBgAAAAADAAMAtwAAAP0CAAAA AA== " filled="f" stroked="f">
                     <v:textbox inset="2.53958mm,2.53958mm,2.53958mm,2.53958mm">
                       <w:txbxContent>
                         <w:p>
@@ -2659,8 +2659,8 @@
                       </w:txbxContent>
                     </v:textbox>
                   </v:rect>
-                  <v:group id="Group 1497661344" o:spid="_x0000_s1043" style="position:absolute;left:19352;top:36089;width:68215;height:3421" coordorigin="19352,36089" coordsize="68214,3420" o:gfxdata="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">
-                    <v:rect id="Rectangle 2054041238" o:spid="_x0000_s1044" style="position:absolute;left:19352;top:36089;width:68215;height:3421;visibility:visible;mso-wrap-style:square;v-text-anchor:middle" o:gfxdata="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" filled="f" stroked="f">
+                  <v:group id="Group 1497661344" o:spid="_x0000_s1043" style="position:absolute;left:19352;top:36089;width:68215;height:3421" coordorigin="19352,36089" coordsize="68214,3420" o:gfxdata="UEsDBBQABgAIAAAAIQDb4fbL7gAAAIUBAAATAAAAW0NvbnRlbnRfVHlwZXNdLnhtbHyQz07DMAyH 70i8Q+QralM4IITa7kDhCAiNB7ASt43WOlEcyvb2pNu4IODoPz9/n1xv9vOkForiPDdwXVagiI23 jocG3rdPxR0oScgWJ8/UwIEENu3lRb09BBKV0ywNjCmFe63FjDSjlD4Q50nv44wpl3HQAc0OB9I3 VXWrjedEnIq03oC27qjHjympx31un0wiTQLq4bS4shrAECZnMGVTvbD9QSnOhDInjzsyuiBXWQP0 r4R18jfgnHvJr4nOknrFmJ5xzhraRtHWf3Kkpfz/yGo5S+H73hkquyhdjr3R8m2lj09svwAAAP// AwBQSwMEFAAGAAgAAAAhAFr0LFu/AAAAFQEAAAsAAABfcmVscy8ucmVsc2zPwWrDMAwG4Ptg72B0 X5TuUMaI01uh19I+gLGVxCy2jGSy9e1nemrHjpL4P0nD4SetZiPRyNnCruvBUPYcYp4tXC/Htw8w Wl0ObuVMFm6kcBhfX4Yzra62kC6xqGlKVgtLreUTUf1CyWnHhXKbTCzJ1VbKjMX5LzcTvvf9HuXR gPHJNKdgQU5hB+ZyK23zHztFL6w81c5zQp6m6P9TMfB3PtPWFCczVQtB9N4U2rp2HOA44NMz4y8A AAD//wMAUEsDBBQABgAIAAAAIQDxgBYOyQAAAOMAAAAPAAAAZHJzL2Rvd25yZXYueG1sRE/NasJA EL4LfYdlCr3pJjWmbeoqIlU8SKFaKL0N2TEJZmdDdpvEt3cFocf5/me+HEwtOmpdZVlBPIlAEOdW V1wo+D5uxq8gnEfWWFsmBRdysFw8jOaYadvzF3UHX4gQwi5DBaX3TSaly0sy6Ca2IQ7cybYGfTjb QuoW+xBuavkcRak0WHFoKLGhdUn5+fBnFGx77FfT+KPbn0/ry+9x9vmzj0mpp8dh9Q7C0+D/xXf3 Tof5ydtLmsbTJIHbTwEAubgCAAD//wMAUEsBAi0AFAAGAAgAAAAhANvh9svuAAAAhQEAABMAAAAA AAAAAAAAAAAAAAAAAFtDb250ZW50X1R5cGVzXS54bWxQSwECLQAUAAYACAAAACEAWvQsW78AAAAV AQAACwAAAAAAAAAAAAAAAAAfAQAAX3JlbHMvLnJlbHNQSwECLQAUAAYACAAAACEA8YAWDskAAADj AAAADwAAAAAAAAAAAAAAAAAHAgAAZHJzL2Rvd25yZXYueG1sUEsFBgAAAAADAAMAtwAAAP0CAAAA AA== ">
+                    <v:rect id="Rectangle 2054041238" o:spid="_x0000_s1044" style="position:absolute;left:19352;top:36089;width:68215;height:3421;visibility:visible;mso-wrap-style:square;v-text-anchor:middle" o:gfxdata="UEsDBBQABgAIAAAAIQDb4fbL7gAAAIUBAAATAAAAW0NvbnRlbnRfVHlwZXNdLnhtbHyQz07DMAyH 70i8Q+QralM4IITa7kDhCAiNB7ASt43WOlEcyvb2pNu4IODoPz9/n1xv9vOkForiPDdwXVagiI23 jocG3rdPxR0oScgWJ8/UwIEENu3lRb09BBKV0ywNjCmFe63FjDSjlD4Q50nv44wpl3HQAc0OB9I3 VXWrjedEnIq03oC27qjHjympx31un0wiTQLq4bS4shrAECZnMGVTvbD9QSnOhDInjzsyuiBXWQP0 r4R18jfgnHvJr4nOknrFmJ5xzhraRtHWf3Kkpfz/yGo5S+H73hkquyhdjr3R8m2lj09svwAAAP// AwBQSwMEFAAGAAgAAAAhAFr0LFu/AAAAFQEAAAsAAABfcmVscy8ucmVsc2zPwWrDMAwG4Ptg72B0 X5TuUMaI01uh19I+gLGVxCy2jGSy9e1nemrHjpL4P0nD4SetZiPRyNnCruvBUPYcYp4tXC/Htw8w Wl0ObuVMFm6kcBhfX4Yzra62kC6xqGlKVgtLreUTUf1CyWnHhXKbTCzJ1VbKjMX5LzcTvvf9HuXR gPHJNKdgQU5hB+ZyK23zHztFL6w81c5zQp6m6P9TMfB3PtPWFCczVQtB9N4U2rp2HOA44NMz4y8A AAD//wMAUEsDBBQABgAIAAAAIQB0uXVxxgAAAOMAAAAPAAAAZHJzL2Rvd25yZXYueG1sRE/dTsIw FL438R2aY+IdtNRJZFCIGknUKx08wGE9rovr6VwrjLe3FyRefvn+V5vRd+JIQ2wDG5hNFQjiOtiW GwP73XbyACImZItdYDJwpgib9fXVCksbTvxJxyo1IodwLNGAS6kvpYy1I49xGnrizH2FwWPKcGik HfCUw30ntVJz6bHl3OCwp2dH9Xf16w18FIH0i45PVeMXbjzs3t9+cG7M7c34uASRaEz/4ov71RrQ 6r5QxUzf5dH5U/4Dcv0HAAD//wMAUEsBAi0AFAAGAAgAAAAhANvh9svuAAAAhQEAABMAAAAAAAAA AAAAAAAAAAAAAFtDb250ZW50X1R5cGVzXS54bWxQSwECLQAUAAYACAAAACEAWvQsW78AAAAVAQAA CwAAAAAAAAAAAAAAAAAfAQAAX3JlbHMvLnJlbHNQSwECLQAUAAYACAAAACEAdLl1ccYAAADjAAAA DwAAAAAAAAAAAAAAAAAHAgAAZHJzL2Rvd25yZXYueG1sUEsFBgAAAAADAAMAtwAAAPoCAAAAAA== " filled="f" stroked="f">
                       <v:textbox inset="2.53958mm,2.53958mm,2.53958mm,2.53958mm">
                         <w:txbxContent>
                           <w:p>
@@ -2672,8 +2672,8 @@
                         </w:txbxContent>
                       </v:textbox>
                     </v:rect>
-                    <v:group id="Group 273398242" o:spid="_x0000_s1045" style="position:absolute;left:19352;top:36089;width:68215;height:3421" coordorigin="19352,36089" coordsize="68214,3420" o:gfxdata="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">
-                      <v:rect id="Rectangle 1852954667" o:spid="_x0000_s1046" style="position:absolute;left:19352;top:36089;width:68215;height:3421;visibility:visible;mso-wrap-style:square;v-text-anchor:middle" o:gfxdata="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" filled="f" stroked="f">
+                    <v:group id="Group 273398242" o:spid="_x0000_s1045" style="position:absolute;left:19352;top:36089;width:68215;height:3421" coordorigin="19352,36089" coordsize="68214,3420" o:gfxdata="UEsDBBQABgAIAAAAIQDb4fbL7gAAAIUBAAATAAAAW0NvbnRlbnRfVHlwZXNdLnhtbHyQz07DMAyH 70i8Q+QralM4IITa7kDhCAiNB7ASt43WOlEcyvb2pNu4IODoPz9/n1xv9vOkForiPDdwXVagiI23 jocG3rdPxR0oScgWJ8/UwIEENu3lRb09BBKV0ywNjCmFe63FjDSjlD4Q50nv44wpl3HQAc0OB9I3 VXWrjedEnIq03oC27qjHjympx31un0wiTQLq4bS4shrAECZnMGVTvbD9QSnOhDInjzsyuiBXWQP0 r4R18jfgnHvJr4nOknrFmJ5xzhraRtHWf3Kkpfz/yGo5S+H73hkquyhdjr3R8m2lj09svwAAAP// AwBQSwMEFAAGAAgAAAAhAFr0LFu/AAAAFQEAAAsAAABfcmVscy8ucmVsc2zPwWrDMAwG4Ptg72B0 X5TuUMaI01uh19I+gLGVxCy2jGSy9e1nemrHjpL4P0nD4SetZiPRyNnCruvBUPYcYp4tXC/Htw8w Wl0ObuVMFm6kcBhfX4Yzra62kC6xqGlKVgtLreUTUf1CyWnHhXKbTCzJ1VbKjMX5LzcTvvf9HuXR gPHJNKdgQU5hB+ZyK23zHztFL6w81c5zQp6m6P9TMfB3PtPWFCczVQtB9N4U2rp2HOA44NMz4y8A AAD//wMAUEsDBBQABgAIAAAAIQDTEnmuywAAAOIAAAAPAAAAZHJzL2Rvd25yZXYueG1sRI9Pa8JA FMTvBb/D8gRvdfOntRpdRaQtPYhQLRRvj+wzCWbfhuw2id++WxB6HGbmN8xqM5hadNS6yrKCeBqB IM6trrhQ8HV6e5yDcB5ZY22ZFNzIwWY9elhhpm3Pn9QdfSEChF2GCkrvm0xKl5dk0E1tQxy8i20N +iDbQuoW+wA3tUyiaCYNVhwWSmxoV1J+Pf4YBe899ts0fu3218vudj49H773MSk1GQ/bJQhPg/8P 39sfWkHykqaLefKUwN+lcAfk+hcAAP//AwBQSwECLQAUAAYACAAAACEA2+H2y+4AAACFAQAAEwAA AAAAAAAAAAAAAAAAAAAAW0NvbnRlbnRfVHlwZXNdLnhtbFBLAQItABQABgAIAAAAIQBa9CxbvwAA ABUBAAALAAAAAAAAAAAAAAAAAB8BAABfcmVscy8ucmVsc1BLAQItABQABgAIAAAAIQDTEnmuywAA AOIAAAAPAAAAAAAAAAAAAAAAAAcCAABkcnMvZG93bnJldi54bWxQSwUGAAAAAAMAAwC3AAAA/wIA AAAA ">
+                      <v:rect id="Rectangle 1852954667" o:spid="_x0000_s1046" style="position:absolute;left:19352;top:36089;width:68215;height:3421;visibility:visible;mso-wrap-style:square;v-text-anchor:middle" o:gfxdata="UEsDBBQABgAIAAAAIQDb4fbL7gAAAIUBAAATAAAAW0NvbnRlbnRfVHlwZXNdLnhtbHyQz07DMAyH 70i8Q+QralM4IITa7kDhCAiNB7ASt43WOlEcyvb2pNu4IODoPz9/n1xv9vOkForiPDdwXVagiI23 jocG3rdPxR0oScgWJ8/UwIEENu3lRb09BBKV0ywNjCmFe63FjDSjlD4Q50nv44wpl3HQAc0OB9I3 VXWrjedEnIq03oC27qjHjympx31un0wiTQLq4bS4shrAECZnMGVTvbD9QSnOhDInjzsyuiBXWQP0 r4R18jfgnHvJr4nOknrFmJ5xzhraRtHWf3Kkpfz/yGo5S+H73hkquyhdjr3R8m2lj09svwAAAP// AwBQSwMEFAAGAAgAAAAhAFr0LFu/AAAAFQEAAAsAAABfcmVscy8ucmVsc2zPwWrDMAwG4Ptg72B0 X5TuUMaI01uh19I+gLGVxCy2jGSy9e1nemrHjpL4P0nD4SetZiPRyNnCruvBUPYcYp4tXC/Htw8w Wl0ObuVMFm6kcBhfX4Yzra62kC6xqGlKVgtLreUTUf1CyWnHhXKbTCzJ1VbKjMX5LzcTvvf9HuXR gPHJNKdgQU5hB+ZyK23zHztFL6w81c5zQp6m6P9TMfB3PtPWFCczVQtB9N4U2rp2HOA44NMz4y8A AAD//wMAUEsDBBQABgAIAAAAIQAeWYITxwAAAOMAAAAPAAAAZHJzL2Rvd25yZXYueG1sRE9fT8Iw EH834Ts0R8KbdCwwYFIIEkmUJxx+gHM91oX1OtcK49tbExMf7/f/VpveNuJKna8dK5iMExDEpdM1 Vwo+TvvHBQgfkDU2jknBnTxs1oOHFeba3fidrkWoRAxhn6MCE0KbS+lLQxb92LXEkTu7zmKIZ1dJ 3eEthttGpkmSSYs1xwaDLe0MlZfi2yo4Th2lL6l/Liq7NP3n6fD2hZlSo2G/fQIRqA//4j/3q47z F7N0OZtm2Rx+f4oAyPUPAAAA//8DAFBLAQItABQABgAIAAAAIQDb4fbL7gAAAIUBAAATAAAAAAAA AAAAAAAAAAAAAABbQ29udGVudF9UeXBlc10ueG1sUEsBAi0AFAAGAAgAAAAhAFr0LFu/AAAAFQEA AAsAAAAAAAAAAAAAAAAAHwEAAF9yZWxzLy5yZWxzUEsBAi0AFAAGAAgAAAAhAB5ZghPHAAAA4wAA AA8AAAAAAAAAAAAAAAAABwIAAGRycy9kb3ducmV2LnhtbFBLBQYAAAAAAwADALcAAAD7AgAAAAA= " filled="f" stroked="f">
                         <v:textbox inset="2.53958mm,2.53958mm,2.53958mm,2.53958mm">
                           <w:txbxContent>
                             <w:p>
@@ -2685,8 +2685,8 @@
                           </w:txbxContent>
                         </v:textbox>
                       </v:rect>
-                      <v:group id="Group 756054703" o:spid="_x0000_s1047" style="position:absolute;left:19352;top:36089;width:68215;height:3421" coordorigin="19352,36174" coordsize="68214,3252" o:gfxdata="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">
-                        <v:rect id="Rectangle 1954210825" o:spid="_x0000_s1048" style="position:absolute;left:19352;top:36174;width:68215;height:3252;visibility:visible;mso-wrap-style:square;v-text-anchor:middle" o:gfxdata="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" filled="f" stroked="f">
+                      <v:group id="Group 756054703" o:spid="_x0000_s1047" style="position:absolute;left:19352;top:36089;width:68215;height:3421" coordorigin="19352,36174" coordsize="68214,3252" o:gfxdata="UEsDBBQABgAIAAAAIQDb4fbL7gAAAIUBAAATAAAAW0NvbnRlbnRfVHlwZXNdLnhtbHyQz07DMAyH 70i8Q+QralM4IITa7kDhCAiNB7ASt43WOlEcyvb2pNu4IODoPz9/n1xv9vOkForiPDdwXVagiI23 jocG3rdPxR0oScgWJ8/UwIEENu3lRb09BBKV0ywNjCmFe63FjDSjlD4Q50nv44wpl3HQAc0OB9I3 VXWrjedEnIq03oC27qjHjympx31un0wiTQLq4bS4shrAECZnMGVTvbD9QSnOhDInjzsyuiBXWQP0 r4R18jfgnHvJr4nOknrFmJ5xzhraRtHWf3Kkpfz/yGo5S+H73hkquyhdjr3R8m2lj09svwAAAP// AwBQSwMEFAAGAAgAAAAhAFr0LFu/AAAAFQEAAAsAAABfcmVscy8ucmVsc2zPwWrDMAwG4Ptg72B0 X5TuUMaI01uh19I+gLGVxCy2jGSy9e1nemrHjpL4P0nD4SetZiPRyNnCruvBUPYcYp4tXC/Htw8w Wl0ObuVMFm6kcBhfX4Yzra62kC6xqGlKVgtLreUTUf1CyWnHhXKbTCzJ1VbKjMX5LzcTvvf9HuXR gPHJNKdgQU5hB+ZyK23zHztFL6w81c5zQp6m6P9TMfB3PtPWFCczVQtB9N4U2rp2HOA44NMz4y8A AAD//wMAUEsDBBQABgAIAAAAIQDmzE97ywAAAOIAAAAPAAAAZHJzL2Rvd25yZXYueG1sRI9Ba8JA FITvBf/D8gq91d1oo5K6ikhbehBBLRRvj+wzCWbfhuw2if++Wyh4HGbmG2a5HmwtOmp95VhDMlYg iHNnKi40fJ3enxcgfEA2WDsmDTfysF6NHpaYGdfzgbpjKESEsM9QQxlCk0np85Is+rFriKN3ca3F EGVbSNNiH+G2lhOlZtJixXGhxIa2JeXX44/V8NFjv5kmb93uetnezqd0/71LSOunx2HzCiLQEO7h //an0TBPZyp9masp/F2Kd0CufgEAAP//AwBQSwECLQAUAAYACAAAACEA2+H2y+4AAACFAQAAEwAA AAAAAAAAAAAAAAAAAAAAW0NvbnRlbnRfVHlwZXNdLnhtbFBLAQItABQABgAIAAAAIQBa9CxbvwAA ABUBAAALAAAAAAAAAAAAAAAAAB8BAABfcmVscy8ucmVsc1BLAQItABQABgAIAAAAIQDmzE97ywAA AOIAAAAPAAAAAAAAAAAAAAAAAAcCAABkcnMvZG93bnJldi54bWxQSwUGAAAAAAMAAwC3AAAA/wIA AAAA ">
+                        <v:rect id="Rectangle 1954210825" o:spid="_x0000_s1048" style="position:absolute;left:19352;top:36174;width:68215;height:3252;visibility:visible;mso-wrap-style:square;v-text-anchor:middle" o:gfxdata="UEsDBBQABgAIAAAAIQDb4fbL7gAAAIUBAAATAAAAW0NvbnRlbnRfVHlwZXNdLnhtbHyQz07DMAyH 70i8Q+QralM4IITa7kDhCAiNB7ASt43WOlEcyvb2pNu4IODoPz9/n1xv9vOkForiPDdwXVagiI23 jocG3rdPxR0oScgWJ8/UwIEENu3lRb09BBKV0ywNjCmFe63FjDSjlD4Q50nv44wpl3HQAc0OB9I3 VXWrjedEnIq03oC27qjHjympx31un0wiTQLq4bS4shrAECZnMGVTvbD9QSnOhDInjzsyuiBXWQP0 r4R18jfgnHvJr4nOknrFmJ5xzhraRtHWf3Kkpfz/yGo5S+H73hkquyhdjr3R8m2lj09svwAAAP// AwBQSwMEFAAGAAgAAAAhAFr0LFu/AAAAFQEAAAsAAABfcmVscy8ucmVsc2zPwWrDMAwG4Ptg72B0 X5TuUMaI01uh19I+gLGVxCy2jGSy9e1nemrHjpL4P0nD4SetZiPRyNnCruvBUPYcYp4tXC/Htw8w Wl0ObuVMFm6kcBhfX4Yzra62kC6xqGlKVgtLreUTUf1CyWnHhXKbTCzJ1VbKjMX5LzcTvvf9HuXR gPHJNKdgQU5hB+ZyK23zHztFL6w81c5zQp6m6P9TMfB3PtPWFCczVQtB9N4U2rp2HOA44NMz4y8A AAD//wMAUEsDBBQABgAIAAAAIQCqQkd0xgAAAOMAAAAPAAAAZHJzL2Rvd25yZXYueG1sRE9fa8Iw EH8f7DuEG+xtpgYVrUaZY4Lzaav7ALfmbMqaS20yrd/eDAQf7/f/FqveNeJEXag9axgOMhDEpTc1 Vxq+95uXKYgQkQ02nknDhQKslo8PC8yNP/MXnYpYiRTCIUcNNsY2lzKUlhyGgW+JE3fwncOYzq6S psNzCneNVFk2kQ5rTg0WW3qzVP4Wf07D58iTeldhXVRuZvuf/e7jiBOtn5/61zmISH28i2/urUnz Z+ORGmZTNYb/nxIAcnkFAAD//wMAUEsBAi0AFAAGAAgAAAAhANvh9svuAAAAhQEAABMAAAAAAAAA AAAAAAAAAAAAAFtDb250ZW50X1R5cGVzXS54bWxQSwECLQAUAAYACAAAACEAWvQsW78AAAAVAQAA CwAAAAAAAAAAAAAAAAAfAQAAX3JlbHMvLnJlbHNQSwECLQAUAAYACAAAACEAqkJHdMYAAADjAAAA DwAAAAAAAAAAAAAAAAAHAgAAZHJzL2Rvd25yZXYueG1sUEsFBgAAAAADAAMAtwAAAPoCAAAAAA== " filled="f" stroked="f">
                           <v:textbox inset="2.53958mm,2.53958mm,2.53958mm,2.53958mm">
                             <w:txbxContent>
                               <w:p>
@@ -2698,8 +2698,8 @@
                             </w:txbxContent>
                           </v:textbox>
                         </v:rect>
-                        <v:group id="Group 314916471" o:spid="_x0000_s1049" style="position:absolute;left:19352;top:36174;width:68215;height:3251" coordorigin="3300,30964" coordsize="91684,4227" o:gfxdata="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">
-                          <v:rect id="Rectangle 878882987" o:spid="_x0000_s1050" style="position:absolute;left:3300;top:30964;width:91684;height:4227;visibility:visible;mso-wrap-style:square;v-text-anchor:middle" o:gfxdata="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" filled="f" stroked="f">
+                        <v:group id="Group 314916471" o:spid="_x0000_s1049" style="position:absolute;left:19352;top:36174;width:68215;height:3251" coordorigin="3300,30964" coordsize="91684,4227" o:gfxdata="UEsDBBQABgAIAAAAIQDb4fbL7gAAAIUBAAATAAAAW0NvbnRlbnRfVHlwZXNdLnhtbHyQz07DMAyH 70i8Q+QralM4IITa7kDhCAiNB7ASt43WOlEcyvb2pNu4IODoPz9/n1xv9vOkForiPDdwXVagiI23 jocG3rdPxR0oScgWJ8/UwIEENu3lRb09BBKV0ywNjCmFe63FjDSjlD4Q50nv44wpl3HQAc0OB9I3 VXWrjedEnIq03oC27qjHjympx31un0wiTQLq4bS4shrAECZnMGVTvbD9QSnOhDInjzsyuiBXWQP0 r4R18jfgnHvJr4nOknrFmJ5xzhraRtHWf3Kkpfz/yGo5S+H73hkquyhdjr3R8m2lj09svwAAAP// AwBQSwMEFAAGAAgAAAAhAFr0LFu/AAAAFQEAAAsAAABfcmVscy8ucmVsc2zPwWrDMAwG4Ptg72B0 X5TuUMaI01uh19I+gLGVxCy2jGSy9e1nemrHjpL4P0nD4SetZiPRyNnCruvBUPYcYp4tXC/Htw8w Wl0ObuVMFm6kcBhfX4Yzra62kC6xqGlKVgtLreUTUf1CyWnHhXKbTCzJ1VbKjMX5LzcTvvf9HuXR gPHJNKdgQU5hB+ZyK23zHztFL6w81c5zQp6m6P9TMfB3PtPWFCczVQtB9N4U2rp2HOA44NMz4y8A AAD//wMAUEsDBBQABgAIAAAAIQAJhTYpywAAAOIAAAAPAAAAZHJzL2Rvd25yZXYueG1sRI9Ba8JA FITvhf6H5RW81c2qtW3qKiK29CBCtVB6e2SfSTD7NmTXJP57VxA8DjPzDTNb9LYSLTW+dKxBDRMQ xJkzJecafvefz28gfEA2WDkmDWfysJg/PswwNa7jH2p3IRcRwj5FDUUIdSqlzwqy6IeuJo7ewTUW Q5RNLk2DXYTbSo6SZCotlhwXCqxpVVB23J2shq8Ou+VYrdvN8bA6/+9ftn8bRVoPnvrlB4hAfbiH b+1vo2GsJu9qOnlVcL0U74CcXwAAAP//AwBQSwECLQAUAAYACAAAACEA2+H2y+4AAACFAQAAEwAA AAAAAAAAAAAAAAAAAAAAW0NvbnRlbnRfVHlwZXNdLnhtbFBLAQItABQABgAIAAAAIQBa9CxbvwAA ABUBAAALAAAAAAAAAAAAAAAAAB8BAABfcmVscy8ucmVsc1BLAQItABQABgAIAAAAIQAJhTYpywAA AOIAAAAPAAAAAAAAAAAAAAAAAAcCAABkcnMvZG93bnJldi54bWxQSwUGAAAAAAMAAwC3AAAA/wIA AAAA ">
+                          <v:rect id="Rectangle 878882987" o:spid="_x0000_s1050" style="position:absolute;left:3300;top:30964;width:91684;height:4227;visibility:visible;mso-wrap-style:square;v-text-anchor:middle" o:gfxdata="UEsDBBQABgAIAAAAIQDb4fbL7gAAAIUBAAATAAAAW0NvbnRlbnRfVHlwZXNdLnhtbHyQz07DMAyH 70i8Q+QralM4IITa7kDhCAiNB7ASt43WOlEcyvb2pNu4IODoPz9/n1xv9vOkForiPDdwXVagiI23 jocG3rdPxR0oScgWJ8/UwIEENu3lRb09BBKV0ywNjCmFe63FjDSjlD4Q50nv44wpl3HQAc0OB9I3 VXWrjedEnIq03oC27qjHjympx31un0wiTQLq4bS4shrAECZnMGVTvbD9QSnOhDInjzsyuiBXWQP0 r4R18jfgnHvJr4nOknrFmJ5xzhraRtHWf3Kkpfz/yGo5S+H73hkquyhdjr3R8m2lj09svwAAAP// AwBQSwMEFAAGAAgAAAAhAFr0LFu/AAAAFQEAAAsAAABfcmVscy8ucmVsc2zPwWrDMAwG4Ptg72B0 X5TuUMaI01uh19I+gLGVxCy2jGSy9e1nemrHjpL4P0nD4SetZiPRyNnCruvBUPYcYp4tXC/Htw8w Wl0ObuVMFm6kcBhfX4Yzra62kC6xqGlKVgtLreUTUf1CyWnHhXKbTCzJ1VbKjMX5LzcTvvf9HuXR gPHJNKdgQU5hB+ZyK23zHztFL6w81c5zQp6m6P9TMfB3PtPWFCczVQtB9N4U2rp2HOA44NMz4y8A AAD//wMAUEsDBBQABgAIAAAAIQBK6uJtyQAAAOIAAAAPAAAAZHJzL2Rvd25yZXYueG1sRI/BbsIw EETvlfgHa5F6Kw5RBSZgEFStVHpqQz9gGy9xRLxOYxfSv6+RKnEczcwbzWozuFacqQ+NZw3TSQaC uPKm4VrD5+HlQYEIEdlg65k0/FKAzXp0t8LC+At/0LmMtUgQDgVqsDF2hZShsuQwTHxHnLyj7x3G JPtamh4vCe5amWfZTDpsOC1Y7OjJUnUqf5yG90dP+XMedmXtFnb4Orztv3Gm9f142C5BRBriLfzf fjUa1FwplS/UHK6X0h2Q6z8AAAD//wMAUEsBAi0AFAAGAAgAAAAhANvh9svuAAAAhQEAABMAAAAA AAAAAAAAAAAAAAAAAFtDb250ZW50X1R5cGVzXS54bWxQSwECLQAUAAYACAAAACEAWvQsW78AAAAV AQAACwAAAAAAAAAAAAAAAAAfAQAAX3JlbHMvLnJlbHNQSwECLQAUAAYACAAAACEASuribckAAADi AAAADwAAAAAAAAAAAAAAAAAHAgAAZHJzL2Rvd25yZXYueG1sUEsFBgAAAAADAAMAtwAAAP0CAAAA AA== " filled="f" stroked="f">
                             <v:textbox inset="2.53958mm,2.53958mm,2.53958mm,2.53958mm">
                               <w:txbxContent>
                                 <w:p>
@@ -2711,7 +2711,7 @@
                               </w:txbxContent>
                             </v:textbox>
                           </v:rect>
-                          <v:oval id="Oval 1039950088" o:spid="_x0000_s1051" style="position:absolute;left:90757;top:30964;width:4227;height:4227;visibility:visible;mso-wrap-style:square;v-text-anchor:middle" o:gfxdata="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" fillcolor="#f4a11e" stroked="f">
+                          <v:oval id="Oval 1039950088" o:spid="_x0000_s1051" style="position:absolute;left:90757;top:30964;width:4227;height:4227;visibility:visible;mso-wrap-style:square;v-text-anchor:middle" o:gfxdata="UEsDBBQABgAIAAAAIQDb4fbL7gAAAIUBAAATAAAAW0NvbnRlbnRfVHlwZXNdLnhtbHyQz07DMAyH 70i8Q+QralM4IITa7kDhCAiNB7ASt43WOlEcyvb2pNu4IODoPz9/n1xv9vOkForiPDdwXVagiI23 jocG3rdPxR0oScgWJ8/UwIEENu3lRb09BBKV0ywNjCmFe63FjDSjlD4Q50nv44wpl3HQAc0OB9I3 VXWrjedEnIq03oC27qjHjympx31un0wiTQLq4bS4shrAECZnMGVTvbD9QSnOhDInjzsyuiBXWQP0 r4R18jfgnHvJr4nOknrFmJ5xzhraRtHWf3Kkpfz/yGo5S+H73hkquyhdjr3R8m2lj09svwAAAP// AwBQSwMEFAAGAAgAAAAhAFr0LFu/AAAAFQEAAAsAAABfcmVscy8ucmVsc2zPwWrDMAwG4Ptg72B0 X5TuUMaI01uh19I+gLGVxCy2jGSy9e1nemrHjpL4P0nD4SetZiPRyNnCruvBUPYcYp4tXC/Htw8w Wl0ObuVMFm6kcBhfX4Yzra62kC6xqGlKVgtLreUTUf1CyWnHhXKbTCzJ1VbKjMX5LzcTvvf9HuXR gPHJNKdgQU5hB+ZyK23zHztFL6w81c5zQp6m6P9TMfB3PtPWFCczVQtB9N4U2rp2HOA44NMz4y8A AAD//wMAUEsDBBQABgAIAAAAIQB7ELl0ygAAAOMAAAAPAAAAZHJzL2Rvd25yZXYueG1sRI9BS8NA EIXvgv9hGcGL2FkVSxu7LSIEFEU02vuQHZPQ7GzMbtv4752D4HHmvXnvm9VmCr058Ji6KA6uZhYM Sx19J42Dz4/ycgEmZRJPfRR28MMJNuvTkxUVPh7lnQ9VboyGSCrIQZvzUCCmuuVAaRYHFtW+4hgo 6zg26Ec6anjo8draOQbqRBtaGvih5XpX7YMDvHhifBsqLL+fcbufv2xfaVc6d3423d+ByTzlf/Pf 9aNXfHuzXN5au1Bo/UkXgOtfAAAA//8DAFBLAQItABQABgAIAAAAIQDb4fbL7gAAAIUBAAATAAAA AAAAAAAAAAAAAAAAAABbQ29udGVudF9UeXBlc10ueG1sUEsBAi0AFAAGAAgAAAAhAFr0LFu/AAAA FQEAAAsAAAAAAAAAAAAAAAAAHwEAAF9yZWxzLy5yZWxzUEsBAi0AFAAGAAgAAAAhAHsQuXTKAAAA 4wAAAA8AAAAAAAAAAAAAAAAABwIAAGRycy9kb3ducmV2LnhtbFBLBQYAAAAAAwADALcAAAD+AgAA AAA= " fillcolor="#f4a11e" stroked="f">
                             <v:textbox inset="2.53958mm,2.53958mm,2.53958mm,2.53958mm">
                               <w:txbxContent>
                                 <w:p>
@@ -2723,7 +2723,7 @@
                               </w:txbxContent>
                             </v:textbox>
                           </v:oval>
-                          <v:oval id="Oval 1989213150" o:spid="_x0000_s1052" style="position:absolute;left:3300;top:30964;width:4227;height:4227;visibility:visible;mso-wrap-style:square;v-text-anchor:middle" o:gfxdata="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" fillcolor="#f4a11e" stroked="f">
+                          <v:oval id="Oval 1989213150" o:spid="_x0000_s1052" style="position:absolute;left:3300;top:30964;width:4227;height:4227;visibility:visible;mso-wrap-style:square;v-text-anchor:middle" o:gfxdata="UEsDBBQABgAIAAAAIQDb4fbL7gAAAIUBAAATAAAAW0NvbnRlbnRfVHlwZXNdLnhtbHyQz07DMAyH 70i8Q+QralM4IITa7kDhCAiNB7ASt43WOlEcyvb2pNu4IODoPz9/n1xv9vOkForiPDdwXVagiI23 jocG3rdPxR0oScgWJ8/UwIEENu3lRb09BBKV0ywNjCmFe63FjDSjlD4Q50nv44wpl3HQAc0OB9I3 VXWrjedEnIq03oC27qjHjympx31un0wiTQLq4bS4shrAECZnMGVTvbD9QSnOhDInjzsyuiBXWQP0 r4R18jfgnHvJr4nOknrFmJ5xzhraRtHWf3Kkpfz/yGo5S+H73hkquyhdjr3R8m2lj09svwAAAP// AwBQSwMEFAAGAAgAAAAhAFr0LFu/AAAAFQEAAAsAAABfcmVscy8ucmVsc2zPwWrDMAwG4Ptg72B0 X5TuUMaI01uh19I+gLGVxCy2jGSy9e1nemrHjpL4P0nD4SetZiPRyNnCruvBUPYcYp4tXC/Htw8w Wl0ObuVMFm6kcBhfX4Yzra62kC6xqGlKVgtLreUTUf1CyWnHhXKbTCzJ1VbKjMX5LzcTvvf9HuXR gPHJNKdgQU5hB+ZyK23zHztFL6w81c5zQp6m6P9TMfB3PtPWFCczVQtB9N4U2rp2HOA44NMz4y8A AAD//wMAUEsDBBQABgAIAAAAIQCxoxuKygAAAOMAAAAPAAAAZHJzL2Rvd25yZXYueG1sRI9BS8NA EIXvgv9hGcGL2EkqljZ2W0QIKIpotPchOyah2dmY3bbx3zsHwePMvHnvfevt5Htz5DF2QSzkswwM Sx1cJ42Fz4/yegkmJhJHfRC28MMRtpvzszUVLpzknY9VaoyaSCzIQpvSUCDGumVPcRYGFr19hdFT 0nFs0I10UnPf4zzLFuipE01oaeCHlut9dfAW8OqJ8W2osPx+xt1h8bJ7pX1p7eXFdH8HJvGU/sV/ 349O66+Wq3l+k98qhTLpAnDzCwAA//8DAFBLAQItABQABgAIAAAAIQDb4fbL7gAAAIUBAAATAAAA AAAAAAAAAAAAAAAAAABbQ29udGVudF9UeXBlc10ueG1sUEsBAi0AFAAGAAgAAAAhAFr0LFu/AAAA FQEAAAsAAAAAAAAAAAAAAAAAHwEAAF9yZWxzLy5yZWxzUEsBAi0AFAAGAAgAAAAhALGjG4rKAAAA 4wAAAA8AAAAAAAAAAAAAAAAABwIAAGRycy9kb3ducmV2LnhtbFBLBQYAAAAAAwADALcAAAD+AgAA AAA= " fillcolor="#f4a11e" stroked="f">
                             <v:textbox inset="2.53958mm,2.53958mm,2.53958mm,2.53958mm">
                               <w:txbxContent>
                                 <w:p>
@@ -2735,7 +2735,7 @@
                               </w:txbxContent>
                             </v:textbox>
                           </v:oval>
-                          <v:rect id="Rectangle 1986377656" o:spid="_x0000_s1053" style="position:absolute;left:5402;top:30964;width:87450;height:4227;visibility:visible;mso-wrap-style:square;v-text-anchor:middle" o:gfxdata="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" fillcolor="#f4a11e" stroked="f">
+                          <v:rect id="Rectangle 1986377656" o:spid="_x0000_s1053" style="position:absolute;left:5402;top:30964;width:87450;height:4227;visibility:visible;mso-wrap-style:square;v-text-anchor:middle" o:gfxdata="UEsDBBQABgAIAAAAIQDb4fbL7gAAAIUBAAATAAAAW0NvbnRlbnRfVHlwZXNdLnhtbHyQz07DMAyH 70i8Q+QralM4IITa7kDhCAiNB7ASt43WOlEcyvb2pNu4IODoPz9/n1xv9vOkForiPDdwXVagiI23 jocG3rdPxR0oScgWJ8/UwIEENu3lRb09BBKV0ywNjCmFe63FjDSjlD4Q50nv44wpl3HQAc0OB9I3 VXWrjedEnIq03oC27qjHjympx31un0wiTQLq4bS4shrAECZnMGVTvbD9QSnOhDInjzsyuiBXWQP0 r4R18jfgnHvJr4nOknrFmJ5xzhraRtHWf3Kkpfz/yGo5S+H73hkquyhdjr3R8m2lj09svwAAAP// AwBQSwMEFAAGAAgAAAAhAFr0LFu/AAAAFQEAAAsAAABfcmVscy8ucmVsc2zPwWrDMAwG4Ptg72B0 X5TuUMaI01uh19I+gLGVxCy2jGSy9e1nemrHjpL4P0nD4SetZiPRyNnCruvBUPYcYp4tXC/Htw8w Wl0ObuVMFm6kcBhfX4Yzra62kC6xqGlKVgtLreUTUf1CyWnHhXKbTCzJ1VbKjMX5LzcTvvf9HuXR gPHJNKdgQU5hB+ZyK23zHztFL6w81c5zQp6m6P9TMfB3PtPWFCczVQtB9N4U2rp2HOA44NMz4y8A AAD//wMAUEsDBBQABgAIAAAAIQA0xawQyQAAAOMAAAAPAAAAZHJzL2Rvd25yZXYueG1sRE/NTsJA EL6T+A6bMfEGW4ssUFkIITHx4EGqHrxNumNb7c7W7raUt3dNSDjO9z+b3WgbMVDna8ca7mcJCOLC mZpLDe9vT9MVCB+QDTaOScOZPOy2N5MNZsad+EhDHkoRQ9hnqKEKoc2k9EVFFv3MtcSR+3KdxRDP rpSmw1MMt41Mk0RJizXHhgpbOlRU/OS91bAe6vTzd95Y9TE+pN/5S2/Or73Wd7fj/hFEoDFcxRf3 s4nz1ys1Xy7VQsH/TxEAuf0DAAD//wMAUEsBAi0AFAAGAAgAAAAhANvh9svuAAAAhQEAABMAAAAA AAAAAAAAAAAAAAAAAFtDb250ZW50X1R5cGVzXS54bWxQSwECLQAUAAYACAAAACEAWvQsW78AAAAV AQAACwAAAAAAAAAAAAAAAAAfAQAAX3JlbHMvLnJlbHNQSwECLQAUAAYACAAAACEANMWsEMkAAADj AAAADwAAAAAAAAAAAAAAAAAHAgAAZHJzL2Rvd25yZXYueG1sUEsFBgAAAAADAAMAtwAAAP0CAAAA AA== " fillcolor="#f4a11e" stroked="f">
                             <v:textbox inset="2.53958mm,2.53958mm,2.53958mm,2.53958mm">
                               <w:txbxContent>
                                 <w:p>
@@ -6070,12 +6070,6 @@
                       <w:szCs w:val="20"/>
                     </w:rPr>
                     <w:t xml:space="preserve">LO4 Be able to monitor and manage the factors </w:t>
-                  </w:r>
-                  <w:r>
-                    <w:rPr>
-                      <w:sz w:val="20"/>
-                      <w:szCs w:val="20"/>
-                    </w:rPr>
                     <w:lastRenderedPageBreak/>
                     <w:t xml:space="preserve">which contribute to effective project management </w:t>
                   </w:r>
@@ -7436,9 +7430,9 @@
           </mc:Choice>
           <mc:Fallback>
             <w:pict>
-              <v:group w14:anchorId="4C3CBE62" id="Group 4" o:spid="_x0000_s1054" style="width:537.1pt;height:35.15pt;mso-position-horizontal-relative:char;mso-position-vertical-relative:line" coordorigin="19352,35567" coordsize="68214,4465" o:gfxdata="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">
-                <v:group id="Group 593099125" o:spid="_x0000_s1055" style="position:absolute;left:19352;top:35567;width:68215;height:4465" coordorigin="19352,35567" coordsize="68214,4465" o:gfxdata="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">
-                  <v:rect id="Rectangle 351744589" o:spid="_x0000_s1056" style="position:absolute;left:19352;top:35567;width:68215;height:4465;visibility:visible;mso-wrap-style:square;v-text-anchor:middle" o:gfxdata="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" filled="f" stroked="f">
+              <v:group w14:anchorId="4C3CBE62" id="Group 4" o:spid="_x0000_s1054" style="width:537.1pt;height:35.15pt;mso-position-horizontal-relative:char;mso-position-vertical-relative:line" coordorigin="19352,35567" coordsize="68214,4465" o:gfxdata="UEsDBBQABgAIAAAAIQC2gziS/gAAAOEBAAATAAAAW0NvbnRlbnRfVHlwZXNdLnhtbJSRQU7DMBBF 90jcwfIWJU67QAgl6YK0S0CoHGBkTxKLZGx5TGhvj5O2G0SRWNoz/78nu9wcxkFMGNg6quQqL6RA 0s5Y6ir5vt9lD1JwBDIwOMJKHpHlpr69KfdHjyxSmriSfYz+USnWPY7AufNIadK6MEJMx9ApD/oD OlTrorhX2lFEilmcO2RdNtjC5xDF9pCuTyYBB5bi6bQ4syoJ3g9WQ0ymaiLzg5KdCXlKLjvcW893 SUOqXwnz5DrgnHtJTxOsQfEKIT7DmDSUCaxw7Rqn8787ZsmRM9e2VmPeBN4uqYvTtW7jvijg9N/y JsXecLq0q+WD6m8AAAD//wMAUEsDBBQABgAIAAAAIQA4/SH/1gAAAJQBAAALAAAAX3JlbHMvLnJl bHOkkMFqwzAMhu+DvYPRfXGawxijTi+j0GvpHsDYimMaW0Yy2fr2M4PBMnrbUb/Q94l/f/hMi1qR JVI2sOt6UJgd+ZiDgffL8ekFlFSbvV0oo4EbChzGx4f9GRdb25HMsYhqlCwG5lrLq9biZkxWOiqY 22YiTra2kYMu1l1tQD30/bPm3wwYN0x18gb45AdQl1tp5j/sFB2T0FQ7R0nTNEV3j6o9feQzro1i OWA14Fm+Q8a1a8+Bvu/d/dMb2JY5uiPbhG/ktn4cqGU/er3pcvwCAAD//wMAUEsDBBQABgAIAAAA IQAXXuv/FQQAALMYAAAOAAAAZHJzL2Uyb0RvYy54bWzsWW1v2zYQ/j5g/4HQ90Xim94QpSjaJhhQ rMG6/QBalmQBkqiRSuz8+x2pV6d2U2dYOnfJB0c8Uue74/Mc7+jLN7u6QveZ0qVsEgdfeA7KmlSu y6ZInD//uP4ldJDuRLMWlWyyxHnItPPm6uefLrdtnBG5kdU6UwiUNDretomz6bo2dl2dbrJa6AvZ Zg1M5lLVooOhKty1ElvQXlcu8Tzf3Uq1bpVMM61B+r6fdK6s/jzP0u5TnuusQ1XigG2d/VT2c2U+ 3atLERdKtJsyHcwQz7CiFmUDXzqpei86ge5U+YWqukyV1DLvLlJZuzLPyzSzPoA32HvkzY2Sd631 pYi3RTuFCUL7KE7PVpv+dn+j2s/trYJIbNsCYmFHxpddrmrzH6xEOxuyhylk2a5DKQj9kGCGmYNS mGPM5yToY5puIPDmNRxREHIHwQLKuR8QPq74sFTCYXtGJfAM5rijCe6eYdOgNxg8uFWoXCcOj6gX RRj0o0bUADYbPzSLBxdP8NkaH9HZeDq49139B6roGQ36n6Hh80a0mQWZjudYUo4DxngYjbH8Hagk mqLK0Dxl42nfmgCkYw1YOoCeozDYi+RXQCDiVunuJpM1Mg+Jo8Aiyzlx/1F3PV7GJcaARl6XVQVy EVfNngCAZSQAq9Fc89TtVjuLI+wb9BnRSq4fAFy6Ta9L+M6PQne3QkGCwA7aQtJIHP3XnVCZg6pf G9iHCDODvm45UMvBajkQTbqRkIvSTjmoH7zrbG7qrX1718m8tJ7NxgxmAwAWfH3MBBxEESXc54+o sJBbDwuz49/K//8tF3jg85CbvDXklZkL89SAGIjnj8UFm+9m+J0hFzCJYP+IP+5efyrgSfzKhAOl x+FTgTMaephQOKr7E3bBhGnqR2VCePanAiYB82hIybh9ExVG+X+ACz6jffkn4nSzrBDhQBsqRIoJ PIOtRyvEF6iQMKPQgLBgCubMhXnq+VxYhGFZIX0tCC9YIUVnz4XAC4gfBBQquWWzgGf5M7lgSmbb 6sAO+tjEScR7O+hBS2wbHYpxNCyYuiVKPfjrNXiRb8pJq2GmQoT90FaZRgf3Mbzw3anAiRdwQtiB bgHPc6eQ4Vgcxkg+FYWX4wKx4T+LCuklsiKgNyTe4oz5dC8qhGfxKSiIAFa27jaEWtJhhAEjJDB0 OcKFL1CQVVXZatPuivhI26hlVa5N52jWaFWs3lUKgQ+Jc83eYvxhINvestP6S2JJ/4qY/tYGUgeJ gshjcInUZ2KLmIX4FMQ8lTfOEzDEgO4VMD1gMGGUMk7wdHQvKq957hTUcOZNV5SH0kwYMG6P5W/N M+qJu6m97PHvJBl6JpiZL3ft1dZwA33CM9yM205guMU3V+/LsdU0/9Zw9TcAAAD//wMAUEsDBBQA BgAIAAAAIQD7Ov4v3QAAAAUBAAAPAAAAZHJzL2Rvd25yZXYueG1sTI9BS8NAEIXvgv9hGcGb3U2r tqTZlFLUUxFsBfE2zU6T0OxsyG6T9N+79aKXgcd7vPdNthptI3rqfO1YQzJRIIgLZ2ouNXzuXx8W IHxANtg4Jg0X8rDKb28yTI0b+IP6XShFLGGfooYqhDaV0hcVWfQT1xJH7+g6iyHKrpSmwyGW20ZO lXqWFmuOCxW2tKmoOO3OVsPbgMN6lrz029Nxc/neP71/bRPS+v5uXC9BBBrDXxiu+BEd8sh0cGc2 XjQa4iPh9149NX+cgjhomKsZyDyT/+nzHwAAAP//AwBQSwECLQAUAAYACAAAACEAtoM4kv4AAADh AQAAEwAAAAAAAAAAAAAAAAAAAAAAW0NvbnRlbnRfVHlwZXNdLnhtbFBLAQItABQABgAIAAAAIQA4 /SH/1gAAAJQBAAALAAAAAAAAAAAAAAAAAC8BAABfcmVscy8ucmVsc1BLAQItABQABgAIAAAAIQAX Xuv/FQQAALMYAAAOAAAAAAAAAAAAAAAAAC4CAABkcnMvZTJvRG9jLnhtbFBLAQItABQABgAIAAAA IQD7Ov4v3QAAAAUBAAAPAAAAAAAAAAAAAAAAAG8GAABkcnMvZG93bnJldi54bWxQSwUGAAAAAAQA BADzAAAAeQcAAAAA ">
+                <v:group id="Group 593099125" o:spid="_x0000_s1055" style="position:absolute;left:19352;top:35567;width:68215;height:4465" coordorigin="19352,35567" coordsize="68214,4465" o:gfxdata="UEsDBBQABgAIAAAAIQDb4fbL7gAAAIUBAAATAAAAW0NvbnRlbnRfVHlwZXNdLnhtbHyQz07DMAyH 70i8Q+QralM4IITa7kDhCAiNB7ASt43WOlEcyvb2pNu4IODoPz9/n1xv9vOkForiPDdwXVagiI23 jocG3rdPxR0oScgWJ8/UwIEENu3lRb09BBKV0ywNjCmFe63FjDSjlD4Q50nv44wpl3HQAc0OB9I3 VXWrjedEnIq03oC27qjHjympx31un0wiTQLq4bS4shrAECZnMGVTvbD9QSnOhDInjzsyuiBXWQP0 r4R18jfgnHvJr4nOknrFmJ5xzhraRtHWf3Kkpfz/yGo5S+H73hkquyhdjr3R8m2lj09svwAAAP// AwBQSwMEFAAGAAgAAAAhAFr0LFu/AAAAFQEAAAsAAABfcmVscy8ucmVsc2zPwWrDMAwG4Ptg72B0 X5TuUMaI01uh19I+gLGVxCy2jGSy9e1nemrHjpL4P0nD4SetZiPRyNnCruvBUPYcYp4tXC/Htw8w Wl0ObuVMFm6kcBhfX4Yzra62kC6xqGlKVgtLreUTUf1CyWnHhXKbTCzJ1VbKjMX5LzcTvvf9HuXR gPHJNKdgQU5hB+ZyK23zHztFL6w81c5zQp6m6P9TMfB3PtPWFCczVQtB9N4U2rp2HOA44NMz4y8A AAD//wMAUEsDBBQABgAIAAAAIQAzMT2ZygAAAOIAAAAPAAAAZHJzL2Rvd25yZXYueG1sRI9Ba8JA FITvQv/D8gq96SZKxERXEWlLD1JQC8XbI/tMgtm3IbtN4r93hYLHYWa+YVabwdSio9ZVlhXEkwgE cW51xYWCn9PHeAHCeWSNtWVScCMHm/XLaIWZtj0fqDv6QgQIuwwVlN43mZQuL8mgm9iGOHgX2xr0 QbaF1C32AW5qOY2iuTRYcVgosaFdSfn1+GcUfPbYb2fxe7e/Xna38yn5/t3HpNTb67BdgvA0+Gf4 v/2lFSTpLErTeJrA41K4A3J9BwAA//8DAFBLAQItABQABgAIAAAAIQDb4fbL7gAAAIUBAAATAAAA AAAAAAAAAAAAAAAAAABbQ29udGVudF9UeXBlc10ueG1sUEsBAi0AFAAGAAgAAAAhAFr0LFu/AAAA FQEAAAsAAAAAAAAAAAAAAAAAHwEAAF9yZWxzLy5yZWxzUEsBAi0AFAAGAAgAAAAhADMxPZnKAAAA 4gAAAA8AAAAAAAAAAAAAAAAABwIAAGRycy9kb3ducmV2LnhtbFBLBQYAAAAAAwADALcAAAD+AgAA AAA= ">
+                  <v:rect id="Rectangle 351744589" o:spid="_x0000_s1056" style="position:absolute;left:19352;top:35567;width:68215;height:4465;visibility:visible;mso-wrap-style:square;v-text-anchor:middle" o:gfxdata="UEsDBBQABgAIAAAAIQDb4fbL7gAAAIUBAAATAAAAW0NvbnRlbnRfVHlwZXNdLnhtbHyQz07DMAyH 70i8Q+QralM4IITa7kDhCAiNB7ASt43WOlEcyvb2pNu4IODoPz9/n1xv9vOkForiPDdwXVagiI23 jocG3rdPxR0oScgWJ8/UwIEENu3lRb09BBKV0ywNjCmFe63FjDSjlD4Q50nv44wpl3HQAc0OB9I3 VXWrjedEnIq03oC27qjHjympx31un0wiTQLq4bS4shrAECZnMGVTvbD9QSnOhDInjzsyuiBXWQP0 r4R18jfgnHvJr4nOknrFmJ5xzhraRtHWf3Kkpfz/yGo5S+H73hkquyhdjr3R8m2lj09svwAAAP// AwBQSwMEFAAGAAgAAAAhAFr0LFu/AAAAFQEAAAsAAABfcmVscy8ucmVsc2zPwWrDMAwG4Ptg72B0 X5TuUMaI01uh19I+gLGVxCy2jGSy9e1nemrHjpL4P0nD4SetZiPRyNnCruvBUPYcYp4tXC/Htw8w Wl0ObuVMFm6kcBhfX4Yzra62kC6xqGlKVgtLreUTUf1CyWnHhXKbTCzJ1VbKjMX5LzcTvvf9HuXR gPHJNKdgQU5hB+ZyK23zHztFL6w81c5zQp6m6P9TMfB3PtPWFCczVQtB9N4U2rp2HOA44NMz4y8A AAD//wMAUEsDBBQABgAIAAAAIQDyGblTygAAAOIAAAAPAAAAZHJzL2Rvd25yZXYueG1sRI/NbsIw EITvSH0Hayv1Bg4h/KUYBFWRSk9t4AG28TaOGq9D7EJ4+7pSpR5HM/ONZrXpbSMu1PnasYLxKAFB XDpdc6XgdNwPFyB8QNbYOCYFN/KwWd8NVphrd+V3uhShEhHCPkcFJoQ2l9KXhiz6kWuJo/fpOosh yq6SusNrhNtGpkkykxZrjgsGW3oyVH4V31bBW+YofU79rqjs0vQfx9fDGWdKPdz320cQgfrwH/5r v2gFk+l4nmXTxRJ+L8U7INc/AAAA//8DAFBLAQItABQABgAIAAAAIQDb4fbL7gAAAIUBAAATAAAA AAAAAAAAAAAAAAAAAABbQ29udGVudF9UeXBlc10ueG1sUEsBAi0AFAAGAAgAAAAhAFr0LFu/AAAA FQEAAAsAAAAAAAAAAAAAAAAAHwEAAF9yZWxzLy5yZWxzUEsBAi0AFAAGAAgAAAAhAPIZuVPKAAAA 4gAAAA8AAAAAAAAAAAAAAAAABwIAAGRycy9kb3ducmV2LnhtbFBLBQYAAAAAAwADALcAAAD+AgAA AAA= " filled="f" stroked="f">
                     <v:textbox inset="2.53958mm,2.53958mm,2.53958mm,2.53958mm">
                       <w:txbxContent>
                         <w:p>
@@ -7450,8 +7444,8 @@
                       </w:txbxContent>
                     </v:textbox>
                   </v:rect>
-                  <v:group id="Group 1799325655" o:spid="_x0000_s1057" style="position:absolute;left:19352;top:35567;width:68215;height:4465" coordorigin="19352,35567" coordsize="68214,4465" o:gfxdata="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">
-                    <v:rect id="Rectangle 576585725" o:spid="_x0000_s1058" style="position:absolute;left:19352;top:35567;width:68215;height:4465;visibility:visible;mso-wrap-style:square;v-text-anchor:middle" o:gfxdata="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" filled="f" stroked="f">
+                  <v:group id="Group 1799325655" o:spid="_x0000_s1057" style="position:absolute;left:19352;top:35567;width:68215;height:4465" coordorigin="19352,35567" coordsize="68214,4465" o:gfxdata="UEsDBBQABgAIAAAAIQDb4fbL7gAAAIUBAAATAAAAW0NvbnRlbnRfVHlwZXNdLnhtbHyQz07DMAyH 70i8Q+QralM4IITa7kDhCAiNB7ASt43WOlEcyvb2pNu4IODoPz9/n1xv9vOkForiPDdwXVagiI23 jocG3rdPxR0oScgWJ8/UwIEENu3lRb09BBKV0ywNjCmFe63FjDSjlD4Q50nv44wpl3HQAc0OB9I3 VXWrjedEnIq03oC27qjHjympx31un0wiTQLq4bS4shrAECZnMGVTvbD9QSnOhDInjzsyuiBXWQP0 r4R18jfgnHvJr4nOknrFmJ5xzhraRtHWf3Kkpfz/yGo5S+H73hkquyhdjr3R8m2lj09svwAAAP// AwBQSwMEFAAGAAgAAAAhAFr0LFu/AAAAFQEAAAsAAABfcmVscy8ucmVsc2zPwWrDMAwG4Ptg72B0 X5TuUMaI01uh19I+gLGVxCy2jGSy9e1nemrHjpL4P0nD4SetZiPRyNnCruvBUPYcYp4tXC/Htw8w Wl0ObuVMFm6kcBhfX4Yzra62kC6xqGlKVgtLreUTUf1CyWnHhXKbTCzJ1VbKjMX5LzcTvvf9HuXR gPHJNKdgQU5hB+ZyK23zHztFL6w81c5zQp6m6P9TMfB3PtPWFCczVQtB9N4U2rp2HOA44NMz4y8A AAD//wMAUEsDBBQABgAIAAAAIQBd4eHQyQAAAOMAAAAPAAAAZHJzL2Rvd25yZXYueG1sRE9La8JA EL4L/Q/LFLzVTZT4iK4iYosHKVQLxduQHZNgdjZkt0n8912h4HG+96w2valES40rLSuIRxEI4szq knMF3+f3tzkI55E1VpZJwZ0cbNYvgxWm2nb8Re3J5yKEsEtRQeF9nUrpsoIMupGtiQN3tY1BH84m l7rBLoSbSo6jaCoNlhwaCqxpV1B2O/0aBR8ddttJvG+Pt+vufjknnz/HmJQavvbbJQhPvX+K/90H HebPFovJOJkmCTx+CgDI9R8AAAD//wMAUEsBAi0AFAAGAAgAAAAhANvh9svuAAAAhQEAABMAAAAA AAAAAAAAAAAAAAAAAFtDb250ZW50X1R5cGVzXS54bWxQSwECLQAUAAYACAAAACEAWvQsW78AAAAV AQAACwAAAAAAAAAAAAAAAAAfAQAAX3JlbHMvLnJlbHNQSwECLQAUAAYACAAAACEAXeHh0MkAAADj AAAADwAAAAAAAAAAAAAAAAAHAgAAZHJzL2Rvd25yZXYueG1sUEsFBgAAAAADAAMAtwAAAP0CAAAA AA== ">
+                    <v:rect id="Rectangle 576585725" o:spid="_x0000_s1058" style="position:absolute;left:19352;top:35567;width:68215;height:4465;visibility:visible;mso-wrap-style:square;v-text-anchor:middle" o:gfxdata="UEsDBBQABgAIAAAAIQDb4fbL7gAAAIUBAAATAAAAW0NvbnRlbnRfVHlwZXNdLnhtbHyQz07DMAyH 70i8Q+QralM4IITa7kDhCAiNB7ASt43WOlEcyvb2pNu4IODoPz9/n1xv9vOkForiPDdwXVagiI23 jocG3rdPxR0oScgWJ8/UwIEENu3lRb09BBKV0ywNjCmFe63FjDSjlD4Q50nv44wpl3HQAc0OB9I3 VXWrjedEnIq03oC27qjHjympx31un0wiTQLq4bS4shrAECZnMGVTvbD9QSnOhDInjzsyuiBXWQP0 r4R18jfgnHvJr4nOknrFmJ5xzhraRtHWf3Kkpfz/yGo5S+H73hkquyhdjr3R8m2lj09svwAAAP// AwBQSwMEFAAGAAgAAAAhAFr0LFu/AAAAFQEAAAsAAABfcmVscy8ucmVsc2zPwWrDMAwG4Ptg72B0 X5TuUMaI01uh19I+gLGVxCy2jGSy9e1nemrHjpL4P0nD4SetZiPRyNnCruvBUPYcYp4tXC/Htw8w Wl0ObuVMFm6kcBhfX4Yzra62kC6xqGlKVgtLreUTUf1CyWnHhXKbTCzJ1VbKjMX5LzcTvvf9HuXR gPHJNKdgQU5hB+ZyK23zHztFL6w81c5zQp6m6P9TMfB3PtPWFCczVQtB9N4U2rp2HOA44NMz4y8A AAD//wMAUEsDBBQABgAIAAAAIQBf/95WyQAAAOIAAAAPAAAAZHJzL2Rvd25yZXYueG1sRI/BbsIw EETvlfgHa5F6Kw4RCTTFIIpaifYEoR+wjZc4Il6nsQvh7+tKlXoczcwbzXI92FZcqPeNYwXTSQKC uHK64VrBx/H1YQHCB2SNrWNScCMP69XobomFdlc+0KUMtYgQ9gUqMCF0hZS+MmTRT1xHHL2T6y2G KPta6h6vEW5bmSZJLi02HBcMdrQ1VJ3Lb6tgP3OUvqT+uaztoxk+j+9vX5grdT8eNk8gAg3hP/zX 3mkF2TzPFtk8zeD3UrwDcvUDAAD//wMAUEsBAi0AFAAGAAgAAAAhANvh9svuAAAAhQEAABMAAAAA AAAAAAAAAAAAAAAAAFtDb250ZW50X1R5cGVzXS54bWxQSwECLQAUAAYACAAAACEAWvQsW78AAAAV AQAACwAAAAAAAAAAAAAAAAAfAQAAX3JlbHMvLnJlbHNQSwECLQAUAAYACAAAACEAX//eVskAAADi AAAADwAAAAAAAAAAAAAAAAAHAgAAZHJzL2Rvd25yZXYueG1sUEsFBgAAAAADAAMAtwAAAP0CAAAA AA== " filled="f" stroked="f">
                       <v:textbox inset="2.53958mm,2.53958mm,2.53958mm,2.53958mm">
                         <w:txbxContent>
                           <w:p>
@@ -7463,8 +7457,8 @@
                         </w:txbxContent>
                       </v:textbox>
                     </v:rect>
-                    <v:group id="Group 112965826" o:spid="_x0000_s1059" style="position:absolute;left:19352;top:35567;width:68215;height:4465" coordorigin="19352,35567" coordsize="68214,4465" o:gfxdata="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">
-                      <v:rect id="Rectangle 543801230" o:spid="_x0000_s1060" style="position:absolute;left:19352;top:35567;width:68215;height:4465;visibility:visible;mso-wrap-style:square;v-text-anchor:middle" o:gfxdata="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" filled="f" stroked="f">
+                    <v:group id="Group 112965826" o:spid="_x0000_s1059" style="position:absolute;left:19352;top:35567;width:68215;height:4465" coordorigin="19352,35567" coordsize="68214,4465" o:gfxdata="UEsDBBQABgAIAAAAIQDb4fbL7gAAAIUBAAATAAAAW0NvbnRlbnRfVHlwZXNdLnhtbHyQz07DMAyH 70i8Q+QralM4IITa7kDhCAiNB7ASt43WOlEcyvb2pNu4IODoPz9/n1xv9vOkForiPDdwXVagiI23 jocG3rdPxR0oScgWJ8/UwIEENu3lRb09BBKV0ywNjCmFe63FjDSjlD4Q50nv44wpl3HQAc0OB9I3 VXWrjedEnIq03oC27qjHjympx31un0wiTQLq4bS4shrAECZnMGVTvbD9QSnOhDInjzsyuiBXWQP0 r4R18jfgnHvJr4nOknrFmJ5xzhraRtHWf3Kkpfz/yGo5S+H73hkquyhdjr3R8m2lj09svwAAAP// AwBQSwMEFAAGAAgAAAAhAFr0LFu/AAAAFQEAAAsAAABfcmVscy8ucmVsc2zPwWrDMAwG4Ptg72B0 X5TuUMaI01uh19I+gLGVxCy2jGSy9e1nemrHjpL4P0nD4SetZiPRyNnCruvBUPYcYp4tXC/Htw8w Wl0ObuVMFm6kcBhfX4Yzra62kC6xqGlKVgtLreUTUf1CyWnHhXKbTCzJ1VbKjMX5LzcTvvf9HuXR gPHJNKdgQU5hB+ZyK23zHztFL6w81c5zQp6m6P9TMfB3PtPWFCczVQtB9N4U2rp2HOA44NMz4y8A AAD//wMAUEsDBBQABgAIAAAAIQC9FkJCyAAAAOIAAAAPAAAAZHJzL2Rvd25yZXYueG1sRE9Na8JA EL0X+h+WKfRWN0kx2NQ1iNTSgxSqBfE2ZMckJDsbsmsS/70rFHp8vO9lPplWDNS72rKCeBaBIC6s rrlU8HvYvixAOI+ssbVMCq7kIF89Piwx03bkHxr2vhQhhF2GCirvu0xKV1Rk0M1sRxy4s+0N+gD7 UuoexxBuWplEUSoN1hwaKuxoU1HR7C9GweeI4/o1/hh2zXlzPR3m38ddTEo9P03rdxCeJv8v/nN/ 6TA/Tt7S+SJJ4X4pYJCrGwAAAP//AwBQSwECLQAUAAYACAAAACEA2+H2y+4AAACFAQAAEwAAAAAA AAAAAAAAAAAAAAAAW0NvbnRlbnRfVHlwZXNdLnhtbFBLAQItABQABgAIAAAAIQBa9CxbvwAAABUB AAALAAAAAAAAAAAAAAAAAB8BAABfcmVscy8ucmVsc1BLAQItABQABgAIAAAAIQC9FkJCyAAAAOIA AAAPAAAAAAAAAAAAAAAAAAcCAABkcnMvZG93bnJldi54bWxQSwUGAAAAAAMAAwC3AAAA/AIAAAAA ">
+                      <v:rect id="Rectangle 543801230" o:spid="_x0000_s1060" style="position:absolute;left:19352;top:35567;width:68215;height:4465;visibility:visible;mso-wrap-style:square;v-text-anchor:middle" o:gfxdata="UEsDBBQABgAIAAAAIQDb4fbL7gAAAIUBAAATAAAAW0NvbnRlbnRfVHlwZXNdLnhtbHyQz07DMAyH 70i8Q+QralM4IITa7kDhCAiNB7ASt43WOlEcyvb2pNu4IODoPz9/n1xv9vOkForiPDdwXVagiI23 jocG3rdPxR0oScgWJ8/UwIEENu3lRb09BBKV0ywNjCmFe63FjDSjlD4Q50nv44wpl3HQAc0OB9I3 VXWrjedEnIq03oC27qjHjympx31un0wiTQLq4bS4shrAECZnMGVTvbD9QSnOhDInjzsyuiBXWQP0 r4R18jfgnHvJr4nOknrFmJ5xzhraRtHWf3Kkpfz/yGo5S+H73hkquyhdjr3R8m2lj09svwAAAP// AwBQSwMEFAAGAAgAAAAhAFr0LFu/AAAAFQEAAAsAAABfcmVscy8ucmVsc2zPwWrDMAwG4Ptg72B0 X5TuUMaI01uh19I+gLGVxCy2jGSy9e1nemrHjpL4P0nD4SetZiPRyNnCruvBUPYcYp4tXC/Htw8w Wl0ObuVMFm6kcBhfX4Yzra62kC6xqGlKVgtLreUTUf1CyWnHhXKbTCzJ1VbKjMX5LzcTvvf9HuXR gPHJNKdgQU5hB+ZyK23zHztFL6w81c5zQp6m6P9TMfB3PtPWFCczVQtB9N4U2rp2HOA44NMz4y8A AAD//wMAUEsDBBQABgAIAAAAIQDXgTU7yAAAAOIAAAAPAAAAZHJzL2Rvd25yZXYueG1sRI9NbsIw EIX3lbiDNUjswCFQRNM4iKJWallB4ADTeBpHxOM0diG9fb1A6vLp/enLN4NtxZV63zhWMJ8lIIgr pxuuFZxPb9M1CB+QNbaOScEvedgUo4ccM+1ufKRrGWoRR9hnqMCE0GVS+sqQRT9zHXH0vlxvMUTZ 11L3eIvjtpVpkqykxYbjg8GOdoaqS/ljFRyWjtLX1L+UtX0yw+dp//GNK6Um42H7DCLQEP7D9/a7 VvC4XKyTebqIEBEp4oAs/gAAAP//AwBQSwECLQAUAAYACAAAACEA2+H2y+4AAACFAQAAEwAAAAAA AAAAAAAAAAAAAAAAW0NvbnRlbnRfVHlwZXNdLnhtbFBLAQItABQABgAIAAAAIQBa9CxbvwAAABUB AAALAAAAAAAAAAAAAAAAAB8BAABfcmVscy8ucmVsc1BLAQItABQABgAIAAAAIQDXgTU7yAAAAOIA AAAPAAAAAAAAAAAAAAAAAAcCAABkcnMvZG93bnJldi54bWxQSwUGAAAAAAMAAwC3AAAA/AIAAAAA " filled="f" stroked="f">
                         <v:textbox inset="2.53958mm,2.53958mm,2.53958mm,2.53958mm">
                           <w:txbxContent>
                             <w:p>
@@ -7476,8 +7470,8 @@
                           </w:txbxContent>
                         </v:textbox>
                       </v:rect>
-                      <v:group id="Group 1127403832" o:spid="_x0000_s1061" style="position:absolute;left:19352;top:35567;width:68215;height:4465" coordorigin="19352,35643" coordsize="68213,4312" o:gfxdata="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">
-                        <v:rect id="Rectangle 143200472" o:spid="_x0000_s1062" style="position:absolute;left:19352;top:35643;width:68214;height:4312;visibility:visible;mso-wrap-style:square;v-text-anchor:middle" o:gfxdata="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" filled="f" stroked="f">
+                      <v:group id="Group 1127403832" o:spid="_x0000_s1061" style="position:absolute;left:19352;top:35567;width:68215;height:4465" coordorigin="19352,35643" coordsize="68213,4312" o:gfxdata="UEsDBBQABgAIAAAAIQDb4fbL7gAAAIUBAAATAAAAW0NvbnRlbnRfVHlwZXNdLnhtbHyQz07DMAyH 70i8Q+QralM4IITa7kDhCAiNB7ASt43WOlEcyvb2pNu4IODoPz9/n1xv9vOkForiPDdwXVagiI23 jocG3rdPxR0oScgWJ8/UwIEENu3lRb09BBKV0ywNjCmFe63FjDSjlD4Q50nv44wpl3HQAc0OB9I3 VXWrjedEnIq03oC27qjHjympx31un0wiTQLq4bS4shrAECZnMGVTvbD9QSnOhDInjzsyuiBXWQP0 r4R18jfgnHvJr4nOknrFmJ5xzhraRtHWf3Kkpfz/yGo5S+H73hkquyhdjr3R8m2lj09svwAAAP// AwBQSwMEFAAGAAgAAAAhAFr0LFu/AAAAFQEAAAsAAABfcmVscy8ucmVsc2zPwWrDMAwG4Ptg72B0 X5TuUMaI01uh19I+gLGVxCy2jGSy9e1nemrHjpL4P0nD4SetZiPRyNnCruvBUPYcYp4tXC/Htw8w Wl0ObuVMFm6kcBhfX4Yzra62kC6xqGlKVgtLreUTUf1CyWnHhXKbTCzJ1VbKjMX5LzcTvvf9HuXR gPHJNKdgQU5hB+ZyK23zHztFL6w81c5zQp6m6P9TMfB3PtPWFCczVQtB9N4U2rp2HOA44NMz4y8A AAD//wMAUEsDBBQABgAIAAAAIQAlGzZ9yAAAAOMAAAAPAAAAZHJzL2Rvd25yZXYueG1sRE9La8JA EL4X/A/LCL3VzaO2El1FpC0epFAVxNuQHZNgdjZkt0n8965Q6HG+9yxWg6lFR62rLCuIJxEI4tzq igsFx8PnywyE88gaa8uk4EYOVsvR0wIzbXv+oW7vCxFC2GWooPS+yaR0eUkG3cQ2xIG72NagD2db SN1iH8JNLZMoepMGKw4NJTa0KSm/7n+Ngq8e+3Uaf3S762VzOx+m36ddTEo9j4f1HISnwf+L/9xb HebHyftrlM7SBB4/BQDk8g4AAP//AwBQSwECLQAUAAYACAAAACEA2+H2y+4AAACFAQAAEwAAAAAA AAAAAAAAAAAAAAAAW0NvbnRlbnRfVHlwZXNdLnhtbFBLAQItABQABgAIAAAAIQBa9CxbvwAAABUB AAALAAAAAAAAAAAAAAAAAB8BAABfcmVscy8ucmVsc1BLAQItABQABgAIAAAAIQAlGzZ9yAAAAOMA AAAPAAAAAAAAAAAAAAAAAAcCAABkcnMvZG93bnJldi54bWxQSwUGAAAAAAMAAwC3AAAA/AIAAAAA ">
+                        <v:rect id="Rectangle 143200472" o:spid="_x0000_s1062" style="position:absolute;left:19352;top:35643;width:68214;height:4312;visibility:visible;mso-wrap-style:square;v-text-anchor:middle" o:gfxdata="UEsDBBQABgAIAAAAIQDb4fbL7gAAAIUBAAATAAAAW0NvbnRlbnRfVHlwZXNdLnhtbHyQz07DMAyH 70i8Q+QralM4IITa7kDhCAiNB7ASt43WOlEcyvb2pNu4IODoPz9/n1xv9vOkForiPDdwXVagiI23 jocG3rdPxR0oScgWJ8/UwIEENu3lRb09BBKV0ywNjCmFe63FjDSjlD4Q50nv44wpl3HQAc0OB9I3 VXWrjedEnIq03oC27qjHjympx31un0wiTQLq4bS4shrAECZnMGVTvbD9QSnOhDInjzsyuiBXWQP0 r4R18jfgnHvJr4nOknrFmJ5xzhraRtHWf3Kkpfz/yGo5S+H73hkquyhdjr3R8m2lj09svwAAAP// AwBQSwMEFAAGAAgAAAAhAFr0LFu/AAAAFQEAAAsAAABfcmVscy8ucmVsc2zPwWrDMAwG4Ptg72B0 X5TuUMaI01uh19I+gLGVxCy2jGSy9e1nemrHjpL4P0nD4SetZiPRyNnCruvBUPYcYp4tXC/Htw8w Wl0ObuVMFm6kcBhfX4Yzra62kC6xqGlKVgtLreUTUf1CyWnHhXKbTCzJ1VbKjMX5LzcTvvf9HuXR gPHJNKdgQU5hB+ZyK23zHztFL6w81c5zQp6m6P9TMfB3PtPWFCczVQtB9N4U2rp2HOA44NMz4y8A AAD//wMAUEsDBBQABgAIAAAAIQCA0U8qyAAAAOIAAAAPAAAAZHJzL2Rvd25yZXYueG1sRI/RbsIw DEXfkfYPkSfxBimlYltHQAMxifHEyj7Aa7ymonG6JkD392QSEo9H1/fYni9724gzdb52rGAyTkAQ l07XXCn4OryPnkH4gKyxcUwK/sjDcvEwmGOu3YU/6VyESkQJ+xwVmBDaXEpfGrLox64ljtmP6yyG iF0ldYeXKLeNTJNkJi3WHDcYbGltqDwWJ6tgnzlKN6lfFZV9Mf33YffxizOlho/92yuIQH24D9/a Wx3Pz6ZRmj2l8P9SZJCLKwAAAP//AwBQSwECLQAUAAYACAAAACEA2+H2y+4AAACFAQAAEwAAAAAA AAAAAAAAAAAAAAAAW0NvbnRlbnRfVHlwZXNdLnhtbFBLAQItABQABgAIAAAAIQBa9CxbvwAAABUB AAALAAAAAAAAAAAAAAAAAB8BAABfcmVscy8ucmVsc1BLAQItABQABgAIAAAAIQCA0U8qyAAAAOIA AAAPAAAAAAAAAAAAAAAAAAcCAABkcnMvZG93bnJldi54bWxQSwUGAAAAAAMAAwC3AAAA/AIAAAAA " filled="f" stroked="f">
                           <v:textbox inset="2.53958mm,2.53958mm,2.53958mm,2.53958mm">
                             <w:txbxContent>
                               <w:p>
@@ -7489,8 +7483,8 @@
                             </w:txbxContent>
                           </v:textbox>
                         </v:rect>
-                        <v:group id="Group 1707267731" o:spid="_x0000_s1063" style="position:absolute;left:19352;top:35643;width:68213;height:4312" coordorigin="3300,30964" coordsize="91684,5613" o:gfxdata="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">
-                          <v:rect id="Rectangle 1520752249" o:spid="_x0000_s1064" style="position:absolute;left:3300;top:30964;width:91684;height:5613;visibility:visible;mso-wrap-style:square;v-text-anchor:middle" o:gfxdata="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" filled="f" stroked="f">
+                        <v:group id="Group 1707267731" o:spid="_x0000_s1063" style="position:absolute;left:19352;top:35643;width:68213;height:4312" coordorigin="3300,30964" coordsize="91684,5613" o:gfxdata="UEsDBBQABgAIAAAAIQDb4fbL7gAAAIUBAAATAAAAW0NvbnRlbnRfVHlwZXNdLnhtbHyQz07DMAyH 70i8Q+QralM4IITa7kDhCAiNB7ASt43WOlEcyvb2pNu4IODoPz9/n1xv9vOkForiPDdwXVagiI23 jocG3rdPxR0oScgWJ8/UwIEENu3lRb09BBKV0ywNjCmFe63FjDSjlD4Q50nv44wpl3HQAc0OB9I3 VXWrjedEnIq03oC27qjHjympx31un0wiTQLq4bS4shrAECZnMGVTvbD9QSnOhDInjzsyuiBXWQP0 r4R18jfgnHvJr4nOknrFmJ5xzhraRtHWf3Kkpfz/yGo5S+H73hkquyhdjr3R8m2lj09svwAAAP// AwBQSwMEFAAGAAgAAAAhAFr0LFu/AAAAFQEAAAsAAABfcmVscy8ucmVsc2zPwWrDMAwG4Ptg72B0 X5TuUMaI01uh19I+gLGVxCy2jGSy9e1nemrHjpL4P0nD4SetZiPRyNnCruvBUPYcYp4tXC/Htw8w Wl0ObuVMFm6kcBhfX4Yzra62kC6xqGlKVgtLreUTUf1CyWnHhXKbTCzJ1VbKjMX5LzcTvvf9HuXR gPHJNKdgQU5hB+ZyK23zHztFL6w81c5zQp6m6P9TMfB3PtPWFCczVQtB9N4U2rp2HOA44NMz4y8A AAD//wMAUEsDBBQABgAIAAAAIQCIXXLSyAAAAOMAAAAPAAAAZHJzL2Rvd25yZXYueG1sRE/NasJA EL4XfIdlCt7qJoqmpK4iouJBCo0F8TZkxySYnQ3ZNYlv3y0Uepzvf5brwdSio9ZVlhXEkwgEcW51 xYWC7/P+7R2E88gaa8uk4EkO1qvRyxJTbXv+oi7zhQgh7FJUUHrfpFK6vCSDbmIb4sDdbGvQh7Mt pG6xD+GmltMoWkiDFYeGEhvalpTfs4dRcOix38ziXXe637bP63n+eTnFpNT4ddh8gPA0+H/xn/uo w/wkSqaLJJnF8PtTAECufgAAAP//AwBQSwECLQAUAAYACAAAACEA2+H2y+4AAACFAQAAEwAAAAAA AAAAAAAAAAAAAAAAW0NvbnRlbnRfVHlwZXNdLnhtbFBLAQItABQABgAIAAAAIQBa9CxbvwAAABUB AAALAAAAAAAAAAAAAAAAAB8BAABfcmVscy8ucmVsc1BLAQItABQABgAIAAAAIQCIXXLSyAAAAOMA AAAPAAAAAAAAAAAAAAAAAAcCAABkcnMvZG93bnJldi54bWxQSwUGAAAAAAMAAwC3AAAA/AIAAAAA ">
+                          <v:rect id="Rectangle 1520752249" o:spid="_x0000_s1064" style="position:absolute;left:3300;top:30964;width:91684;height:5613;visibility:visible;mso-wrap-style:square;v-text-anchor:middle" o:gfxdata="UEsDBBQABgAIAAAAIQDb4fbL7gAAAIUBAAATAAAAW0NvbnRlbnRfVHlwZXNdLnhtbHyQz07DMAyH 70i8Q+QralM4IITa7kDhCAiNB7ASt43WOlEcyvb2pNu4IODoPz9/n1xv9vOkForiPDdwXVagiI23 jocG3rdPxR0oScgWJ8/UwIEENu3lRb09BBKV0ywNjCmFe63FjDSjlD4Q50nv44wpl3HQAc0OB9I3 VXWrjedEnIq03oC27qjHjympx31un0wiTQLq4bS4shrAECZnMGVTvbD9QSnOhDInjzsyuiBXWQP0 r4R18jfgnHvJr4nOknrFmJ5xzhraRtHWf3Kkpfz/yGo5S+H73hkquyhdjr3R8m2lj09svwAAAP// AwBQSwMEFAAGAAgAAAAhAFr0LFu/AAAAFQEAAAsAAABfcmVscy8ucmVsc2zPwWrDMAwG4Ptg72B0 X5TuUMaI01uh19I+gLGVxCy2jGSy9e1nemrHjpL4P0nD4SetZiPRyNnCruvBUPYcYp4tXC/Htw8w Wl0ObuVMFm6kcBhfX4Yzra62kC6xqGlKVgtLreUTUf1CyWnHhXKbTCzJ1VbKjMX5LzcTvvf9HuXR gPHJNKdgQU5hB+ZyK23zHztFL6w81c5zQp6m6P9TMfB3PtPWFCczVQtB9N4U2rp2HOA44NMz4y8A AAD//wMAUEsDBBQABgAIAAAAIQBReiYZxgAAAOMAAAAPAAAAZHJzL2Rvd25yZXYueG1sRE/NTgIx EL6b8A7NkHCTLg0/slIIEE3Ukyw+wLgdthu202VbYX17a2Licb7/WW1614grdaH2rGEyzkAQl97U XGn4OD7fP4AIEdlg45k0fFOAzXpwt8Lc+Bsf6FrESqQQDjlqsDG2uZShtOQwjH1LnLiT7xzGdHaV NB3eUrhrpMqyuXRYc2qw2NLeUnkuvpyG96kn9aTCrqjc0vafx7fXC861Hg377SOISH38F/+5X0ya P1PZYqbUdAm/PyUA5PoHAAD//wMAUEsBAi0AFAAGAAgAAAAhANvh9svuAAAAhQEAABMAAAAAAAAA AAAAAAAAAAAAAFtDb250ZW50X1R5cGVzXS54bWxQSwECLQAUAAYACAAAACEAWvQsW78AAAAVAQAA CwAAAAAAAAAAAAAAAAAfAQAAX3JlbHMvLnJlbHNQSwECLQAUAAYACAAAACEAUXomGcYAAADjAAAA DwAAAAAAAAAAAAAAAAAHAgAAZHJzL2Rvd25yZXYueG1sUEsFBgAAAAADAAMAtwAAAPoCAAAAAA== " filled="f" stroked="f">
                             <v:textbox inset="2.53958mm,2.53958mm,2.53958mm,2.53958mm">
                               <w:txbxContent>
                                 <w:p>
@@ -7502,7 +7496,7 @@
                               </w:txbxContent>
                             </v:textbox>
                           </v:rect>
-                          <v:oval id="Oval 1000820832" o:spid="_x0000_s1065" style="position:absolute;left:90757;top:30964;width:4227;height:5613;visibility:visible;mso-wrap-style:square;v-text-anchor:middle" o:gfxdata="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" fillcolor="#f4a11e" stroked="f">
+                          <v:oval id="Oval 1000820832" o:spid="_x0000_s1065" style="position:absolute;left:90757;top:30964;width:4227;height:5613;visibility:visible;mso-wrap-style:square;v-text-anchor:middle" o:gfxdata="UEsDBBQABgAIAAAAIQDb4fbL7gAAAIUBAAATAAAAW0NvbnRlbnRfVHlwZXNdLnhtbHyQz07DMAyH 70i8Q+QralM4IITa7kDhCAiNB7ASt43WOlEcyvb2pNu4IODoPz9/n1xv9vOkForiPDdwXVagiI23 jocG3rdPxR0oScgWJ8/UwIEENu3lRb09BBKV0ywNjCmFe63FjDSjlD4Q50nv44wpl3HQAc0OB9I3 VXWrjedEnIq03oC27qjHjympx31un0wiTQLq4bS4shrAECZnMGVTvbD9QSnOhDInjzsyuiBXWQP0 r4R18jfgnHvJr4nOknrFmJ5xzhraRtHWf3Kkpfz/yGo5S+H73hkquyhdjr3R8m2lj09svwAAAP// AwBQSwMEFAAGAAgAAAAhAFr0LFu/AAAAFQEAAAsAAABfcmVscy8ucmVsc2zPwWrDMAwG4Ptg72B0 X5TuUMaI01uh19I+gLGVxCy2jGSy9e1nemrHjpL4P0nD4SetZiPRyNnCruvBUPYcYp4tXC/Htw8w Wl0ObuVMFm6kcBhfX4Yzra62kC6xqGlKVgtLreUTUf1CyWnHhXKbTCzJ1VbKjMX5LzcTvvf9HuXR gPHJNKdgQU5hB+ZyK23zHztFL6w81c5zQp6m6P9TMfB3PtPWFCczVQtB9N4U2rp2HOA44NMz4y8A AAD//wMAUEsDBBQABgAIAAAAIQD99BRrxgAAAOMAAAAPAAAAZHJzL2Rvd25yZXYueG1sRE9fS8Mw EH8X/A7hBF/EXexglLpsiFBQFHGdez+asy1rLrXJtvrtF0HY4/3+33I9uV4deQydFwMPMw2Kpfa2 k8bA17a8z0GFSGKp98IGfjnAenV9taTC+pNs+FjFRqUQCQUZaGMcCsRQt+wozPzAkrhvPzqK6Rwb tCOdUrjrMdN6gY46SQ0tDfzccr2vDs4A3r0yfg4Vlj9vuDss3ncftC+Nub2Znh5BRZ7iRfzvfrFp vtY6z3Q+z+DvpwQArs4AAAD//wMAUEsBAi0AFAAGAAgAAAAhANvh9svuAAAAhQEAABMAAAAAAAAA AAAAAAAAAAAAAFtDb250ZW50X1R5cGVzXS54bWxQSwECLQAUAAYACAAAACEAWvQsW78AAAAVAQAA CwAAAAAAAAAAAAAAAAAfAQAAX3JlbHMvLnJlbHNQSwECLQAUAAYACAAAACEA/fQUa8YAAADjAAAA DwAAAAAAAAAAAAAAAAAHAgAAZHJzL2Rvd25yZXYueG1sUEsFBgAAAAADAAMAtwAAAPoCAAAAAA== " fillcolor="#f4a11e" stroked="f">
                             <v:textbox inset="2.53958mm,2.53958mm,2.53958mm,2.53958mm">
                               <w:txbxContent>
                                 <w:p>
@@ -7514,7 +7508,7 @@
                               </w:txbxContent>
                             </v:textbox>
                           </v:oval>
-                          <v:oval id="Oval 2072979044" o:spid="_x0000_s1066" style="position:absolute;left:3300;top:30964;width:4227;height:5613;visibility:visible;mso-wrap-style:square;v-text-anchor:middle" o:gfxdata="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" fillcolor="#f4a11e" stroked="f">
+                          <v:oval id="Oval 2072979044" o:spid="_x0000_s1066" style="position:absolute;left:3300;top:30964;width:4227;height:5613;visibility:visible;mso-wrap-style:square;v-text-anchor:middle" o:gfxdata="UEsDBBQABgAIAAAAIQDb4fbL7gAAAIUBAAATAAAAW0NvbnRlbnRfVHlwZXNdLnhtbHyQz07DMAyH 70i8Q+QralM4IITa7kDhCAiNB7ASt43WOlEcyvb2pNu4IODoPz9/n1xv9vOkForiPDdwXVagiI23 jocG3rdPxR0oScgWJ8/UwIEENu3lRb09BBKV0ywNjCmFe63FjDSjlD4Q50nv44wpl3HQAc0OB9I3 VXWrjedEnIq03oC27qjHjympx31un0wiTQLq4bS4shrAECZnMGVTvbD9QSnOhDInjzsyuiBXWQP0 r4R18jfgnHvJr4nOknrFmJ5xzhraRtHWf3Kkpfz/yGo5S+H73hkquyhdjr3R8m2lj09svwAAAP// AwBQSwMEFAAGAAgAAAAhAFr0LFu/AAAAFQEAAAsAAABfcmVscy8ucmVsc2zPwWrDMAwG4Ptg72B0 X5TuUMaI01uh19I+gLGVxCy2jGSy9e1nemrHjpL4P0nD4SetZiPRyNnCruvBUPYcYp4tXC/Htw8w Wl0ObuVMFm6kcBhfX4Yzra62kC6xqGlKVgtLreUTUf1CyWnHhXKbTCzJ1VbKjMX5LzcTvvf9HuXR gPHJNKdgQU5hB+ZyK23zHztFL6w81c5zQp6m6P9TMfB3PtPWFCczVQtB9N4U2rp2HOA44NMz4y8A AAD//wMAUEsDBBQABgAIAAAAIQBiKnp1ygAAAOMAAAAPAAAAZHJzL2Rvd25yZXYueG1sRI9RS8NA EITfBf/DsYIv0u4ZSmtjr0WEgKIUTe37kluT0NxezF3b+O89QfBxmJlvmNVmdJ068RBaLwZupxoU S+VtK7WBj10xuQMVIomlzgsb+OYAm/XlxYpy68/yzqcy1ipBJORkoImxzxFD1bCjMPU9S/I+/eAo JjnUaAc6J7jrMNN6jo5aSQsN9fzYcHUoj84A3jwzvvUlFl8vuD/OX/dbOhTGXF+ND/egIo/xP/zX frIGMr3Iloulns3g91P6A7j+AQAA//8DAFBLAQItABQABgAIAAAAIQDb4fbL7gAAAIUBAAATAAAA AAAAAAAAAAAAAAAAAABbQ29udGVudF9UeXBlc10ueG1sUEsBAi0AFAAGAAgAAAAhAFr0LFu/AAAA FQEAAAsAAAAAAAAAAAAAAAAAHwEAAF9yZWxzLy5yZWxzUEsBAi0AFAAGAAgAAAAhAGIqenXKAAAA 4wAAAA8AAAAAAAAAAAAAAAAABwIAAGRycy9kb3ducmV2LnhtbFBLBQYAAAAAAwADALcAAAD+AgAA AAA= " fillcolor="#f4a11e" stroked="f">
                             <v:textbox inset="2.53958mm,2.53958mm,2.53958mm,2.53958mm">
                               <w:txbxContent>
                                 <w:p>
@@ -7526,7 +7520,7 @@
                               </w:txbxContent>
                             </v:textbox>
                           </v:oval>
-                          <v:rect id="Rectangle 1243345211" o:spid="_x0000_s1067" style="position:absolute;left:5402;top:30964;width:87450;height:5613;visibility:visible;mso-wrap-style:square;v-text-anchor:middle" o:gfxdata="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" fillcolor="#f4a11e" stroked="f">
+                          <v:rect id="Rectangle 1243345211" o:spid="_x0000_s1067" style="position:absolute;left:5402;top:30964;width:87450;height:5613;visibility:visible;mso-wrap-style:square;v-text-anchor:middle" o:gfxdata="UEsDBBQABgAIAAAAIQDb4fbL7gAAAIUBAAATAAAAW0NvbnRlbnRfVHlwZXNdLnhtbHyQz07DMAyH 70i8Q+QralM4IITa7kDhCAiNB7ASt43WOlEcyvb2pNu4IODoPz9/n1xv9vOkForiPDdwXVagiI23 jocG3rdPxR0oScgWJ8/UwIEENu3lRb09BBKV0ywNjCmFe63FjDSjlD4Q50nv44wpl3HQAc0OB9I3 VXWrjedEnIq03oC27qjHjympx31un0wiTQLq4bS4shrAECZnMGVTvbD9QSnOhDInjzsyuiBXWQP0 r4R18jfgnHvJr4nOknrFmJ5xzhraRtHWf3Kkpfz/yGo5S+H73hkquyhdjr3R8m2lj09svwAAAP// AwBQSwMEFAAGAAgAAAAhAFr0LFu/AAAAFQEAAAsAAABfcmVscy8ucmVsc2zPwWrDMAwG4Ptg72B0 X5TuUMaI01uh19I+gLGVxCy2jGSy9e1nemrHjpL4P0nD4SetZiPRyNnCruvBUPYcYp4tXC/Htw8w Wl0ObuVMFm6kcBhfX4Yzra62kC6xqGlKVgtLreUTUf1CyWnHhXKbTCzJ1VbKjMX5LzcTvvf9HuXR gPHJNKdgQU5hB+ZyK23zHztFL6w81c5zQp6m6P9TMfB3PtPWFCczVQtB9N4U2rp2HOA44NMz4y8A AAD//wMAUEsDBBQABgAIAAAAIQCtJi4KyQAAAOMAAAAPAAAAZHJzL2Rvd25yZXYueG1sRE+9TsMw EN6R+g7WIXWjTpxQlVC3qpAqMTBAgKHbKT6SQHwOsZOmb4+RkBjv+7/tfradmGjwrWMN6SoBQVw5 03Kt4e31eLMB4QOywc4xabiQh/1ucbXFwrgzv9BUhlrEEPYFamhC6AspfdWQRb9yPXHkPtxgMcRz qKUZ8BzDbSdVkqylxZZjQ4M9PTRUfZWj1XA3ter0nXV2/T7n6rN8Gs3ledR6eT0f7kEEmsO/+M/9 aOJ8lWdZfqvSFH5/igDI3Q8AAAD//wMAUEsBAi0AFAAGAAgAAAAhANvh9svuAAAAhQEAABMAAAAA AAAAAAAAAAAAAAAAAFtDb250ZW50X1R5cGVzXS54bWxQSwECLQAUAAYACAAAACEAWvQsW78AAAAV AQAACwAAAAAAAAAAAAAAAAAfAQAAX3JlbHMvLnJlbHNQSwECLQAUAAYACAAAACEArSYuCskAAADj AAAADwAAAAAAAAAAAAAAAAAHAgAAZHJzL2Rvd25yZXYueG1sUEsFBgAAAAADAAMAtwAAAP0CAAAA AA== " fillcolor="#f4a11e" stroked="f">
                             <v:textbox inset="2.53958mm,2.53958mm,2.53958mm,2.53958mm">
                               <w:txbxContent>
                                 <w:p>
@@ -8372,9 +8366,9 @@
           </mc:Choice>
           <mc:Fallback>
             <w:pict>
-              <v:group w14:anchorId="7FF2F927" id="Group 3" o:spid="_x0000_s1068" style="width:537.1pt;height:26.95pt;mso-position-horizontal-relative:char;mso-position-vertical-relative:line" coordorigin="19352,36089" coordsize="68214,3420" o:gfxdata="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">
-                <v:group id="Group 1494650809" o:spid="_x0000_s1069" style="position:absolute;left:19352;top:36089;width:68215;height:3421" coordorigin="19352,36089" coordsize="68214,3420" o:gfxdata="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">
-                  <v:rect id="Rectangle 1813529625" o:spid="_x0000_s1070" style="position:absolute;left:19352;top:36089;width:68215;height:3421;visibility:visible;mso-wrap-style:square;v-text-anchor:middle" o:gfxdata="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" filled="f" stroked="f">
+              <v:group w14:anchorId="7FF2F927" id="Group 3" o:spid="_x0000_s1068" style="width:537.1pt;height:26.95pt;mso-position-horizontal-relative:char;mso-position-vertical-relative:line" coordorigin="19352,36089" coordsize="68214,3420" o:gfxdata="UEsDBBQABgAIAAAAIQC2gziS/gAAAOEBAAATAAAAW0NvbnRlbnRfVHlwZXNdLnhtbJSRQU7DMBBF 90jcwfIWJU67QAgl6YK0S0CoHGBkTxKLZGx5TGhvj5O2G0SRWNoz/78nu9wcxkFMGNg6quQqL6RA 0s5Y6ir5vt9lD1JwBDIwOMJKHpHlpr69KfdHjyxSmriSfYz+USnWPY7AufNIadK6MEJMx9ApD/oD OlTrorhX2lFEilmcO2RdNtjC5xDF9pCuTyYBB5bi6bQ4syoJ3g9WQ0ymaiLzg5KdCXlKLjvcW893 SUOqXwnz5DrgnHtJTxOsQfEKIT7DmDSUCaxw7Rqn8787ZsmRM9e2VmPeBN4uqYvTtW7jvijg9N/y JsXecLq0q+WD6m8AAAD//wMAUEsDBBQABgAIAAAAIQA4/SH/1gAAAJQBAAALAAAAX3JlbHMvLnJl bHOkkMFqwzAMhu+DvYPRfXGawxijTi+j0GvpHsDYimMaW0Yy2fr2M4PBMnrbUb/Q94l/f/hMi1qR JVI2sOt6UJgd+ZiDgffL8ekFlFSbvV0oo4EbChzGx4f9GRdb25HMsYhqlCwG5lrLq9biZkxWOiqY 22YiTra2kYMu1l1tQD30/bPm3wwYN0x18gb45AdQl1tp5j/sFB2T0FQ7R0nTNEV3j6o9feQzro1i OWA14Fm+Q8a1a8+Bvu/d/dMb2JY5uiPbhG/ktn4cqGU/er3pcvwCAAD//wMAUEsDBBQABgAIAAAA IQAwhs/r/wMAAK8YAAAOAAAAZHJzL2Uyb0RvYy54bWzsWVtv2zYUfh+w/0DofZGoKynEKYo2CQYU a7BuP4CWKVmAJGokEzv/foeUrEtid3XaunVXPzjiIU2d8/E7N+by1bau0AOXqhTNwsEXnoN4k4lV 2RQL5++/bn4jDlKaNStWiYYvnEeunFdXv/5yuWlT7ou1qFZcItikUemmXThrrdvUdVW25jVTF6Ll DUzmQtZMw1AW7kqyDexeV67vebG7EXLVSpFxpUD6tpt0ruz+ec4z/T7PFdeoWjigm7bf0n4vzbd7 dcnSQrJ2XWa9GuwFWtSsbOClw1ZvmWboXpbPtqrLTAolcn2RidoVeV5m3NoA1mDviTW3Uty31pYi 3RTtABNA+wSnF2+b/fFwK9sP7Z0EJDZtAVjYkbFlm8va/AUt0dZC9jhAxrcaZSCMiY9DHDoog7kg 9D0fd5hmawDe/AzTIPKTyEFmQewRCs8W9Wx9Pd0kguPZbQLPsMTdqeDOFBsGncJgwZ1E5QreFNIw jjziUQc1rAa2WQDRRN4beYTVVn0ajOrTnjTfFAFwFjXyQX0eHz6sWcstzVQ6QZNgODga+3B0HZp/ gjexpqg4wuOcRdT+biCRShXwaQ+DDlJhhuVHiMDSVip9y0WNzMPCkaCS9Tv28E7pjjO7JUaBRtyU VQVyllbNTADkMhKg1k5d86S3y63lkh8aBhrRUqwegWCqzW5KeOc7pvQdkxAksIM2EDgWjvrnnknu oOr3Bk6C4tBApqcDOR0spwPWZGsB8SjT0kHd4I228anT9vW9FnlpLRuV6dUGCkx89pk3RH6ceJhA AJ45wyC29hXmxD81AvxvfYFQjBNK9njCMNOzBdD8sfzABuuRemfoBwGJMY1D/DQrjPKfnrCn+Nif FRIKnzAgyS6qjElhnPpRfSE+95xAkiChUTQGsq5AGsXfgSfgJPT6EutQhehHUPp/tEI8QX0UBdgn JN6TE4aZl/vBBIT9tdFzCE5YGyXn7gcYkwg+MR1Or+8URvnnegKcILY4sXR2gkOv5Ec4tgGFpUOv FAQefLpew4OcBYUk6GEWXPetEsUxCYO+VQp9P/n2jgBmBB6FFm9IsGNOmMwd4wyHcNghaVEwVbZp GPegcEJfIGfjCyeIiYkfBCFJTLvc9RzvH1iFRukxHKBeEiWG6ebeYOoMOxL05/7JHOBVVbbKNLos PdAuKlGVK9MxmjVKFss3lURgwsK5CV9jfN3nnNmyI/tK+pMvkzuGGEcBhZJkThg8io9hzH9FjbMk DHhAj8F3fxFxggADXXgce6EX7ss149wxrIk8yKf+4TBDkjCySflL5ZpZ9PgqQSawd7Bn0LSPF7v2 Squ/fT7iGW7FYfXs2n06tjuN/2e4+hcAAP//AwBQSwMEFAAGAAgAAAAhADhthhndAAAABQEAAA8A AABkcnMvZG93bnJldi54bWxMj0FrwkAQhe9C/8Myhd7qJlrbmmYjIm1PIlQLxduYHZNgdjZk1yT+ +6691MvA4z3e+yZdDKYWHbWusqwgHkcgiHOrKy4UfO8+Hl9BOI+ssbZMCi7kYJHdjVJMtO35i7qt L0QoYZeggtL7JpHS5SUZdGPbEAfvaFuDPsi2kLrFPpSbWk6i6FkarDgslNjQqqT8tD0bBZ899stp /N6tT8fVZb+bbX7WMSn1cD8s30B4Gvx/GK74AR2ywHSwZ9ZO1ArCI/7vXr3o5WkC4qBgNp2DzFJ5 S5/9AgAA//8DAFBLAQItABQABgAIAAAAIQC2gziS/gAAAOEBAAATAAAAAAAAAAAAAAAAAAAAAABb Q29udGVudF9UeXBlc10ueG1sUEsBAi0AFAAGAAgAAAAhADj9If/WAAAAlAEAAAsAAAAAAAAAAAAA AAAALwEAAF9yZWxzLy5yZWxzUEsBAi0AFAAGAAgAAAAhADCGz+v/AwAArxgAAA4AAAAAAAAAAAAA AAAALgIAAGRycy9lMm9Eb2MueG1sUEsBAi0AFAAGAAgAAAAhADhthhndAAAABQEAAA8AAAAAAAAA AAAAAAAAWQYAAGRycy9kb3ducmV2LnhtbFBLBQYAAAAABAAEAPMAAABjBwAAAAA= ">
+                <v:group id="Group 1494650809" o:spid="_x0000_s1069" style="position:absolute;left:19352;top:36089;width:68215;height:3421" coordorigin="19352,36089" coordsize="68214,3420" o:gfxdata="UEsDBBQABgAIAAAAIQDb4fbL7gAAAIUBAAATAAAAW0NvbnRlbnRfVHlwZXNdLnhtbHyQz07DMAyH 70i8Q+QralM4IITa7kDhCAiNB7ASt43WOlEcyvb2pNu4IODoPz9/n1xv9vOkForiPDdwXVagiI23 jocG3rdPxR0oScgWJ8/UwIEENu3lRb09BBKV0ywNjCmFe63FjDSjlD4Q50nv44wpl3HQAc0OB9I3 VXWrjedEnIq03oC27qjHjympx31un0wiTQLq4bS4shrAECZnMGVTvbD9QSnOhDInjzsyuiBXWQP0 r4R18jfgnHvJr4nOknrFmJ5xzhraRtHWf3Kkpfz/yGo5S+H73hkquyhdjr3R8m2lj09svwAAAP// AwBQSwMEFAAGAAgAAAAhAFr0LFu/AAAAFQEAAAsAAABfcmVscy8ucmVsc2zPwWrDMAwG4Ptg72B0 X5TuUMaI01uh19I+gLGVxCy2jGSy9e1nemrHjpL4P0nD4SetZiPRyNnCruvBUPYcYp4tXC/Htw8w Wl0ObuVMFm6kcBhfX4Yzra62kC6xqGlKVgtLreUTUf1CyWnHhXKbTCzJ1VbKjMX5LzcTvvf9HuXR gPHJNKdgQU5hB+ZyK23zHztFL6w81c5zQp6m6P9TMfB3PtPWFCczVQtB9N4U2rp2HOA44NMz4y8A AAD//wMAUEsDBBQABgAIAAAAIQAcYo1lyQAAAOMAAAAPAAAAZHJzL2Rvd25yZXYueG1sRE9La8JA EL4L/Q/LFHrT3dQHmrqKiIoHKVQLpbchOybB7GzIbpP4791Cocf53rNc97YSLTW+dKwhGSkQxJkz JecaPi/74RyED8gGK8ek4U4e1qunwRJT4zr+oPYcchFD2KeooQihTqX0WUEW/cjVxJG7usZiiGeT S9NgF8NtJV+VmkmLJceGAmvaFpTdzj9Ww6HDbjNOdu3pdt3evy/T969TQlq/PPebNxCB+vAv/nMf TZw/WUxmUzVXC/j9KQIgVw8AAAD//wMAUEsBAi0AFAAGAAgAAAAhANvh9svuAAAAhQEAABMAAAAA AAAAAAAAAAAAAAAAAFtDb250ZW50X1R5cGVzXS54bWxQSwECLQAUAAYACAAAACEAWvQsW78AAAAV AQAACwAAAAAAAAAAAAAAAAAfAQAAX3JlbHMvLnJlbHNQSwECLQAUAAYACAAAACEAHGKNZckAAADj AAAADwAAAAAAAAAAAAAAAAAHAgAAZHJzL2Rvd25yZXYueG1sUEsFBgAAAAADAAMAtwAAAP0CAAAA AA== ">
+                  <v:rect id="Rectangle 1813529625" o:spid="_x0000_s1070" style="position:absolute;left:19352;top:36089;width:68215;height:3421;visibility:visible;mso-wrap-style:square;v-text-anchor:middle" o:gfxdata="UEsDBBQABgAIAAAAIQDb4fbL7gAAAIUBAAATAAAAW0NvbnRlbnRfVHlwZXNdLnhtbHyQz07DMAyH 70i8Q+QralM4IITa7kDhCAiNB7ASt43WOlEcyvb2pNu4IODoPz9/n1xv9vOkForiPDdwXVagiI23 jocG3rdPxR0oScgWJ8/UwIEENu3lRb09BBKV0ywNjCmFe63FjDSjlD4Q50nv44wpl3HQAc0OB9I3 VXWrjedEnIq03oC27qjHjympx31un0wiTQLq4bS4shrAECZnMGVTvbD9QSnOhDInjzsyuiBXWQP0 r4R18jfgnHvJr4nOknrFmJ5xzhraRtHWf3Kkpfz/yGo5S+H73hkquyhdjr3R8m2lj09svwAAAP// AwBQSwMEFAAGAAgAAAAhAFr0LFu/AAAAFQEAAAsAAABfcmVscy8ucmVsc2zPwWrDMAwG4Ptg72B0 X5TuUMaI01uh19I+gLGVxCy2jGSy9e1nemrHjpL4P0nD4SetZiPRyNnCruvBUPYcYp4tXC/Htw8w Wl0ObuVMFm6kcBhfX4Yzra62kC6xqGlKVgtLreUTUf1CyWnHhXKbTCzJ1VbKjMX5LzcTvvf9HuXR gPHJNKdgQU5hB+ZyK23zHztFL6w81c5zQp6m6P9TMfB3PtPWFCczVQtB9N4U2rp2HOA44NMz4y8A AAD//wMAUEsDBBQABgAIAAAAIQA89NWtxgAAAOMAAAAPAAAAZHJzL2Rvd25yZXYueG1sRE9fT8Iw EH8n8Ts0Z+IbdFRZYFKIEE2QJx1+gHM918X1OtcK49tTEhMf7/f/luvBteJIfWg8a5hOMhDElTcN 1xo+Di/jOYgQkQ22nknDmQKsVzejJRbGn/idjmWsRQrhUKAGG2NXSBkqSw7DxHfEifvyvcOYzr6W psdTCnetVFmWS4cNpwaLHW0tVd/lr9Pw9uBJPauwKWu3sMPnYf/6g7nWd7fD0yOISEP8F/+5dybN n0/vZ2qRqxlcf0oAyNUFAAD//wMAUEsBAi0AFAAGAAgAAAAhANvh9svuAAAAhQEAABMAAAAAAAAA AAAAAAAAAAAAAFtDb250ZW50X1R5cGVzXS54bWxQSwECLQAUAAYACAAAACEAWvQsW78AAAAVAQAA CwAAAAAAAAAAAAAAAAAfAQAAX3JlbHMvLnJlbHNQSwECLQAUAAYACAAAACEAPPTVrcYAAADjAAAA DwAAAAAAAAAAAAAAAAAHAgAAZHJzL2Rvd25yZXYueG1sUEsFBgAAAAADAAMAtwAAAPoCAAAAAA== " filled="f" stroked="f">
                     <v:textbox inset="2.53958mm,2.53958mm,2.53958mm,2.53958mm">
                       <w:txbxContent>
                         <w:p>
@@ -8386,8 +8380,8 @@
                       </w:txbxContent>
                     </v:textbox>
                   </v:rect>
-                  <v:group id="Group 152670188" o:spid="_x0000_s1071" style="position:absolute;left:19352;top:36089;width:68215;height:3421" coordorigin="19352,36089" coordsize="68214,3420" o:gfxdata="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">
-                    <v:rect id="Rectangle 89117985" o:spid="_x0000_s1072" style="position:absolute;left:19352;top:36089;width:68215;height:3421;visibility:visible;mso-wrap-style:square;v-text-anchor:middle" o:gfxdata="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" filled="f" stroked="f">
+                  <v:group id="Group 152670188" o:spid="_x0000_s1071" style="position:absolute;left:19352;top:36089;width:68215;height:3421" coordorigin="19352,36089" coordsize="68214,3420" o:gfxdata="UEsDBBQABgAIAAAAIQDb4fbL7gAAAIUBAAATAAAAW0NvbnRlbnRfVHlwZXNdLnhtbHyQz07DMAyH 70i8Q+QralM4IITa7kDhCAiNB7ASt43WOlEcyvb2pNu4IODoPz9/n1xv9vOkForiPDdwXVagiI23 jocG3rdPxR0oScgWJ8/UwIEENu3lRb09BBKV0ywNjCmFe63FjDSjlD4Q50nv44wpl3HQAc0OB9I3 VXWrjedEnIq03oC27qjHjympx31un0wiTQLq4bS4shrAECZnMGVTvbD9QSnOhDInjzsyuiBXWQP0 r4R18jfgnHvJr4nOknrFmJ5xzhraRtHWf3Kkpfz/yGo5S+H73hkquyhdjr3R8m2lj09svwAAAP// AwBQSwMEFAAGAAgAAAAhAFr0LFu/AAAAFQEAAAsAAABfcmVscy8ucmVsc2zPwWrDMAwG4Ptg72B0 X5TuUMaI01uh19I+gLGVxCy2jGSy9e1nemrHjpL4P0nD4SetZiPRyNnCruvBUPYcYp4tXC/Htw8w Wl0ObuVMFm6kcBhfX4Yzra62kC6xqGlKVgtLreUTUf1CyWnHhXKbTCzJ1VbKjMX5LzcTvvf9HuXR gPHJNKdgQU5hB+ZyK23zHztFL6w81c5zQp6m6P9TMfB3PtPWFCczVQtB9N4U2rp2HOA44NMz4y8A AAD//wMAUEsDBBQABgAIAAAAIQDoTX+NxwAAAOIAAAAPAAAAZHJzL2Rvd25yZXYueG1sRE9Na8JA EL0X+h+WEbzVTRStRFcRacWDFNRC6W3IjkkwOxuy2yT++86h0OPjfa+3g6tVR22oPBtIJwko4tzb igsDn9f3lyWoEJEt1p7JwIMCbDfPT2vMrO/5TN0lFkpCOGRooIyxybQOeUkOw8Q3xMLdfOswCmwL bVvsJdzVepokC+2wYmkosaF9Sfn98uMMHHrsd7P0rTvdb/vH93X+8XVKyZjxaNitQEUa4r/4z320 Mn8+Xbwm6VI2yyXBoDe/AAAA//8DAFBLAQItABQABgAIAAAAIQDb4fbL7gAAAIUBAAATAAAAAAAA AAAAAAAAAAAAAABbQ29udGVudF9UeXBlc10ueG1sUEsBAi0AFAAGAAgAAAAhAFr0LFu/AAAAFQEA AAsAAAAAAAAAAAAAAAAAHwEAAF9yZWxzLy5yZWxzUEsBAi0AFAAGAAgAAAAhAOhNf43HAAAA4gAA AA8AAAAAAAAAAAAAAAAABwIAAGRycy9kb3ducmV2LnhtbFBLBQYAAAAAAwADALcAAAD7AgAAAAA= ">
+                    <v:rect id="Rectangle 89117985" o:spid="_x0000_s1072" style="position:absolute;left:19352;top:36089;width:68215;height:3421;visibility:visible;mso-wrap-style:square;v-text-anchor:middle" o:gfxdata="UEsDBBQABgAIAAAAIQDb4fbL7gAAAIUBAAATAAAAW0NvbnRlbnRfVHlwZXNdLnhtbHyQz07DMAyH 70i8Q+QralM4IITa7kDhCAiNB7ASt43WOlEcyvb2pNu4IODoPz9/n1xv9vOkForiPDdwXVagiI23 jocG3rdPxR0oScgWJ8/UwIEENu3lRb09BBKV0ywNjCmFe63FjDSjlD4Q50nv44wpl3HQAc0OB9I3 VXWrjedEnIq03oC27qjHjympx31un0wiTQLq4bS4shrAECZnMGVTvbD9QSnOhDInjzsyuiBXWQP0 r4R18jfgnHvJr4nOknrFmJ5xzhraRtHWf3Kkpfz/yGo5S+H73hkquyhdjr3R8m2lj09svwAAAP// AwBQSwMEFAAGAAgAAAAhAFr0LFu/AAAAFQEAAAsAAABfcmVscy8ucmVsc2zPwWrDMAwG4Ptg72B0 X5TuUMaI01uh19I+gLGVxCy2jGSy9e1nemrHjpL4P0nD4SetZiPRyNnCruvBUPYcYp4tXC/Htw8w Wl0ObuVMFm6kcBhfX4Yzra62kC6xqGlKVgtLreUTUf1CyWnHhXKbTCzJ1VbKjMX5LzcTvvf9HuXR gPHJNKdgQU5hB+ZyK23zHztFL6w81c5zQp6m6P9TMfB3PtPWFCczVQtB9N4U2rp2HOA44NMz4y8A AAD//wMAUEsDBBQABgAIAAAAIQBRfjDYyQAAAOEAAAAPAAAAZHJzL2Rvd25yZXYueG1sRI/BTsMw EETvlfgHa5F6o04iKElatwLUSpQTpHzAEm/jiHgdYrcNf48rIfU4mpk3muV6tJ040eBbxwrSWQKC uHa65UbB5357l4PwAVlj55gU/JKH9epmssRSuzN/0KkKjYgQ9iUqMCH0pZS+NmTRz1xPHL2DGyyG KIdG6gHPEW47mSXJXFpsOS4Y7OnFUP1dHa2C93tH2Sbzz1VjCzN+7d92PzhXano7Pi1ABBrDNfzf ftUK8iJNH4v8AS6P4huQqz8AAAD//wMAUEsBAi0AFAAGAAgAAAAhANvh9svuAAAAhQEAABMAAAAA AAAAAAAAAAAAAAAAAFtDb250ZW50X1R5cGVzXS54bWxQSwECLQAUAAYACAAAACEAWvQsW78AAAAV AQAACwAAAAAAAAAAAAAAAAAfAQAAX3JlbHMvLnJlbHNQSwECLQAUAAYACAAAACEAUX4w2MkAAADh AAAADwAAAAAAAAAAAAAAAAAHAgAAZHJzL2Rvd25yZXYueG1sUEsFBgAAAAADAAMAtwAAAP0CAAAA AA== " filled="f" stroked="f">
                       <v:textbox inset="2.53958mm,2.53958mm,2.53958mm,2.53958mm">
                         <w:txbxContent>
                           <w:p>
@@ -8399,8 +8393,8 @@
                         </w:txbxContent>
                       </v:textbox>
                     </v:rect>
-                    <v:group id="Group 1386196419" o:spid="_x0000_s1073" style="position:absolute;left:19352;top:36089;width:68215;height:3421" coordorigin="19352,36089" coordsize="68214,3420" o:gfxdata="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">
-                      <v:rect id="Rectangle 799994387" o:spid="_x0000_s1074" style="position:absolute;left:19352;top:36089;width:68215;height:3421;visibility:visible;mso-wrap-style:square;v-text-anchor:middle" o:gfxdata="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" filled="f" stroked="f">
+                    <v:group id="Group 1386196419" o:spid="_x0000_s1073" style="position:absolute;left:19352;top:36089;width:68215;height:3421" coordorigin="19352,36089" coordsize="68214,3420" o:gfxdata="UEsDBBQABgAIAAAAIQDb4fbL7gAAAIUBAAATAAAAW0NvbnRlbnRfVHlwZXNdLnhtbHyQz07DMAyH 70i8Q+QralM4IITa7kDhCAiNB7ASt43WOlEcyvb2pNu4IODoPz9/n1xv9vOkForiPDdwXVagiI23 jocG3rdPxR0oScgWJ8/UwIEENu3lRb09BBKV0ywNjCmFe63FjDSjlD4Q50nv44wpl3HQAc0OB9I3 VXWrjedEnIq03oC27qjHjympx31un0wiTQLq4bS4shrAECZnMGVTvbD9QSnOhDInjzsyuiBXWQP0 r4R18jfgnHvJr4nOknrFmJ5xzhraRtHWf3Kkpfz/yGo5S+H73hkquyhdjr3R8m2lj09svwAAAP// AwBQSwMEFAAGAAgAAAAhAFr0LFu/AAAAFQEAAAsAAABfcmVscy8ucmVsc2zPwWrDMAwG4Ptg72B0 X5TuUMaI01uh19I+gLGVxCy2jGSy9e1nemrHjpL4P0nD4SetZiPRyNnCruvBUPYcYp4tXC/Htw8w Wl0ObuVMFm6kcBhfX4Yzra62kC6xqGlKVgtLreUTUf1CyWnHhXKbTCzJ1VbKjMX5LzcTvvf9HuXR gPHJNKdgQU5hB+ZyK23zHztFL6w81c5zQp6m6P9TMfB3PtPWFCczVQtB9N4U2rp2HOA44NMz4y8A AAD//wMAUEsDBBQABgAIAAAAIQCNHNYEyQAAAOMAAAAPAAAAZHJzL2Rvd25yZXYueG1sRE9fa8Iw EH8f7DuEG+xtptGtaDWKiBt7EEEdDN+O5myLzaU0WVu//TIY+Hi//7dYDbYWHbW+cqxBjRIQxLkz FRcavk7vL1MQPiAbrB2Thht5WC0fHxaYGdfzgbpjKEQMYZ+hhjKEJpPS5yVZ9CPXEEfu4lqLIZ5t IU2LfQy3tRwnSSotVhwbSmxoU1J+Pf5YDR899uuJ2na762VzO5/e9t87RVo/Pw3rOYhAQ7iL/92f Js6fTFM1S1/VDP5+igDI5S8AAAD//wMAUEsBAi0AFAAGAAgAAAAhANvh9svuAAAAhQEAABMAAAAA AAAAAAAAAAAAAAAAAFtDb250ZW50X1R5cGVzXS54bWxQSwECLQAUAAYACAAAACEAWvQsW78AAAAV AQAACwAAAAAAAAAAAAAAAAAfAQAAX3JlbHMvLnJlbHNQSwECLQAUAAYACAAAACEAjRzWBMkAAADj AAAADwAAAAAAAAAAAAAAAAAHAgAAZHJzL2Rvd25yZXYueG1sUEsFBgAAAAADAAMAtwAAAP0CAAAA AA== ">
+                      <v:rect id="Rectangle 799994387" o:spid="_x0000_s1074" style="position:absolute;left:19352;top:36089;width:68215;height:3421;visibility:visible;mso-wrap-style:square;v-text-anchor:middle" o:gfxdata="UEsDBBQABgAIAAAAIQDb4fbL7gAAAIUBAAATAAAAW0NvbnRlbnRfVHlwZXNdLnhtbHyQz07DMAyH 70i8Q+QralM4IITa7kDhCAiNB7ASt43WOlEcyvb2pNu4IODoPz9/n1xv9vOkForiPDdwXVagiI23 jocG3rdPxR0oScgWJ8/UwIEENu3lRb09BBKV0ywNjCmFe63FjDSjlD4Q50nv44wpl3HQAc0OB9I3 VXWrjedEnIq03oC27qjHjympx31un0wiTQLq4bS4shrAECZnMGVTvbD9QSnOhDInjzsyuiBXWQP0 r4R18jfgnHvJr4nOknrFmJ5xzhraRtHWf3Kkpfz/yGo5S+H73hkquyhdjr3R8m2lj09svwAAAP// AwBQSwMEFAAGAAgAAAAhAFr0LFu/AAAAFQEAAAsAAABfcmVscy8ucmVsc2zPwWrDMAwG4Ptg72B0 X5TuUMaI01uh19I+gLGVxCy2jGSy9e1nemrHjpL4P0nD4SetZiPRyNnCruvBUPYcYp4tXC/Htw8w Wl0ObuVMFm6kcBhfX4Yzra62kC6xqGlKVgtLreUTUf1CyWnHhXKbTCzJ1VbKjMX5LzcTvvf9HuXR gPHJNKdgQU5hB+ZyK23zHztFL6w81c5zQp6m6P9TMfB3PtPWFCczVQtB9N4U2rp2HOA44NMz4y8A AAD//wMAUEsDBBQABgAIAAAAIQCnblGzxgAAAOIAAAAPAAAAZHJzL2Rvd25yZXYueG1sRE/LbsIw ELxX4h+sReqtOATEI2AQRa3UcoLAByzxEkfE6zR2If37ulIl5jaal2a57mwtbtT6yrGC4SABQVw4 XXGp4HR8f5mB8AFZY+2YFPyQh/Wq97TETLs7H+iWh1LEEvYZKjAhNJmUvjBk0Q9cQxy1i2sthkjb UuoW77Hc1jJNkom0WHFcMNjQ1lBxzb+tgv3YUfqW+te8tHPTnY+7zy+cKPXc7zYLEIG68DD/pz+0 guk8YjyaTeHvUrwDcvULAAD//wMAUEsBAi0AFAAGAAgAAAAhANvh9svuAAAAhQEAABMAAAAAAAAA AAAAAAAAAAAAAFtDb250ZW50X1R5cGVzXS54bWxQSwECLQAUAAYACAAAACEAWvQsW78AAAAVAQAA CwAAAAAAAAAAAAAAAAAfAQAAX3JlbHMvLnJlbHNQSwECLQAUAAYACAAAACEAp25Rs8YAAADiAAAA DwAAAAAAAAAAAAAAAAAHAgAAZHJzL2Rvd25yZXYueG1sUEsFBgAAAAADAAMAtwAAAPoCAAAAAA== " filled="f" stroked="f">
                         <v:textbox inset="2.53958mm,2.53958mm,2.53958mm,2.53958mm">
                           <w:txbxContent>
                             <w:p>
@@ -8412,8 +8406,8 @@
                           </w:txbxContent>
                         </v:textbox>
                       </v:rect>
-                      <v:group id="Group 873795585" o:spid="_x0000_s1075" style="position:absolute;left:19352;top:36089;width:68215;height:3421" coordorigin="19352,36174" coordsize="68214,3252" o:gfxdata="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">
-                        <v:rect id="Rectangle 53128865" o:spid="_x0000_s1076" style="position:absolute;left:19352;top:36174;width:68215;height:3252;visibility:visible;mso-wrap-style:square;v-text-anchor:middle" o:gfxdata="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" filled="f" stroked="f">
+                      <v:group id="Group 873795585" o:spid="_x0000_s1075" style="position:absolute;left:19352;top:36089;width:68215;height:3421" coordorigin="19352,36174" coordsize="68214,3252" o:gfxdata="UEsDBBQABgAIAAAAIQDb4fbL7gAAAIUBAAATAAAAW0NvbnRlbnRfVHlwZXNdLnhtbHyQz07DMAyH 70i8Q+QralM4IITa7kDhCAiNB7ASt43WOlEcyvb2pNu4IODoPz9/n1xv9vOkForiPDdwXVagiI23 jocG3rdPxR0oScgWJ8/UwIEENu3lRb09BBKV0ywNjCmFe63FjDSjlD4Q50nv44wpl3HQAc0OB9I3 VXWrjedEnIq03oC27qjHjympx31un0wiTQLq4bS4shrAECZnMGVTvbD9QSnOhDInjzsyuiBXWQP0 r4R18jfgnHvJr4nOknrFmJ5xzhraRtHWf3Kkpfz/yGo5S+H73hkquyhdjr3R8m2lj09svwAAAP// AwBQSwMEFAAGAAgAAAAhAFr0LFu/AAAAFQEAAAsAAABfcmVscy8ucmVsc2zPwWrDMAwG4Ptg72B0 X5TuUMaI01uh19I+gLGVxCy2jGSy9e1nemrHjpL4P0nD4SetZiPRyNnCruvBUPYcYp4tXC/Htw8w Wl0ObuVMFm6kcBhfX4Yzra62kC6xqGlKVgtLreUTUf1CyWnHhXKbTCzJ1VbKjMX5LzcTvvf9HuXR gPHJNKdgQU5hB+ZyK23zHztFL6w81c5zQp6m6P9TMfB3PtPWFCczVQtB9N4U2rp2HOA44NMz4y8A AAD//wMAUEsDBBQABgAIAAAAIQCaHYX9ywAAAOIAAAAPAAAAZHJzL2Rvd25yZXYueG1sRI9Ba8JA FITvhf6H5RW81U0qMWnqKiK2eJBCtVB6e2SfSTD7NmS3Sfz3XUHwOMzMN8xiNZpG9NS52rKCeBqB IC6srrlU8H18f85AOI+ssbFMCi7kYLV8fFhgru3AX9QffCkChF2OCirv21xKV1Rk0E1tSxy8k+0M +iC7UuoOhwA3jXyJork0WHNYqLClTUXF+fBnFHwMOKxn8bbfn0+by+8x+fzZx6TU5Glcv4HwNPp7 +NbeaQVZOktfkyRL4Hop3AG5/AcAAP//AwBQSwECLQAUAAYACAAAACEA2+H2y+4AAACFAQAAEwAA AAAAAAAAAAAAAAAAAAAAW0NvbnRlbnRfVHlwZXNdLnhtbFBLAQItABQABgAIAAAAIQBa9CxbvwAA ABUBAAALAAAAAAAAAAAAAAAAAB8BAABfcmVscy8ucmVsc1BLAQItABQABgAIAAAAIQCaHYX9ywAA AOIAAAAPAAAAAAAAAAAAAAAAAAcCAABkcnMvZG93bnJldi54bWxQSwUGAAAAAAMAAwC3AAAA/wIA AAAA ">
+                        <v:rect id="Rectangle 53128865" o:spid="_x0000_s1076" style="position:absolute;left:19352;top:36174;width:68215;height:3252;visibility:visible;mso-wrap-style:square;v-text-anchor:middle" o:gfxdata="UEsDBBQABgAIAAAAIQDb4fbL7gAAAIUBAAATAAAAW0NvbnRlbnRfVHlwZXNdLnhtbHyQz07DMAyH 70i8Q+QralM4IITa7kDhCAiNB7ASt43WOlEcyvb2pNu4IODoPz9/n1xv9vOkForiPDdwXVagiI23 jocG3rdPxR0oScgWJ8/UwIEENu3lRb09BBKV0ywNjCmFe63FjDSjlD4Q50nv44wpl3HQAc0OB9I3 VXWrjedEnIq03oC27qjHjympx31un0wiTQLq4bS4shrAECZnMGVTvbD9QSnOhDInjzsyuiBXWQP0 r4R18jfgnHvJr4nOknrFmJ5xzhraRtHWf3Kkpfz/yGo5S+H73hkquyhdjr3R8m2lj09svwAAAP// AwBQSwMEFAAGAAgAAAAhAFr0LFu/AAAAFQEAAAsAAABfcmVscy8ucmVsc2zPwWrDMAwG4Ptg72B0 X5TuUMaI01uh19I+gLGVxCy2jGSy9e1nemrHjpL4P0nD4SetZiPRyNnCruvBUPYcYp4tXC/Htw8w Wl0ObuVMFm6kcBhfX4Yzra62kC6xqGlKVgtLreUTUf1CyWnHhXKbTCzJ1VbKjMX5LzcTvvf9HuXR gPHJNKdgQU5hB+ZyK23zHztFL6w81c5zQp6m6P9TMfB3PtPWFCczVQtB9N4U2rp2HOA44NMz4y8A AAD//wMAUEsDBBQABgAIAAAAIQBIsTfnyQAAAOEAAAAPAAAAZHJzL2Rvd25yZXYueG1sRI/BbsIw EETvlfgHa5G4FYdQojTFIFpRiXJqQz9gG2/jqPE6xAbC39eVKnEczcwbzXI92FacqfeNYwWzaQKC uHK64VrB5+H1PgfhA7LG1jEpuJKH9Wp0t8RCuwt/0LkMtYgQ9gUqMCF0hZS+MmTRT11HHL1v11sM Ufa11D1eIty2Mk2STFpsOC4Y7OjFUPVTnqyC9wdH6Tb1z2VtH83wddi/HTFTajIeNk8gAg3hFv5v 77SCxXyW5nm2gL9H8Q3I1S8AAAD//wMAUEsBAi0AFAAGAAgAAAAhANvh9svuAAAAhQEAABMAAAAA AAAAAAAAAAAAAAAAAFtDb250ZW50X1R5cGVzXS54bWxQSwECLQAUAAYACAAAACEAWvQsW78AAAAV AQAACwAAAAAAAAAAAAAAAAAfAQAAX3JlbHMvLnJlbHNQSwECLQAUAAYACAAAACEASLE358kAAADh AAAADwAAAAAAAAAAAAAAAAAHAgAAZHJzL2Rvd25yZXYueG1sUEsFBgAAAAADAAMAtwAAAP0CAAAA AA== " filled="f" stroked="f">
                           <v:textbox inset="2.53958mm,2.53958mm,2.53958mm,2.53958mm">
                             <w:txbxContent>
                               <w:p>
@@ -8425,8 +8419,8 @@
                             </w:txbxContent>
                           </v:textbox>
                         </v:rect>
-                        <v:group id="Group 1185555695" o:spid="_x0000_s1077" style="position:absolute;left:19352;top:36174;width:68215;height:3251" coordorigin="3300,30964" coordsize="91684,4227" o:gfxdata="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">
-                          <v:rect id="Rectangle 1663092759" o:spid="_x0000_s1078" style="position:absolute;left:3300;top:30964;width:91684;height:4227;visibility:visible;mso-wrap-style:square;v-text-anchor:middle" o:gfxdata="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" filled="f" stroked="f">
+                        <v:group id="Group 1185555695" o:spid="_x0000_s1077" style="position:absolute;left:19352;top:36174;width:68215;height:3251" coordorigin="3300,30964" coordsize="91684,4227" o:gfxdata="UEsDBBQABgAIAAAAIQDb4fbL7gAAAIUBAAATAAAAW0NvbnRlbnRfVHlwZXNdLnhtbHyQz07DMAyH 70i8Q+QralM4IITa7kDhCAiNB7ASt43WOlEcyvb2pNu4IODoPz9/n1xv9vOkForiPDdwXVagiI23 jocG3rdPxR0oScgWJ8/UwIEENu3lRb09BBKV0ywNjCmFe63FjDSjlD4Q50nv44wpl3HQAc0OB9I3 VXWrjedEnIq03oC27qjHjympx31un0wiTQLq4bS4shrAECZnMGVTvbD9QSnOhDInjzsyuiBXWQP0 r4R18jfgnHvJr4nOknrFmJ5xzhraRtHWf3Kkpfz/yGo5S+H73hkquyhdjr3R8m2lj09svwAAAP// AwBQSwMEFAAGAAgAAAAhAFr0LFu/AAAAFQEAAAsAAABfcmVscy8ucmVsc2zPwWrDMAwG4Ptg72B0 X5TuUMaI01uh19I+gLGVxCy2jGSy9e1nemrHjpL4P0nD4SetZiPRyNnCruvBUPYcYp4tXC/Htw8w Wl0ObuVMFm6kcBhfX4Yzra62kC6xqGlKVgtLreUTUf1CyWnHhXKbTCzJ1VbKjMX5LzcTvvf9HuXR gPHJNKdgQU5hB+ZyK23zHztFL6w81c5zQp6m6P9TMfB3PtPWFCczVQtB9N4U2rp2HOA44NMz4y8A AAD//wMAUEsDBBQABgAIAAAAIQBcc65fygAAAOMAAAAPAAAAZHJzL2Rvd25yZXYueG1sRE/RasJA EHwX+g/HFvqml1giNvUUERUfpNBYKH1bcmsSzO2F3JnEv/eEgvO2OzszO4vVYGrRUesqywriSQSC OLe64kLBz2k3noNwHlljbZkU3MjBavkyWmCqbc/f1GW+EMGEXYoKSu+bVEqXl2TQTWxDHLizbQ36 MLaF1C32wdzUchpFM2mw4pBQYkObkvJLdjUK9j326/d42x0v583t75R8/R5jUurtdVh/gvA0+Ofx v/qgw/vxPAmYfSTw6BQWIJd3AAAA//8DAFBLAQItABQABgAIAAAAIQDb4fbL7gAAAIUBAAATAAAA AAAAAAAAAAAAAAAAAABbQ29udGVudF9UeXBlc10ueG1sUEsBAi0AFAAGAAgAAAAhAFr0LFu/AAAA FQEAAAsAAAAAAAAAAAAAAAAAHwEAAF9yZWxzLy5yZWxzUEsBAi0AFAAGAAgAAAAhAFxzrl/KAAAA 4wAAAA8AAAAAAAAAAAAAAAAABwIAAGRycy9kb3ducmV2LnhtbFBLBQYAAAAAAwADALcAAAD+AgAA AAA= ">
+                          <v:rect id="Rectangle 1663092759" o:spid="_x0000_s1078" style="position:absolute;left:3300;top:30964;width:91684;height:4227;visibility:visible;mso-wrap-style:square;v-text-anchor:middle" o:gfxdata="UEsDBBQABgAIAAAAIQDb4fbL7gAAAIUBAAATAAAAW0NvbnRlbnRfVHlwZXNdLnhtbHyQz07DMAyH 70i8Q+QralM4IITa7kDhCAiNB7ASt43WOlEcyvb2pNu4IODoPz9/n1xv9vOkForiPDdwXVagiI23 jocG3rdPxR0oScgWJ8/UwIEENu3lRb09BBKV0ywNjCmFe63FjDSjlD4Q50nv44wpl3HQAc0OB9I3 VXWrjedEnIq03oC27qjHjympx31un0wiTQLq4bS4shrAECZnMGVTvbD9QSnOhDInjzsyuiBXWQP0 r4R18jfgnHvJr4nOknrFmJ5xzhraRtHWf3Kkpfz/yGo5S+H73hkquyhdjr3R8m2lj09svwAAAP// AwBQSwMEFAAGAAgAAAAhAFr0LFu/AAAAFQEAAAsAAABfcmVscy8ucmVsc2zPwWrDMAwG4Ptg72B0 X5TuUMaI01uh19I+gLGVxCy2jGSy9e1nemrHjpL4P0nD4SetZiPRyNnCruvBUPYcYp4tXC/Htw8w Wl0ObuVMFm6kcBhfX4Yzra62kC6xqGlKVgtLreUTUf1CyWnHhXKbTCzJ1VbKjMX5LzcTvvf9HuXR gPHJNKdgQU5hB+ZyK23zHztFL6w81c5zQp6m6P9TMfB3PtPWFCczVQtB9N4U2rp2HOA44NMz4y8A AAD//wMAUEsDBBQABgAIAAAAIQBw/+RrxwAAAOMAAAAPAAAAZHJzL2Rvd25yZXYueG1sRE9fT8Iw EH834Ts0R+KbdEyZblKIGkyEJx1+gHM914X1OtcC49tTExIe7/f/5svBtuJAvW8cK5hOEhDEldMN 1wq+t+93TyB8QNbYOiYFJ/KwXIxu5lhod+QvOpShFjGEfYEKTAhdIaWvDFn0E9cRR+7X9RZDPPta 6h6PMdy2Mk2STFpsODYY7OjNULUr91bB54OjdJX617K2uRl+tpv1H2ZK3Y6Hl2cQgYZwFV/cHzrO z7L7JE8fZzn8/xQBkIszAAAA//8DAFBLAQItABQABgAIAAAAIQDb4fbL7gAAAIUBAAATAAAAAAAA AAAAAAAAAAAAAABbQ29udGVudF9UeXBlc10ueG1sUEsBAi0AFAAGAAgAAAAhAFr0LFu/AAAAFQEA AAsAAAAAAAAAAAAAAAAAHwEAAF9yZWxzLy5yZWxzUEsBAi0AFAAGAAgAAAAhAHD/5GvHAAAA4wAA AA8AAAAAAAAAAAAAAAAABwIAAGRycy9kb3ducmV2LnhtbFBLBQYAAAAAAwADALcAAAD7AgAAAAA= " filled="f" stroked="f">
                             <v:textbox inset="2.53958mm,2.53958mm,2.53958mm,2.53958mm">
                               <w:txbxContent>
                                 <w:p>
@@ -8438,7 +8432,7 @@
                               </w:txbxContent>
                             </v:textbox>
                           </v:rect>
-                          <v:oval id="Oval 723348793" o:spid="_x0000_s1079" style="position:absolute;left:90757;top:30964;width:4227;height:4227;visibility:visible;mso-wrap-style:square;v-text-anchor:middle" o:gfxdata="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" fillcolor="#f4a11e" stroked="f">
+                          <v:oval id="Oval 723348793" o:spid="_x0000_s1079" style="position:absolute;left:90757;top:30964;width:4227;height:4227;visibility:visible;mso-wrap-style:square;v-text-anchor:middle" o:gfxdata="UEsDBBQABgAIAAAAIQDb4fbL7gAAAIUBAAATAAAAW0NvbnRlbnRfVHlwZXNdLnhtbHyQz07DMAyH 70i8Q+QralM4IITa7kDhCAiNB7ASt43WOlEcyvb2pNu4IODoPz9/n1xv9vOkForiPDdwXVagiI23 jocG3rdPxR0oScgWJ8/UwIEENu3lRb09BBKV0ywNjCmFe63FjDSjlD4Q50nv44wpl3HQAc0OB9I3 VXWrjedEnIq03oC27qjHjympx31un0wiTQLq4bS4shrAECZnMGVTvbD9QSnOhDInjzsyuiBXWQP0 r4R18jfgnHvJr4nOknrFmJ5xzhraRtHWf3Kkpfz/yGo5S+H73hkquyhdjr3R8m2lj09svwAAAP// AwBQSwMEFAAGAAgAAAAhAFr0LFu/AAAAFQEAAAsAAABfcmVscy8ucmVsc2zPwWrDMAwG4Ptg72B0 X5TuUMaI01uh19I+gLGVxCy2jGSy9e1nemrHjpL4P0nD4SetZiPRyNnCruvBUPYcYp4tXC/Htw8w Wl0ObuVMFm6kcBhfX4Yzra62kC6xqGlKVgtLreUTUf1CyWnHhXKbTCzJ1VbKjMX5LzcTvvf9HuXR gPHJNKdgQU5hB+ZyK23zHztFL6w81c5zQp6m6P9TMfB3PtPWFCczVQtB9N4U2rp2HOA44NMz4y8A AAD//wMAUEsDBBQABgAIAAAAIQCeAlglygAAAOIAAAAPAAAAZHJzL2Rvd25yZXYueG1sRI9RS8NA EITfhf6HYwVfxG7alLbGXosIAUURTdv3Jbcmobm9mLu28d97QsHHYWa+YVabwbbqxL1vnGiYjBNQ LKUzjVQadtv8bgnKBxJDrRPW8MMeNuvR1Yoy487yyaciVCpCxGekoQ6hyxB9WbMlP3YdS/S+XG8p RNlXaHo6R7htcZokc7TUSFyoqeOnmstDcbQa8PaF8aMrMP9+xf1x/rZ/p0Ou9c318PgAKvAQ/sOX 9rPRsJim6Wy5uE/h71K8A7j+BQAA//8DAFBLAQItABQABgAIAAAAIQDb4fbL7gAAAIUBAAATAAAA AAAAAAAAAAAAAAAAAABbQ29udGVudF9UeXBlc10ueG1sUEsBAi0AFAAGAAgAAAAhAFr0LFu/AAAA FQEAAAsAAAAAAAAAAAAAAAAAHwEAAF9yZWxzLy5yZWxzUEsBAi0AFAAGAAgAAAAhAJ4CWCXKAAAA 4gAAAA8AAAAAAAAAAAAAAAAABwIAAGRycy9kb3ducmV2LnhtbFBLBQYAAAAAAwADALcAAAD+AgAA AAA= " fillcolor="#f4a11e" stroked="f">
                             <v:textbox inset="2.53958mm,2.53958mm,2.53958mm,2.53958mm">
                               <w:txbxContent>
                                 <w:p>
@@ -8450,7 +8444,7 @@
                               </w:txbxContent>
                             </v:textbox>
                           </v:oval>
-                          <v:oval id="Oval 1615397953" o:spid="_x0000_s1080" style="position:absolute;left:3300;top:30964;width:4227;height:4227;visibility:visible;mso-wrap-style:square;v-text-anchor:middle" o:gfxdata="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" fillcolor="#f4a11e" stroked="f">
+                          <v:oval id="Oval 1615397953" o:spid="_x0000_s1080" style="position:absolute;left:3300;top:30964;width:4227;height:4227;visibility:visible;mso-wrap-style:square;v-text-anchor:middle" o:gfxdata="UEsDBBQABgAIAAAAIQDb4fbL7gAAAIUBAAATAAAAW0NvbnRlbnRfVHlwZXNdLnhtbHyQz07DMAyH 70i8Q+QralM4IITa7kDhCAiNB7ASt43WOlEcyvb2pNu4IODoPz9/n1xv9vOkForiPDdwXVagiI23 jocG3rdPxR0oScgWJ8/UwIEENu3lRb09BBKV0ywNjCmFe63FjDSjlD4Q50nv44wpl3HQAc0OB9I3 VXWrjedEnIq03oC27qjHjympx31un0wiTQLq4bS4shrAECZnMGVTvbD9QSnOhDInjzsyuiBXWQP0 r4R18jfgnHvJr4nOknrFmJ5xzhraRtHWf3Kkpfz/yGo5S+H73hkquyhdjr3R8m2lj09svwAAAP// AwBQSwMEFAAGAAgAAAAhAFr0LFu/AAAAFQEAAAsAAABfcmVscy8ucmVsc2zPwWrDMAwG4Ptg72B0 X5TuUMaI01uh19I+gLGVxCy2jGSy9e1nemrHjpL4P0nD4SetZiPRyNnCruvBUPYcYp4tXC/Htw8w Wl0ObuVMFm6kcBhfX4Yzra62kC6xqGlKVgtLreUTUf1CyWnHhXKbTCzJ1VbKjMX5LzcTvvf9HuXR gPHJNKdgQU5hB+ZyK23zHztFL6w81c5zQp6m6P9TMfB3PtPWFCczVQtB9N4U2rp2HOA44NMz4y8A AAD//wMAUEsDBBQABgAIAAAAIQDuyjAOyAAAAOMAAAAPAAAAZHJzL2Rvd25yZXYueG1sRE/NSsNA EL4LvsMyghdpJ7U02rTbUoSAooim9j5kp0lodjbNbtv49q4geJzvf5brwbbqzL1vnGiYjBNQLKUz jVQavrb56BGUDySGWies4Zs9rFfXV0vKjLvIJ5+LUKkYIj4jDXUIXYboy5ot+bHrWCK3d72lEM++ QtPTJYbbFu+TJEVLjcSGmjp+qrk8FCerAe9eGD+6AvPjK+5O6dvunQ651rc3w2YBKvAQ/sV/7mcT 56eT2XT+MJ9N4fenCACufgAAAP//AwBQSwECLQAUAAYACAAAACEA2+H2y+4AAACFAQAAEwAAAAAA AAAAAAAAAAAAAAAAW0NvbnRlbnRfVHlwZXNdLnhtbFBLAQItABQABgAIAAAAIQBa9CxbvwAAABUB AAALAAAAAAAAAAAAAAAAAB8BAABfcmVscy8ucmVsc1BLAQItABQABgAIAAAAIQDuyjAOyAAAAOMA AAAPAAAAAAAAAAAAAAAAAAcCAABkcnMvZG93bnJldi54bWxQSwUGAAAAAAMAAwC3AAAA/AIAAAAA " fillcolor="#f4a11e" stroked="f">
                             <v:textbox inset="2.53958mm,2.53958mm,2.53958mm,2.53958mm">
                               <w:txbxContent>
                                 <w:p>
@@ -8462,7 +8456,7 @@
                               </w:txbxContent>
                             </v:textbox>
                           </v:oval>
-                          <v:rect id="Rectangle 1796604049" o:spid="_x0000_s1081" style="position:absolute;left:5043;top:30964;width:87450;height:4227;visibility:visible;mso-wrap-style:square;v-text-anchor:middle" o:gfxdata="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" fillcolor="#f4a11e" stroked="f">
+                          <v:rect id="Rectangle 1796604049" o:spid="_x0000_s1081" style="position:absolute;left:5043;top:30964;width:87450;height:4227;visibility:visible;mso-wrap-style:square;v-text-anchor:middle" o:gfxdata="UEsDBBQABgAIAAAAIQDb4fbL7gAAAIUBAAATAAAAW0NvbnRlbnRfVHlwZXNdLnhtbHyQz07DMAyH 70i8Q+QralM4IITa7kDhCAiNB7ASt43WOlEcyvb2pNu4IODoPz9/n1xv9vOkForiPDdwXVagiI23 jocG3rdPxR0oScgWJ8/UwIEENu3lRb09BBKV0ywNjCmFe63FjDSjlD4Q50nv44wpl3HQAc0OB9I3 VXWrjedEnIq03oC27qjHjympx31un0wiTQLq4bS4shrAECZnMGVTvbD9QSnOhDInjzsyuiBXWQP0 r4R18jfgnHvJr4nOknrFmJ5xzhraRtHWf3Kkpfz/yGo5S+H73hkquyhdjr3R8m2lj09svwAAAP// AwBQSwMEFAAGAAgAAAAhAFr0LFu/AAAAFQEAAAsAAABfcmVscy8ucmVsc2zPwWrDMAwG4Ptg72B0 X5TuUMaI01uh19I+gLGVxCy2jGSy9e1nemrHjpL4P0nD4SetZiPRyNnCruvBUPYcYp4tXC/Htw8w Wl0ObuVMFm6kcBhfX4Yzra62kC6xqGlKVgtLreUTUf1CyWnHhXKbTCzJ1VbKjMX5LzcTvvf9HuXR gPHJNKdgQU5hB+ZyK23zHztFL6w81c5zQp6m6P9TMfB3PtPWFCczVQtB9N4U2rp2HOA44NMz4y8A AAD//wMAUEsDBBQABgAIAAAAIQDJfVyRyAAAAOMAAAAPAAAAZHJzL2Rvd25yZXYueG1sRE+9TsMw EN6ReAfrKrFRuyFKm1C3QkhIDAyQwtDtFB9JID6H2EnTt8dISB3v+7/tfradmGjwrWMNq6UCQVw5 03Kt4f3wdLsB4QOywc4xaTiTh/3u+mqLhXEnfqOpDLWIIewL1NCE0BdS+qohi37peuLIfbrBYojn UEsz4CmG204mSmXSYsuxocGeHhuqvsvRasinNjn+3HU2+5jT5Kt8Gc35ddT6ZjE/3IMINIeL+N/9 bOL8dZ5lKlVpDn8/RQDk7hcAAP//AwBQSwECLQAUAAYACAAAACEA2+H2y+4AAACFAQAAEwAAAAAA AAAAAAAAAAAAAAAAW0NvbnRlbnRfVHlwZXNdLnhtbFBLAQItABQABgAIAAAAIQBa9CxbvwAAABUB AAALAAAAAAAAAAAAAAAAAB8BAABfcmVscy8ucmVsc1BLAQItABQABgAIAAAAIQDJfVyRyAAAAOMA AAAPAAAAAAAAAAAAAAAAAAcCAABkcnMvZG93bnJldi54bWxQSwUGAAAAAAMAAwC3AAAA/AIAAAAA " fillcolor="#f4a11e" stroked="f">
                             <v:textbox inset="2.53958mm,2.53958mm,2.53958mm,2.53958mm">
                               <w:txbxContent>
                                 <w:p>
@@ -9520,9 +9514,9 @@
           </mc:Choice>
           <mc:Fallback>
             <w:pict>
-              <v:group w14:anchorId="58BE285D" id="Group 6" o:spid="_x0000_s1082" style="width:537.1pt;height:27.7pt;mso-position-horizontal-relative:char;mso-position-vertical-relative:line" coordorigin="19352,36042" coordsize="68214,3515" o:gfxdata="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">
-                <v:group id="Group 1665453122" o:spid="_x0000_s1083" style="position:absolute;left:19352;top:36042;width:68215;height:3515" coordorigin="19352,36042" coordsize="68214,3515" o:gfxdata="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">
-                  <v:rect id="Rectangle 315968718" o:spid="_x0000_s1084" style="position:absolute;left:19352;top:36042;width:68215;height:3515;visibility:visible;mso-wrap-style:square;v-text-anchor:middle" o:gfxdata="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" filled="f" stroked="f">
+              <v:group w14:anchorId="58BE285D" id="Group 6" o:spid="_x0000_s1082" style="width:537.1pt;height:27.7pt;mso-position-horizontal-relative:char;mso-position-vertical-relative:line" coordorigin="19352,36042" coordsize="68214,3515" o:gfxdata="UEsDBBQABgAIAAAAIQC2gziS/gAAAOEBAAATAAAAW0NvbnRlbnRfVHlwZXNdLnhtbJSRQU7DMBBF 90jcwfIWJU67QAgl6YK0S0CoHGBkTxKLZGx5TGhvj5O2G0SRWNoz/78nu9wcxkFMGNg6quQqL6RA 0s5Y6ir5vt9lD1JwBDIwOMJKHpHlpr69KfdHjyxSmriSfYz+USnWPY7AufNIadK6MEJMx9ApD/oD OlTrorhX2lFEilmcO2RdNtjC5xDF9pCuTyYBB5bi6bQ4syoJ3g9WQ0ymaiLzg5KdCXlKLjvcW893 SUOqXwnz5DrgnHtJTxOsQfEKIT7DmDSUCaxw7Rqn8787ZsmRM9e2VmPeBN4uqYvTtW7jvijg9N/y JsXecLq0q+WD6m8AAAD//wMAUEsDBBQABgAIAAAAIQA4/SH/1gAAAJQBAAALAAAAX3JlbHMvLnJl bHOkkMFqwzAMhu+DvYPRfXGawxijTi+j0GvpHsDYimMaW0Yy2fr2M4PBMnrbUb/Q94l/f/hMi1qR JVI2sOt6UJgd+ZiDgffL8ekFlFSbvV0oo4EbChzGx4f9GRdb25HMsYhqlCwG5lrLq9biZkxWOiqY 22YiTra2kYMu1l1tQD30/bPm3wwYN0x18gb45AdQl1tp5j/sFB2T0FQ7R0nTNEV3j6o9feQzro1i OWA14Fm+Q8a1a8+Bvu/d/dMb2JY5uiPbhG/ktn4cqGU/er3pcvwCAAD//wMAUEsDBBQABgAIAAAA IQARMmWD+QMAALUYAAAOAAAAZHJzL2Uyb0RvYy54bWzsWW1v2zYQ/j6g/4HQ90YiRb1QiFMUbRMM KNag3X4ALVOyAElUSSZ2/v2OtCzJjpPV6ZbObRDEEY80dXd8nnthzt+smxrdCqUr2c48fBZ4SLS5 XFRtOfP++vPydeohbXi74LVsxcy7E9p7c/Hqt/NVlwkil7JeCIVgk1Znq27mLY3pMt/X+VI0XJ/J TrQwWUjVcANDVfoLxVewe1P7JAhifyXVolMyF1qD9P1m0rtw+xeFyM2notDCoHrmgW7GfSr3Obef /sU5z0rFu2WV92rwJ2jR8KqFlw5bveeGoxtV3duqqXIltSzMWS4bXxZFlQtnA1iDgz1rrpS86Zwt ZbYqu8FN4No9Pz152/yP2yvVfemuFXhi1ZXgCzeytqwL1di/oCVaO5fdDS4Ta4NyEMYpwRRTD+Uw F0Y4Injj03wJjrdfwyyMSBJ5yC6IA0pItF3xYbpJBMez3QSeQR1/q4K/o9gw2CgMFlwrVC3gTXEc 0SjEhHio5Q2gzTkQTeS9kUdY7dRn4ag+7UHzQz0AZNEjHvT34eHLknfCwUxnozdDHLE4TTAQeOPM z0Am3pa1QOOU86f71gAhnWlA0wH8PAiEHU8+AgOedUqbKyEbZB9mngKNHOv47UdtNojZLrEKtPKy qmuQ86xudwQALSsBYG3VtU9mPV87JIXE4s+K5nJxB/DSXX5ZwTs/cm2uuYIQgT20grAx8/TXG66E h+rfWzgHhingG5npQE0H8+mAt/lSQjTKjfLQZvDOuOi00fbtjZFF5SwblenVBgBMGLvPBRJEOEgY wXtcmMidhaU98W+NAL8sF3AUkghjFrP7ZJjM9ZgBj/5cbAhPnQ04SBNK05TG2/PrM8Mof2HDgQLk cGYAIiQUExoP3hxTw2TuZ2UDPXU2EGwrIsYYJKppnTSR/w/YAHF1UwbyLF8erhQJC4PHK8VnqZNI mrKDqQFK0X7q6VyYuOFwnXTfCc9YJ7lSfixNTq9OChMa4ZTRvTJpFH8vE+D8kkc7BsJI3C8YeibC GAVku5YpYLEtKUGPKRFYEGMa9i0T9FTJjydCGqYkipht9fYbhnHqGCI85IUtD5wPbLVt28YDPnhG HsQnkxOeISKSIE4hxZB0QMKnW16jifgYFKQsTLFFur0/mJJhC4P+5L8ZBaKuq07bhpdnDzSOWtbV wvaOdo1W5fxdrRDYMPMu6VuMP9jThhZyZ9mRHWbygpjxrgHHlMEvGdorB5hRegxe/ilqnCZc0he4 TOAC+ToJoT6Ea7n9VIPHuWNQQ0kAPw8HGegfo8Cm5H8r1+zEjv8mxLATwcx4veuutvo76COe4W7c xeP+Ht9evk/Hbqfxvw0XfwMAAP//AwBQSwMEFAAGAAgAAAAhANJgjqrdAAAABQEAAA8AAABkcnMv ZG93bnJldi54bWxMj0FrwkAQhe9C/8Myhd50E2tsSbMRkbYnKVSF0tuYHZNgdjZk1yT++669tJeB x3u89022Gk0jeupcbVlBPItAEBdW11wqOOzfps8gnEfW2FgmBVdysMrvJhmm2g78Sf3OlyKUsEtR QeV9m0rpiooMupltiYN3sp1BH2RXSt3hEMpNI+dRtJQGaw4LFba0qag47y5GwfuAw/oxfu2359Pm +r1PPr62MSn1cD+uX0B4Gv1fGG74AR3ywHS0F9ZONArCI/733rzoaTEHcVSQJAuQeSb/0+c/AAAA //8DAFBLAQItABQABgAIAAAAIQC2gziS/gAAAOEBAAATAAAAAAAAAAAAAAAAAAAAAABbQ29udGVu dF9UeXBlc10ueG1sUEsBAi0AFAAGAAgAAAAhADj9If/WAAAAlAEAAAsAAAAAAAAAAAAAAAAALwEA AF9yZWxzLy5yZWxzUEsBAi0AFAAGAAgAAAAhABEyZYP5AwAAtRgAAA4AAAAAAAAAAAAAAAAALgIA AGRycy9lMm9Eb2MueG1sUEsBAi0AFAAGAAgAAAAhANJgjqrdAAAABQEAAA8AAAAAAAAAAAAAAAAA UwYAAGRycy9kb3ducmV2LnhtbFBLBQYAAAAABAAEAPMAAABdBwAAAAA= ">
+                <v:group id="Group 1665453122" o:spid="_x0000_s1083" style="position:absolute;left:19352;top:36042;width:68215;height:3515" coordorigin="19352,36042" coordsize="68214,3515" o:gfxdata="UEsDBBQABgAIAAAAIQDb4fbL7gAAAIUBAAATAAAAW0NvbnRlbnRfVHlwZXNdLnhtbHyQz07DMAyH 70i8Q+QralM4IITa7kDhCAiNB7ASt43WOlEcyvb2pNu4IODoPz9/n1xv9vOkForiPDdwXVagiI23 jocG3rdPxR0oScgWJ8/UwIEENu3lRb09BBKV0ywNjCmFe63FjDSjlD4Q50nv44wpl3HQAc0OB9I3 VXWrjedEnIq03oC27qjHjympx31un0wiTQLq4bS4shrAECZnMGVTvbD9QSnOhDInjzsyuiBXWQP0 r4R18jfgnHvJr4nOknrFmJ5xzhraRtHWf3Kkpfz/yGo5S+H73hkquyhdjr3R8m2lj09svwAAAP// AwBQSwMEFAAGAAgAAAAhAFr0LFu/AAAAFQEAAAsAAABfcmVscy8ucmVsc2zPwWrDMAwG4Ptg72B0 X5TuUMaI01uh19I+gLGVxCy2jGSy9e1nemrHjpL4P0nD4SetZiPRyNnCruvBUPYcYp4tXC/Htw8w Wl0ObuVMFm6kcBhfX4Yzra62kC6xqGlKVgtLreUTUf1CyWnHhXKbTCzJ1VbKjMX5LzcTvvf9HuXR gPHJNKdgQU5hB+ZyK23zHztFL6w81c5zQp6m6P9TMfB3PtPWFCczVQtB9N4U2rp2HOA44NMz4y8A AAD//wMAUEsDBBQABgAIAAAAIQAEIFd5yQAAAOMAAAAPAAAAZHJzL2Rvd25yZXYueG1sRE/NasJA EL4LfYdlCr3pJrEJJXUVkVp6kIKxUHobsmMSzM6G7JrEt+8WCh7n+5/VZjKtGKh3jWUF8SICQVxa 3XCl4Ou0n7+AcB5ZY2uZFNzIwWb9MFthru3IRxoKX4kQwi5HBbX3XS6lK2sy6Ba2Iw7c2fYGfTj7 SuoexxBuWplEUSYNNhwaauxoV1N5Ka5GwfuI43YZvw2Hy3l3+zmln9+HmJR6epy2ryA8Tf4u/nd/ 6DA/y9LndBknCfz9FACQ618AAAD//wMAUEsBAi0AFAAGAAgAAAAhANvh9svuAAAAhQEAABMAAAAA AAAAAAAAAAAAAAAAAFtDb250ZW50X1R5cGVzXS54bWxQSwECLQAUAAYACAAAACEAWvQsW78AAAAV AQAACwAAAAAAAAAAAAAAAAAfAQAAX3JlbHMvLnJlbHNQSwECLQAUAAYACAAAACEABCBXeckAAADj AAAADwAAAAAAAAAAAAAAAAAHAgAAZHJzL2Rvd25yZXYueG1sUEsFBgAAAAADAAMAtwAAAP0CAAAA AA== ">
+                  <v:rect id="Rectangle 315968718" o:spid="_x0000_s1084" style="position:absolute;left:19352;top:36042;width:68215;height:3515;visibility:visible;mso-wrap-style:square;v-text-anchor:middle" o:gfxdata="UEsDBBQABgAIAAAAIQDb4fbL7gAAAIUBAAATAAAAW0NvbnRlbnRfVHlwZXNdLnhtbHyQz07DMAyH 70i8Q+QralM4IITa7kDhCAiNB7ASt43WOlEcyvb2pNu4IODoPz9/n1xv9vOkForiPDdwXVagiI23 jocG3rdPxR0oScgWJ8/UwIEENu3lRb09BBKV0ywNjCmFe63FjDSjlD4Q50nv44wpl3HQAc0OB9I3 VXWrjedEnIq03oC27qjHjympx31un0wiTQLq4bS4shrAECZnMGVTvbD9QSnOhDInjzsyuiBXWQP0 r4R18jfgnHvJr4nOknrFmJ5xzhraRtHWf3Kkpfz/yGo5S+H73hkquyhdjr3R8m2lj09svwAAAP// AwBQSwMEFAAGAAgAAAAhAFr0LFu/AAAAFQEAAAsAAABfcmVscy8ucmVsc2zPwWrDMAwG4Ptg72B0 X5TuUMaI01uh19I+gLGVxCy2jGSy9e1nemrHjpL4P0nD4SetZiPRyNnCruvBUPYcYp4tXC/Htw8w Wl0ObuVMFm6kcBhfX4Yzra62kC6xqGlKVgtLreUTUf1CyWnHhXKbTCzJ1VbKjMX5LzcTvvf9HuXR gPHJNKdgQU5hB+ZyK23zHztFL6w81c5zQp6m6P9TMfB3PtPWFCczVQtB9N4U2rp2HOA44NMz4y8A AAD//wMAUEsDBBQABgAIAAAAIQAtNVbPxgAAAOIAAAAPAAAAZHJzL2Rvd25yZXYueG1sRE/dTsIw FL434R2aQ+KddJsyYFIIGk3QKxk8wGE9rgvr6VwrzLenFyRefvn+l+vBtuJMvW8cK0gnCQjiyumG awWH/fvDHIQPyBpbx6TgjzysV6O7JRbaXXhH5zLUIoawL1CBCaErpPSVIYt+4jriyH273mKIsK+l 7vESw20rsyTJpcWGY4PBjl4NVafy1yr4enKUvWX+paztwgzH/efHD+ZK3Y+HzTOIQEP4F9/cW63g MZ0u8vksjZvjpXgH5OoKAAD//wMAUEsBAi0AFAAGAAgAAAAhANvh9svuAAAAhQEAABMAAAAAAAAA AAAAAAAAAAAAAFtDb250ZW50X1R5cGVzXS54bWxQSwECLQAUAAYACAAAACEAWvQsW78AAAAVAQAA CwAAAAAAAAAAAAAAAAAfAQAAX3JlbHMvLnJlbHNQSwECLQAUAAYACAAAACEALTVWz8YAAADiAAAA DwAAAAAAAAAAAAAAAAAHAgAAZHJzL2Rvd25yZXYueG1sUEsFBgAAAAADAAMAtwAAAPoCAAAAAA== " filled="f" stroked="f">
                     <v:textbox inset="2.53958mm,2.53958mm,2.53958mm,2.53958mm">
                       <w:txbxContent>
                         <w:p>
@@ -9534,8 +9528,8 @@
                       </w:txbxContent>
                     </v:textbox>
                   </v:rect>
-                  <v:group id="Group 2051079212" o:spid="_x0000_s1085" style="position:absolute;left:19352;top:36042;width:68215;height:3515" coordorigin="19352,36042" coordsize="68214,3515" o:gfxdata="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">
-                    <v:rect id="Rectangle 1532511969" o:spid="_x0000_s1086" style="position:absolute;left:19352;top:36042;width:68215;height:3515;visibility:visible;mso-wrap-style:square;v-text-anchor:middle" o:gfxdata="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" filled="f" stroked="f">
+                  <v:group id="Group 2051079212" o:spid="_x0000_s1085" style="position:absolute;left:19352;top:36042;width:68215;height:3515" coordorigin="19352,36042" coordsize="68214,3515" o:gfxdata="UEsDBBQABgAIAAAAIQDb4fbL7gAAAIUBAAATAAAAW0NvbnRlbnRfVHlwZXNdLnhtbHyQz07DMAyH 70i8Q+QralM4IITa7kDhCAiNB7ASt43WOlEcyvb2pNu4IODoPz9/n1xv9vOkForiPDdwXVagiI23 jocG3rdPxR0oScgWJ8/UwIEENu3lRb09BBKV0ywNjCmFe63FjDSjlD4Q50nv44wpl3HQAc0OB9I3 VXWrjedEnIq03oC27qjHjympx31un0wiTQLq4bS4shrAECZnMGVTvbD9QSnOhDInjzsyuiBXWQP0 r4R18jfgnHvJr4nOknrFmJ5xzhraRtHWf3Kkpfz/yGo5S+H73hkquyhdjr3R8m2lj09svwAAAP// AwBQSwMEFAAGAAgAAAAhAFr0LFu/AAAAFQEAAAsAAABfcmVscy8ucmVsc2zPwWrDMAwG4Ptg72B0 X5TuUMaI01uh19I+gLGVxCy2jGSy9e1nemrHjpL4P0nD4SetZiPRyNnCruvBUPYcYp4tXC/Htw8w Wl0ObuVMFm6kcBhfX4Yzra62kC6xqGlKVgtLreUTUf1CyWnHhXKbTCzJ1VbKjMX5LzcTvvf9HuXR gPHJNKdgQU5hB+ZyK23zHztFL6w81c5zQp6m6P9TMfB3PtPWFCczVQtB9N4U2rp2HOA44NMz4y8A AAD//wMAUEsDBBQABgAIAAAAIQAyWJh8zAAAAOMAAAAPAAAAZHJzL2Rvd25yZXYueG1sRI9BS8NA FITvgv9heYI3u7sptRq7LaVU8VAKbQXx9si+JqHZtyG7Jum/dwXB4zAz3zCL1ega0VMXas8G9ESB IC68rbk08HF6fXgCESKyxcYzGbhSgNXy9maBufUDH6g/xlIkCIccDVQxtrmUoajIYZj4ljh5Z985 jEl2pbQdDgnuGpkp9Sgd1pwWKmxpU1FxOX47A28DDuup3va7y3lz/TrN9p87Tcbc343rFxCRxvgf /mu/WwOZmmk1f850Br+f0h+Qyx8AAAD//wMAUEsBAi0AFAAGAAgAAAAhANvh9svuAAAAhQEAABMA AAAAAAAAAAAAAAAAAAAAAFtDb250ZW50X1R5cGVzXS54bWxQSwECLQAUAAYACAAAACEAWvQsW78A AAAVAQAACwAAAAAAAAAAAAAAAAAfAQAAX3JlbHMvLnJlbHNQSwECLQAUAAYACAAAACEAMliYfMwA AADjAAAADwAAAAAAAAAAAAAAAAAHAgAAZHJzL2Rvd25yZXYueG1sUEsFBgAAAAADAAMAtwAAAAAD AAAAAA== ">
+                    <v:rect id="Rectangle 1532511969" o:spid="_x0000_s1086" style="position:absolute;left:19352;top:36042;width:68215;height:3515;visibility:visible;mso-wrap-style:square;v-text-anchor:middle" o:gfxdata="UEsDBBQABgAIAAAAIQDb4fbL7gAAAIUBAAATAAAAW0NvbnRlbnRfVHlwZXNdLnhtbHyQz07DMAyH 70i8Q+QralM4IITa7kDhCAiNB7ASt43WOlEcyvb2pNu4IODoPz9/n1xv9vOkForiPDdwXVagiI23 jocG3rdPxR0oScgWJ8/UwIEENu3lRb09BBKV0ywNjCmFe63FjDSjlD4Q50nv44wpl3HQAc0OB9I3 VXWrjedEnIq03oC27qjHjympx31un0wiTQLq4bS4shrAECZnMGVTvbD9QSnOhDInjzsyuiBXWQP0 r4R18jfgnHvJr4nOknrFmJ5xzhraRtHWf3Kkpfz/yGo5S+H73hkquyhdjr3R8m2lj09svwAAAP// AwBQSwMEFAAGAAgAAAAhAFr0LFu/AAAAFQEAAAsAAABfcmVscy8ucmVsc2zPwWrDMAwG4Ptg72B0 X5TuUMaI01uh19I+gLGVxCy2jGSy9e1nemrHjpL4P0nD4SetZiPRyNnCruvBUPYcYp4tXC/Htw8w Wl0ObuVMFm6kcBhfX4Yzra62kC6xqGlKVgtLreUTUf1CyWnHhXKbTCzJ1VbKjMX5LzcTvvf9HuXR gPHJNKdgQU5hB+ZyK23zHztFL6w81c5zQp6m6P9TMfB3PtPWFCczVQtB9N4U2rp2HOA44NMz4y8A AAD//wMAUEsDBBQABgAIAAAAIQAVqQT1xwAAAOMAAAAPAAAAZHJzL2Rvd25yZXYueG1sRE9fT8Iw EH838Ts0Z8KbdBuysEEhajRBn3TwAY71WBfW61wrjG9vTUx8vN//W21G24kzDb51rCCdJiCIa6db bhTsd6/3CxA+IGvsHJOCK3nYrG9vVlhqd+FPOlehETGEfYkKTAh9KaWvDVn0U9cTR+7oBoshnkMj 9YCXGG47mSVJLi22HBsM9vRsqD5V31bBx4Oj7CXzT1VjCzMedu9vX5grNbkbH5cgAo3hX/zn3uo4 fz7L5mla5AX8/hQBkOsfAAAA//8DAFBLAQItABQABgAIAAAAIQDb4fbL7gAAAIUBAAATAAAAAAAA AAAAAAAAAAAAAABbQ29udGVudF9UeXBlc10ueG1sUEsBAi0AFAAGAAgAAAAhAFr0LFu/AAAAFQEA AAsAAAAAAAAAAAAAAAAAHwEAAF9yZWxzLy5yZWxzUEsBAi0AFAAGAAgAAAAhABWpBPXHAAAA4wAA AA8AAAAAAAAAAAAAAAAABwIAAGRycy9kb3ducmV2LnhtbFBLBQYAAAAAAwADALcAAAD7AgAAAAA= " filled="f" stroked="f">
                       <v:textbox inset="2.53958mm,2.53958mm,2.53958mm,2.53958mm">
                         <w:txbxContent>
                           <w:p>
@@ -9547,8 +9541,8 @@
                         </w:txbxContent>
                       </v:textbox>
                     </v:rect>
-                    <v:group id="Group 1087448846" o:spid="_x0000_s1087" style="position:absolute;left:19352;top:36042;width:68215;height:3515" coordorigin="19352,36042" coordsize="68214,3515" o:gfxdata="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">
-                      <v:rect id="Rectangle 1197412466" o:spid="_x0000_s1088" style="position:absolute;left:19352;top:36042;width:68215;height:3515;visibility:visible;mso-wrap-style:square;v-text-anchor:middle" o:gfxdata="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" filled="f" stroked="f">
+                    <v:group id="Group 1087448846" o:spid="_x0000_s1087" style="position:absolute;left:19352;top:36042;width:68215;height:3515" coordorigin="19352,36042" coordsize="68214,3515" o:gfxdata="UEsDBBQABgAIAAAAIQDb4fbL7gAAAIUBAAATAAAAW0NvbnRlbnRfVHlwZXNdLnhtbHyQz07DMAyH 70i8Q+QralM4IITa7kDhCAiNB7ASt43WOlEcyvb2pNu4IODoPz9/n1xv9vOkForiPDdwXVagiI23 jocG3rdPxR0oScgWJ8/UwIEENu3lRb09BBKV0ywNjCmFe63FjDSjlD4Q50nv44wpl3HQAc0OB9I3 VXWrjedEnIq03oC27qjHjympx31un0wiTQLq4bS4shrAECZnMGVTvbD9QSnOhDInjzsyuiBXWQP0 r4R18jfgnHvJr4nOknrFmJ5xzhraRtHWf3Kkpfz/yGo5S+H73hkquyhdjr3R8m2lj09svwAAAP// AwBQSwMEFAAGAAgAAAAhAFr0LFu/AAAAFQEAAAsAAABfcmVscy8ucmVsc2zPwWrDMAwG4Ptg72B0 X5TuUMaI01uh19I+gLGVxCy2jGSy9e1nemrHjpL4P0nD4SetZiPRyNnCruvBUPYcYp4tXC/Htw8w Wl0ObuVMFm6kcBhfX4Yzra62kC6xqGlKVgtLreUTUf1CyWnHhXKbTCzJ1VbKjMX5LzcTvvf9HuXR gPHJNKdgQU5hB+ZyK23zHztFL6w81c5zQp6m6P9TMfB3PtPWFCczVQtB9N4U2rp2HOA44NMz4y8A AAD//wMAUEsDBBQABgAIAAAAIQBJ7PQRyQAAAOMAAAAPAAAAZHJzL2Rvd25yZXYueG1sRE/NasJA EL4X+g7LFHqrm7QxDamriLTFgwhqQbwN2TEJZmdDdpvEt3eFQo/z/c9sMZpG9NS52rKCeBKBIC6s rrlU8HP4eslAOI+ssbFMCq7kYDF/fJhhru3AO+r3vhQhhF2OCirv21xKV1Rk0E1sSxy4s+0M+nB2 pdQdDiHcNPI1ilJpsObQUGFLq4qKy/7XKPgecFi+xZ/95nJeXU+H6fa4iUmp56dx+QHC0+j/xX/u tQ7zo+w9SbIsSeH+UwBAzm8AAAD//wMAUEsBAi0AFAAGAAgAAAAhANvh9svuAAAAhQEAABMAAAAA AAAAAAAAAAAAAAAAAFtDb250ZW50X1R5cGVzXS54bWxQSwECLQAUAAYACAAAACEAWvQsW78AAAAV AQAACwAAAAAAAAAAAAAAAAAfAQAAX3JlbHMvLnJlbHNQSwECLQAUAAYACAAAACEASez0EckAAADj AAAADwAAAAAAAAAAAAAAAAAHAgAAZHJzL2Rvd25yZXYueG1sUEsFBgAAAAADAAMAtwAAAP0CAAAA AA== ">
+                      <v:rect id="Rectangle 1197412466" o:spid="_x0000_s1088" style="position:absolute;left:19352;top:36042;width:68215;height:3515;visibility:visible;mso-wrap-style:square;v-text-anchor:middle" o:gfxdata="UEsDBBQABgAIAAAAIQDb4fbL7gAAAIUBAAATAAAAW0NvbnRlbnRfVHlwZXNdLnhtbHyQz07DMAyH 70i8Q+QralM4IITa7kDhCAiNB7ASt43WOlEcyvb2pNu4IODoPz9/n1xv9vOkForiPDdwXVagiI23 jocG3rdPxR0oScgWJ8/UwIEENu3lRb09BBKV0ywNjCmFe63FjDSjlD4Q50nv44wpl3HQAc0OB9I3 VXWrjedEnIq03oC27qjHjympx31un0wiTQLq4bS4shrAECZnMGVTvbD9QSnOhDInjzsyuiBXWQP0 r4R18jfgnHvJr4nOknrFmJ5xzhraRtHWf3Kkpfz/yGo5S+H73hkquyhdjr3R8m2lj09svwAAAP// AwBQSwMEFAAGAAgAAAAhAFr0LFu/AAAAFQEAAAsAAABfcmVscy8ucmVsc2zPwWrDMAwG4Ptg72B0 X5TuUMaI01uh19I+gLGVxCy2jGSy9e1nemrHjpL4P0nD4SetZiPRyNnCruvBUPYcYp4tXC/Htw8w Wl0ObuVMFm6kcBhfX4Yzra62kC6xqGlKVgtLreUTUf1CyWnHhXKbTCzJ1VbKjMX5LzcTvvf9HuXR gPHJNKdgQU5hB+ZyK23zHztFL6w81c5zQp6m6P9TMfB3PtPWFCczVQtB9N4U2rp2HOA44NMz4y8A AAD//wMAUEsDBBQABgAIAAAAIQDPdrNxxgAAAOMAAAAPAAAAZHJzL2Rvd25yZXYueG1sRE9fT8Iw EH838Ts0Z8KbdFuWCYNClECCPsHwA5zrsS6u17kWmN/empj4eL//t1yPthNXGnzrWEE6TUAQ1063 3Ch4P+0eZyB8QNbYOSYF3+Rhvbq/W2Kp3Y2PdK1CI2II+xIVmBD6UkpfG7Lop64njtzZDRZDPIdG 6gFvMdx2MkuSQlpsOTYY7GljqP6sLlbBIXeUbTP/UjV2bsaP09vrFxZKTR7G5wWIQGP4F/+59zrO T+dPeZrlRQG/P0UA5OoHAAD//wMAUEsBAi0AFAAGAAgAAAAhANvh9svuAAAAhQEAABMAAAAAAAAA AAAAAAAAAAAAAFtDb250ZW50X1R5cGVzXS54bWxQSwECLQAUAAYACAAAACEAWvQsW78AAAAVAQAA CwAAAAAAAAAAAAAAAAAfAQAAX3JlbHMvLnJlbHNQSwECLQAUAAYACAAAACEAz3azccYAAADjAAAA DwAAAAAAAAAAAAAAAAAHAgAAZHJzL2Rvd25yZXYueG1sUEsFBgAAAAADAAMAtwAAAPoCAAAAAA== " filled="f" stroked="f">
                         <v:textbox inset="2.53958mm,2.53958mm,2.53958mm,2.53958mm">
                           <w:txbxContent>
                             <w:p>
@@ -9560,8 +9554,8 @@
                           </w:txbxContent>
                         </v:textbox>
                       </v:rect>
-                      <v:group id="Group 2116659995" o:spid="_x0000_s1089" style="position:absolute;left:19352;top:36042;width:68215;height:3515" coordorigin="19352,36153" coordsize="68214,3293" o:gfxdata="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">
-                        <v:rect id="Rectangle 312889969" o:spid="_x0000_s1090" style="position:absolute;left:19352;top:36153;width:68215;height:3293;visibility:visible;mso-wrap-style:square;v-text-anchor:middle" o:gfxdata="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" filled="f" stroked="f">
+                      <v:group id="Group 2116659995" o:spid="_x0000_s1089" style="position:absolute;left:19352;top:36042;width:68215;height:3515" coordorigin="19352,36153" coordsize="68214,3293" o:gfxdata="UEsDBBQABgAIAAAAIQDb4fbL7gAAAIUBAAATAAAAW0NvbnRlbnRfVHlwZXNdLnhtbHyQz07DMAyH 70i8Q+QralM4IITa7kDhCAiNB7ASt43WOlEcyvb2pNu4IODoPz9/n1xv9vOkForiPDdwXVagiI23 jocG3rdPxR0oScgWJ8/UwIEENu3lRb09BBKV0ywNjCmFe63FjDSjlD4Q50nv44wpl3HQAc0OB9I3 VXWrjedEnIq03oC27qjHjympx31un0wiTQLq4bS4shrAECZnMGVTvbD9QSnOhDInjzsyuiBXWQP0 r4R18jfgnHvJr4nOknrFmJ5xzhraRtHWf3Kkpfz/yGo5S+H73hkquyhdjr3R8m2lj09svwAAAP// AwBQSwMEFAAGAAgAAAAhAFr0LFu/AAAAFQEAAAsAAABfcmVscy8ucmVsc2zPwWrDMAwG4Ptg72B0 X5TuUMaI01uh19I+gLGVxCy2jGSy9e1nemrHjpL4P0nD4SetZiPRyNnCruvBUPYcYp4tXC/Htw8w Wl0ObuVMFm6kcBhfX4Yzra62kC6xqGlKVgtLreUTUf1CyWnHhXKbTCzJ1VbKjMX5LzcTvvf9HuXR gPHJNKdgQU5hB+ZyK23zHztFL6w81c5zQp6m6P9TMfB3PtPWFCczVQtB9N4U2rp2HOA44NMz4y8A AAD//wMAUEsDBBQABgAIAAAAIQCW945QzAAAAOMAAAAPAAAAZHJzL2Rvd25yZXYueG1sRI9BS8NA FITvgv9heUJvdrMtCSZ2W0qxxUMRbAXx9si+JqHZtyG7Jum/dwXB4zAz3zCrzWRbMVDvG8ca1DwB QVw603Cl4eO8f3wC4QOywdYxabiRh836/m6FhXEjv9NwCpWIEPYFaqhD6AopfVmTRT93HXH0Lq63 GKLsK2l6HCPctnKRJJm02HBcqLGjXU3l9fRtNRxGHLdL9TIcr5fd7eucvn0eFWk9e5i2zyACTeE/ /Nd+NRoWSmVZmud5Cr+f4h+Q6x8AAAD//wMAUEsBAi0AFAAGAAgAAAAhANvh9svuAAAAhQEAABMA AAAAAAAAAAAAAAAAAAAAAFtDb250ZW50X1R5cGVzXS54bWxQSwECLQAUAAYACAAAACEAWvQsW78A AAAVAQAACwAAAAAAAAAAAAAAAAAfAQAAX3JlbHMvLnJlbHNQSwECLQAUAAYACAAAACEAlveOUMwA AADjAAAADwAAAAAAAAAAAAAAAAAHAgAAZHJzL2Rvd25yZXYueG1sUEsFBgAAAAADAAMAtwAAAAAD AAAAAA== ">
+                        <v:rect id="Rectangle 312889969" o:spid="_x0000_s1090" style="position:absolute;left:19352;top:36153;width:68215;height:3293;visibility:visible;mso-wrap-style:square;v-text-anchor:middle" o:gfxdata="UEsDBBQABgAIAAAAIQDb4fbL7gAAAIUBAAATAAAAW0NvbnRlbnRfVHlwZXNdLnhtbHyQz07DMAyH 70i8Q+QralM4IITa7kDhCAiNB7ASt43WOlEcyvb2pNu4IODoPz9/n1xv9vOkForiPDdwXVagiI23 jocG3rdPxR0oScgWJ8/UwIEENu3lRb09BBKV0ywNjCmFe63FjDSjlD4Q50nv44wpl3HQAc0OB9I3 VXWrjedEnIq03oC27qjHjympx31un0wiTQLq4bS4shrAECZnMGVTvbD9QSnOhDInjzsyuiBXWQP0 r4R18jfgnHvJr4nOknrFmJ5xzhraRtHWf3Kkpfz/yGo5S+H73hkquyhdjr3R8m2lj09svwAAAP// AwBQSwMEFAAGAAgAAAAhAFr0LFu/AAAAFQEAAAsAAABfcmVscy8ucmVsc2zPwWrDMAwG4Ptg72B0 X5TuUMaI01uh19I+gLGVxCy2jGSy9e1nemrHjpL4P0nD4SetZiPRyNnCruvBUPYcYp4tXC/Htw8w Wl0ObuVMFm6kcBhfX4Yzra62kC6xqGlKVgtLreUTUf1CyWnHhXKbTCzJ1VbKjMX5LzcTvvf9HuXR gPHJNKdgQU5hB+ZyK23zHztFL6w81c5zQp6m6P9TMfB3PtPWFCczVQtB9N4U2rp2HOA44NMz4y8A AAD//wMAUEsDBBQABgAIAAAAIQD+xuodyQAAAOIAAAAPAAAAZHJzL2Rvd25yZXYueG1sRI/BbsIw EETvSP0Ha5G4gUOooiRgUFu1UttTG/iAJV7iiHidxi6kf19XqsRxNDNvNJvdaDtxocG3jhUsFwkI 4trplhsFh/3LPAfhA7LGzjEp+CEPu+3dZIOldlf+pEsVGhEh7EtUYELoSyl9bciiX7ieOHonN1gM UQ6N1ANeI9x2Mk2STFpsOS4Y7OnJUH2uvq2Cj3tH6XPqH6vGFmY87t/fvjBTajYdH9YgAo3hFv5v v2oFq2Wa50WRFfB3Kd4Buf0FAAD//wMAUEsBAi0AFAAGAAgAAAAhANvh9svuAAAAhQEAABMAAAAA AAAAAAAAAAAAAAAAAFtDb250ZW50X1R5cGVzXS54bWxQSwECLQAUAAYACAAAACEAWvQsW78AAAAV AQAACwAAAAAAAAAAAAAAAAAfAQAAX3JlbHMvLnJlbHNQSwECLQAUAAYACAAAACEA/sbqHckAAADi AAAADwAAAAAAAAAAAAAAAAAHAgAAZHJzL2Rvd25yZXYueG1sUEsFBgAAAAADAAMAtwAAAP0CAAAA AA== " filled="f" stroked="f">
                           <v:textbox inset="2.53958mm,2.53958mm,2.53958mm,2.53958mm">
                             <w:txbxContent>
                               <w:p>
@@ -9573,8 +9567,8 @@
                             </w:txbxContent>
                           </v:textbox>
                         </v:rect>
-                        <v:group id="Group 374518942" o:spid="_x0000_s1091" style="position:absolute;left:19352;top:36153;width:68215;height:3293" coordorigin="2994,30964" coordsize="90614,4227" o:gfxdata="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">
-                          <v:rect id="Rectangle 838255975" o:spid="_x0000_s1092" style="position:absolute;left:2994;top:30964;width:90614;height:4227;visibility:visible;mso-wrap-style:square;v-text-anchor:middle" o:gfxdata="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" filled="f" stroked="f">
+                        <v:group id="Group 374518942" o:spid="_x0000_s1091" style="position:absolute;left:19352;top:36153;width:68215;height:3293" coordorigin="2994,30964" coordsize="90614,4227" o:gfxdata="UEsDBBQABgAIAAAAIQDb4fbL7gAAAIUBAAATAAAAW0NvbnRlbnRfVHlwZXNdLnhtbHyQz07DMAyH 70i8Q+QralM4IITa7kDhCAiNB7ASt43WOlEcyvb2pNu4IODoPz9/n1xv9vOkForiPDdwXVagiI23 jocG3rdPxR0oScgWJ8/UwIEENu3lRb09BBKV0ywNjCmFe63FjDSjlD4Q50nv44wpl3HQAc0OB9I3 VXWrjedEnIq03oC27qjHjympx31un0wiTQLq4bS4shrAECZnMGVTvbD9QSnOhDInjzsyuiBXWQP0 r4R18jfgnHvJr4nOknrFmJ5xzhraRtHWf3Kkpfz/yGo5S+H73hkquyhdjr3R8m2lj09svwAAAP// AwBQSwMEFAAGAAgAAAAhAFr0LFu/AAAAFQEAAAsAAABfcmVscy8ucmVsc2zPwWrDMAwG4Ptg72B0 X5TuUMaI01uh19I+gLGVxCy2jGSy9e1nemrHjpL4P0nD4SetZiPRyNnCruvBUPYcYp4tXC/Htw8w Wl0ObuVMFm6kcBhfX4Yzra62kC6xqGlKVgtLreUTUf1CyWnHhXKbTCzJ1VbKjMX5LzcTvvf9HuXR gPHJNKdgQU5hB+ZyK23zHztFL6w81c5zQp6m6P9TMfB3PtPWFCczVQtB9N4U2rp2HOA44NMz4y8A AAD//wMAUEsDBBQABgAIAAAAIQBbMC+xzAAAAOIAAAAPAAAAZHJzL2Rvd25yZXYueG1sRI9ba8JA FITfC/0Pyyn0rW7ipbVpVhFR6YMUqoL07ZA9uWD2bMiuSfz33YLQx2FmvmHS5WBq0VHrKssK4lEE gjizuuJCwem4fZmDcB5ZY22ZFNzIwXLx+JBiom3P39QdfCEChF2CCkrvm0RKl5Vk0I1sQxy83LYG fZBtIXWLfYCbWo6j6FUarDgslNjQuqTscrgaBbse+9Uk3nT7S76+/RxnX+d9TEo9Pw2rDxCeBv8f vrc/tYLJ23QWz9+nY/i7FO6AXPwCAAD//wMAUEsBAi0AFAAGAAgAAAAhANvh9svuAAAAhQEAABMA AAAAAAAAAAAAAAAAAAAAAFtDb250ZW50X1R5cGVzXS54bWxQSwECLQAUAAYACAAAACEAWvQsW78A AAAVAQAACwAAAAAAAAAAAAAAAAAfAQAAX3JlbHMvLnJlbHNQSwECLQAUAAYACAAAACEAWzAvscwA AADiAAAADwAAAAAAAAAAAAAAAAAHAgAAZHJzL2Rvd25yZXYueG1sUEsFBgAAAAADAAMAtwAAAAAD AAAAAA== ">
+                          <v:rect id="Rectangle 838255975" o:spid="_x0000_s1092" style="position:absolute;left:2994;top:30964;width:90614;height:4227;visibility:visible;mso-wrap-style:square;v-text-anchor:middle" o:gfxdata="UEsDBBQABgAIAAAAIQDb4fbL7gAAAIUBAAATAAAAW0NvbnRlbnRfVHlwZXNdLnhtbHyQz07DMAyH 70i8Q+QralM4IITa7kDhCAiNB7ASt43WOlEcyvb2pNu4IODoPz9/n1xv9vOkForiPDdwXVagiI23 jocG3rdPxR0oScgWJ8/UwIEENu3lRb09BBKV0ywNjCmFe63FjDSjlD4Q50nv44wpl3HQAc0OB9I3 VXWrjedEnIq03oC27qjHjympx31un0wiTQLq4bS4shrAECZnMGVTvbD9QSnOhDInjzsyuiBXWQP0 r4R18jfgnHvJr4nOknrFmJ5xzhraRtHWf3Kkpfz/yGo5S+H73hkquyhdjr3R8m2lj09svwAAAP// AwBQSwMEFAAGAAgAAAAhAFr0LFu/AAAAFQEAAAsAAABfcmVscy8ucmVsc2zPwWrDMAwG4Ptg72B0 X5TuUMaI01uh19I+gLGVxCy2jGSy9e1nemrHjpL4P0nD4SetZiPRyNnCruvBUPYcYp4tXC/Htw8w Wl0ObuVMFm6kcBhfX4Yzra62kC6xqGlKVgtLreUTUf1CyWnHhXKbTCzJ1VbKjMX5LzcTvvf9HuXR gPHJNKdgQU5hB+ZyK23zHztFL6w81c5zQp6m6P9TMfB3PtPWFCczVQtB9N4U2rp2HOA44NMz4y8A AAD//wMAUEsDBBQABgAIAAAAIQAYPqbvygAAAOIAAAAPAAAAZHJzL2Rvd25yZXYueG1sRI/RTsJA FETfSfyHzTXxDbZWC6WwEDGaiE9Q+IBL99pt7N4t3RXq37smJj5OZuZMZrkebCsu1PvGsYL7SQKC uHK64VrB8fA6zkH4gKyxdUwKvsnDenUzWmKh3ZX3dClDLSKEfYEKTAhdIaWvDFn0E9cRR+/D9RZD lH0tdY/XCLetTJNkKi02HBcMdvRsqPosv6yC3aOj9CX1m7K2czOcDu/bM06VursdnhYgAg3hP/zX ftMK8oc8zbL5LIPfS/EOyNUPAAAA//8DAFBLAQItABQABgAIAAAAIQDb4fbL7gAAAIUBAAATAAAA AAAAAAAAAAAAAAAAAABbQ29udGVudF9UeXBlc10ueG1sUEsBAi0AFAAGAAgAAAAhAFr0LFu/AAAA FQEAAAsAAAAAAAAAAAAAAAAAHwEAAF9yZWxzLy5yZWxzUEsBAi0AFAAGAAgAAAAhABg+pu/KAAAA 4gAAAA8AAAAAAAAAAAAAAAAABwIAAGRycy9kb3ducmV2LnhtbFBLBQYAAAAAAwADALcAAAD+AgAA AAA= " filled="f" stroked="f">
                             <v:textbox inset="2.53958mm,2.53958mm,2.53958mm,2.53958mm">
                               <w:txbxContent>
                                 <w:p>
@@ -9586,7 +9580,7 @@
                               </w:txbxContent>
                             </v:textbox>
                           </v:rect>
-                          <v:oval id="Oval 2068116285" o:spid="_x0000_s1093" style="position:absolute;left:89381;top:30964;width:4227;height:4227;visibility:visible;mso-wrap-style:square;v-text-anchor:middle" o:gfxdata="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" fillcolor="#f4a11e" stroked="f">
+                          <v:oval id="Oval 2068116285" o:spid="_x0000_s1093" style="position:absolute;left:89381;top:30964;width:4227;height:4227;visibility:visible;mso-wrap-style:square;v-text-anchor:middle" o:gfxdata="UEsDBBQABgAIAAAAIQDb4fbL7gAAAIUBAAATAAAAW0NvbnRlbnRfVHlwZXNdLnhtbHyQz07DMAyH 70i8Q+QralM4IITa7kDhCAiNB7ASt43WOlEcyvb2pNu4IODoPz9/n1xv9vOkForiPDdwXVagiI23 jocG3rdPxR0oScgWJ8/UwIEENu3lRb09BBKV0ywNjCmFe63FjDSjlD4Q50nv44wpl3HQAc0OB9I3 VXWrjedEnIq03oC27qjHjympx31un0wiTQLq4bS4shrAECZnMGVTvbD9QSnOhDInjzsyuiBXWQP0 r4R18jfgnHvJr4nOknrFmJ5xzhraRtHWf3Kkpfz/yGo5S+H73hkquyhdjr3R8m2lj09svwAAAP// AwBQSwMEFAAGAAgAAAAhAFr0LFu/AAAAFQEAAAsAAABfcmVscy8ucmVsc2zPwWrDMAwG4Ptg72B0 X5TuUMaI01uh19I+gLGVxCy2jGSy9e1nemrHjpL4P0nD4SetZiPRyNnCruvBUPYcYp4tXC/Htw8w Wl0ObuVMFm6kcBhfX4Yzra62kC6xqGlKVgtLreUTUf1CyWnHhXKbTCzJ1VbKjMX5LzcTvvf9HuXR gPHJNKdgQU5hB+ZyK23zHztFL6w81c5zQp6m6P9TMfB3PtPWFCczVQtB9N4U2rp2HOA44NMz4y8A AAD//wMAUEsDBBQABgAIAAAAIQBru2WxyQAAAOMAAAAPAAAAZHJzL2Rvd25yZXYueG1sRI9RS8NA EITfhf6HYwt9EbtJwBBir0WEgFIRjfZ9ya1JaG4v5q5t/PeeIPg4zMw3zGY320GdefK9Ew3pOgHF 0jjTS6vh4726KUD5QGJocMIavtnDbru42lBp3EXe+FyHVkWI+JI0dCGMJaJvOrbk125kid6nmyyF KKcWzUSXCLcDZkmSo6Ve4kJHIz903Bzrk9WA10+Mr2ON1dceD6f8+fBCx0rr1XK+vwMVeA7/4b/2 o9GQJXmRpnlW3MLvp/gHcPsDAAD//wMAUEsBAi0AFAAGAAgAAAAhANvh9svuAAAAhQEAABMAAAAA AAAAAAAAAAAAAAAAAFtDb250ZW50X1R5cGVzXS54bWxQSwECLQAUAAYACAAAACEAWvQsW78AAAAV AQAACwAAAAAAAAAAAAAAAAAfAQAAX3JlbHMvLnJlbHNQSwECLQAUAAYACAAAACEAa7tlsckAAADj AAAADwAAAAAAAAAAAAAAAAAHAgAAZHJzL2Rvd25yZXYueG1sUEsFBgAAAAADAAMAtwAAAP0CAAAA AA== " fillcolor="#f4a11e" stroked="f">
                             <v:textbox inset="2.53958mm,2.53958mm,2.53958mm,2.53958mm">
                               <w:txbxContent>
                                 <w:p>
@@ -9598,7 +9592,7 @@
                               </w:txbxContent>
                             </v:textbox>
                           </v:oval>
-                          <v:oval id="Oval 164916429" o:spid="_x0000_s1094" style="position:absolute;left:2994;top:30964;width:4227;height:4227;visibility:visible;mso-wrap-style:square;v-text-anchor:middle" o:gfxdata="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" fillcolor="#f4a11e" stroked="f">
+                          <v:oval id="Oval 164916429" o:spid="_x0000_s1094" style="position:absolute;left:2994;top:30964;width:4227;height:4227;visibility:visible;mso-wrap-style:square;v-text-anchor:middle" o:gfxdata="UEsDBBQABgAIAAAAIQDb4fbL7gAAAIUBAAATAAAAW0NvbnRlbnRfVHlwZXNdLnhtbHyQz07DMAyH 70i8Q+QralM4IITa7kDhCAiNB7ASt43WOlEcyvb2pNu4IODoPz9/n1xv9vOkForiPDdwXVagiI23 jocG3rdPxR0oScgWJ8/UwIEENu3lRb09BBKV0ywNjCmFe63FjDSjlD4Q50nv44wpl3HQAc0OB9I3 VXWrjedEnIq03oC27qjHjympx31un0wiTQLq4bS4shrAECZnMGVTvbD9QSnOhDInjzsyuiBXWQP0 r4R18jfgnHvJr4nOknrFmJ5xzhraRtHWf3Kkpfz/yGo5S+H73hkquyhdjr3R8m2lj09svwAAAP// AwBQSwMEFAAGAAgAAAAhAFr0LFu/AAAAFQEAAAsAAABfcmVscy8ucmVsc2zPwWrDMAwG4Ptg72B0 X5TuUMaI01uh19I+gLGVxCy2jGSy9e1nemrHjpL4P0nD4SetZiPRyNnCruvBUPYcYp4tXC/Htw8w Wl0ObuVMFm6kcBhfX4Yzra62kC6xqGlKVgtLreUTUf1CyWnHhXKbTCzJ1VbKjMX5LzcTvvf9HuXR gPHJNKdgQU5hB+ZyK23zHztFL6w81c5zQp6m6P9TMfB3PtPWFCczVQtB9N4U2rp2HOA44NMz4y8A AAD//wMAUEsDBBQABgAIAAAAIQDu8KR9yQAAAOIAAAAPAAAAZHJzL2Rvd25yZXYueG1sRI9BS8NA EIXvBf/DMoIXsROLBJN2W0QIKEppo70P2WkSmp2N2W0b/71bEHqYw8d78+bNYjXaTp148K0TDY/T BBRL5UwrtYbvr+LhGZQPJIY6J6zhlz2sljeTBeXGnWXLpzLUKoaIz0lDE0KfI/qqYUt+6nqWqO3d YClEHGo0A51juO1wliQpWmolXmio59eGq0N5tBrw/p1x05dY/Hzg7ph+7tZ0KLS+ux1f5qACj+Fq /t9+M7F++pTFmWVweSky4PIPAAD//wMAUEsBAi0AFAAGAAgAAAAhANvh9svuAAAAhQEAABMAAAAA AAAAAAAAAAAAAAAAAFtDb250ZW50X1R5cGVzXS54bWxQSwECLQAUAAYACAAAACEAWvQsW78AAAAV AQAACwAAAAAAAAAAAAAAAAAfAQAAX3JlbHMvLnJlbHNQSwECLQAUAAYACAAAACEA7vCkfckAAADi AAAADwAAAAAAAAAAAAAAAAAHAgAAZHJzL2Rvd25yZXYueG1sUEsFBgAAAAADAAMAtwAAAP0CAAAA AA== " fillcolor="#f4a11e" stroked="f">
                             <v:textbox inset="2.53958mm,2.53958mm,2.53958mm,2.53958mm">
                               <w:txbxContent>
                                 <w:p>
@@ -9610,7 +9604,7 @@
                               </w:txbxContent>
                             </v:textbox>
                           </v:oval>
-                          <v:rect id="Rectangle 1942735353" o:spid="_x0000_s1095" style="position:absolute;left:4202;top:30964;width:87450;height:4227;visibility:visible;mso-wrap-style:square;v-text-anchor:middle" o:gfxdata="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" fillcolor="#f4a11e" stroked="f">
+                          <v:rect id="Rectangle 1942735353" o:spid="_x0000_s1095" style="position:absolute;left:4202;top:30964;width:87450;height:4227;visibility:visible;mso-wrap-style:square;v-text-anchor:middle" o:gfxdata="UEsDBBQABgAIAAAAIQDb4fbL7gAAAIUBAAATAAAAW0NvbnRlbnRfVHlwZXNdLnhtbHyQz07DMAyH 70i8Q+QralM4IITa7kDhCAiNB7ASt43WOlEcyvb2pNu4IODoPz9/n1xv9vOkForiPDdwXVagiI23 jocG3rdPxR0oScgWJ8/UwIEENu3lRb09BBKV0ywNjCmFe63FjDSjlD4Q50nv44wpl3HQAc0OB9I3 VXWrjedEnIq03oC27qjHjympx31un0wiTQLq4bS4shrAECZnMGVTvbD9QSnOhDInjzsyuiBXWQP0 r4R18jfgnHvJr4nOknrFmJ5xzhraRtHWf3Kkpfz/yGo5S+H73hkquyhdjr3R8m2lj09svwAAAP// AwBQSwMEFAAGAAgAAAAhAFr0LFu/AAAAFQEAAAsAAABfcmVscy8ucmVsc2zPwWrDMAwG4Ptg72B0 X5TuUMaI01uh19I+gLGVxCy2jGSy9e1nemrHjpL4P0nD4SetZiPRyNnCruvBUPYcYp4tXC/Htw8w Wl0ObuVMFm6kcBhfX4Yzra62kC6xqGlKVgtLreUTUf1CyWnHhXKbTCzJ1VbKjMX5LzcTvvf9HuXR gPHJNKdgQU5hB+ZyK23zHztFL6w81c5zQp6m6P9TMfB3PtPWFCczVQtB9N4U2rp2HOA44NMz4y8A AAD//wMAUEsDBBQABgAIAAAAIQDxwXLoywAAAOMAAAAPAAAAZHJzL2Rvd25yZXYueG1sRE9BbsIw ELwj9Q/WVuIGDoGmJWBQhVSpBw4lLQduq3ibBOJ1Gjsh/B5XqlTNaXd2ZnbW28HUoqfWVZYVzKYR COLc6ooLBV+fb5MXEM4ja6wtk4IbOdhuHkZrTLW98oH6zBcimLBLUUHpfZNK6fKSDLqpbYgD921b gz6MbSF1i9dgbmoZR1EiDVYcEkpsaFdSfsk6o2DZV/HpZ16b5Dgs4nO27/Tto1Nq/Di8rkB4Gvz/ 8Z/6XYf3l4v4ef4UAL+dwgLk5g4AAP//AwBQSwECLQAUAAYACAAAACEA2+H2y+4AAACFAQAAEwAA AAAAAAAAAAAAAAAAAAAAW0NvbnRlbnRfVHlwZXNdLnhtbFBLAQItABQABgAIAAAAIQBa9CxbvwAA ABUBAAALAAAAAAAAAAAAAAAAAB8BAABfcmVscy8ucmVsc1BLAQItABQABgAIAAAAIQDxwXLoywAA AOMAAAAPAAAAAAAAAAAAAAAAAAcCAABkcnMvZG93bnJldi54bWxQSwUGAAAAAAMAAwC3AAAA/wIA AAAA " fillcolor="#f4a11e" stroked="f">
                             <v:textbox inset="2.53958mm,2.53958mm,2.53958mm,2.53958mm">
                               <w:txbxContent>
                                 <w:p>
@@ -10359,7 +10353,7 @@
         <w:pStyle w:val="Heading1"/>
       </w:pPr>
       <w:r>
-        <w:t xml:space="preserve">Unit 551 — Managing a Project</w:t>
+        <w:t xml:space="preserve">Unit 551: Managing a Project</w:t>
       </w:r>
     </w:p>
     <w:p>
@@ -10374,13 +10368,7 @@
         <w:t xml:space="preserve">Learner:</w:t>
       </w:r>
       <w:r>
-        <w:t xml:space="preserve"> </w:t>
-      </w:r>
-      <w:r>
-        <w:t xml:space="preserve">Graeme Wright</w:t>
-      </w:r>
-      <w:r>
-        <w:t xml:space="preserve"> </w:t>
+        <w:t xml:space="preserve"> Graeme Wright </w:t>
       </w:r>
       <w:r>
         <w:rPr>
@@ -10390,13 +10378,7 @@
         <w:t xml:space="preserve">CMI membership number:</w:t>
       </w:r>
       <w:r>
-        <w:t xml:space="preserve"> </w:t>
-      </w:r>
-      <w:r>
-        <w:t xml:space="preserve">P05260463</w:t>
-      </w:r>
-      <w:r>
-        <w:t xml:space="preserve"> </w:t>
+        <w:t xml:space="preserve"> P05260463 </w:t>
       </w:r>
       <w:r>
         <w:rPr>
@@ -10406,10 +10388,7 @@
         <w:t xml:space="preserve">Centre:</w:t>
       </w:r>
       <w:r>
-        <w:t xml:space="preserve"> </w:t>
-      </w:r>
-      <w:r>
-        <w:t xml:space="preserve">Weston College</w:t>
+        <w:t xml:space="preserve"> Weston College</w:t>
       </w:r>
     </w:p>
     <w:p>
@@ -10421,16 +10400,10 @@
           <w:bCs/>
           <w:b/>
         </w:rPr>
-        <w:t xml:space="preserve">Word count — Task 1:</w:t>
-      </w:r>
-      <w:r>
-        <w:t xml:space="preserve"> </w:t>
-      </w:r>
-      <w:r>
-        <w:t xml:space="preserve">2,729</w:t>
-      </w:r>
-      <w:r>
-        <w:t xml:space="preserve"> </w:t>
+        <w:t xml:space="preserve">Word count. Task 1:</w:t>
+      </w:r>
+      <w:r>
+        <w:t xml:space="preserve"> 2,729 </w:t>
       </w:r>
       <w:r>
         <w:rPr>
@@ -10440,13 +10413,7 @@
         <w:t xml:space="preserve">Task 2:</w:t>
       </w:r>
       <w:r>
-        <w:t xml:space="preserve"> </w:t>
-      </w:r>
-      <w:r>
-        <w:t xml:space="preserve">3,384</w:t>
-      </w:r>
-      <w:r>
-        <w:t xml:space="preserve"> </w:t>
+        <w:t xml:space="preserve"> 3,384 </w:t>
       </w:r>
       <w:r>
         <w:rPr>
@@ -10456,10 +10423,7 @@
         <w:t xml:space="preserve">Total:</w:t>
       </w:r>
       <w:r>
-        <w:t xml:space="preserve"> </w:t>
-      </w:r>
-      <w:r>
-        <w:t xml:space="preserve">6,113 (excluding headings, tables, figures and references)</w:t>
+        <w:t xml:space="preserve"> 6,113 (excluding headings, tables, figures and references)</w:t>
       </w:r>
     </w:p>
     <w:bookmarkEnd w:id="20"/>
@@ -10469,7 +10433,7 @@
         <w:pStyle w:val="Heading1"/>
       </w:pPr>
       <w:r>
-        <w:t xml:space="preserve">Task 1 — Principles and Processes in Project Management</w:t>
+        <w:t xml:space="preserve">Task 1: Principles and Processes in Project Management</w:t>
       </w:r>
     </w:p>
     <w:bookmarkStart w:id="21" w:name="introduction"/>
@@ -10486,10 +10450,7 @@
         <w:pStyle w:val="FirstParagraph"/>
       </w:pPr>
       <w:r>
-        <w:t xml:space="preserve">Project management is the structured application of processes, methods and skills to achieve specific objectives within agreed parameters (Association for Project Management (2019)</w:t>
-      </w:r>
-      <w:r>
-        <w:t xml:space="preserve"> </w:t>
+        <w:t xml:space="preserve">Project management is the structured application of processes, methods and skills to achieve specific objectives within agreed parameters (Association for Project Management (2019) </w:t>
       </w:r>
       <w:r>
         <w:rPr>
@@ -10499,7 +10460,7 @@
         <w:t xml:space="preserve">APM Body of Knowledge</w:t>
       </w:r>
       <w:r>
-        <w:t xml:space="preserve">, 7th edn, Association for Project Management, Princes Risborough). Where routine operations maintain the status quo, projects are the vehicle through which an organisation implements change and achieves its strategic goals. In the further education sector, effective project management ensures that limited resources are directed towards the activities that generate the most tangible organisational benefit. This report examines the principles and processes of project management through the Digital Skills Framework initiative I launched at Weston College. Although the wider framework was ultimately paused — a decision taken on evidence, once discovery work established significant non-compliance at the foundational level — evaluating its life cycle provides critical insight into how legal, ethical and environmental factors dictate project success and shape competitive advantage.</w:t>
+        <w:t xml:space="preserve">, 7th edn, Association for Project Management, Princes Risborough). Where routine operations maintain the status quo, projects are the vehicle through which an organisation implements change and achieves its strategic goals. In the further education sector, effective project management ensures that limited resources are directed towards the activities that generate the most tangible organisational benefit. This report examines the principles and processes of project management through the Digital Skills Framework initiative I launched at Weston College. Although the wider framework was ultimately paused, a decision taken on evidence once discovery work established significant non-compliance at the foundational level, evaluating its life cycle provides critical insight into how legal, ethical and environmental factors dictate project success and shape competitive advantage.</w:t>
       </w:r>
     </w:p>
     <w:p>
@@ -10524,10 +10485,7 @@
         <w:pStyle w:val="FirstParagraph"/>
       </w:pPr>
       <w:r>
-        <w:t xml:space="preserve">A project is a temporary endeavour undertaken to create a unique product, service or result, and is distinct from the ongoing, repetitive work of operations (Project Management Institute (2021)</w:t>
-      </w:r>
-      <w:r>
-        <w:t xml:space="preserve"> </w:t>
+        <w:t xml:space="preserve">A project is a temporary endeavour undertaken to create a unique product, service or result, and is distinct from the ongoing, repetitive work of operations (Project Management Institute (2021) </w:t>
       </w:r>
       <w:r>
         <w:rPr>
@@ -10552,13 +10510,7 @@
         <w:t xml:space="preserve">Tailoring</w:t>
       </w:r>
       <w:r>
-        <w:t xml:space="preserve"> </w:t>
-      </w:r>
-      <w:r>
-        <w:t xml:space="preserve">is the adaptation of standard methodologies, governance and processes to suit the specific environment, constraints and complexity of a project (AXELOS (2017)</w:t>
-      </w:r>
-      <w:r>
-        <w:t xml:space="preserve"> </w:t>
+        <w:t xml:space="preserve"> is the adaptation of standard methodologies, governance and processes to suit the specific environment, constraints and complexity of a project (AXELOS (2017) </w:t>
       </w:r>
       <w:r>
         <w:rPr>
@@ -10583,10 +10535,7 @@
         <w:t xml:space="preserve">Stakeholder engagement</w:t>
       </w:r>
       <w:r>
-        <w:t xml:space="preserve"> </w:t>
-      </w:r>
-      <w:r>
-        <w:t xml:space="preserve">is the identification of, communication with, and active involvement of the individuals and groups who can affect or be affected by a project (PMI, 2021). In planning, it captures requirements early and surfaces resistance before it hardens, so that the project reflects a genuine organisational need rather than an assumed one. In execution, it sustains the momentum and buy-in needed to identify critical roadblocks, navigate around them, and adapt scope when external factors shift. Because I lacked direct authority, engagement was not optional. Internal stakeholders, the account manager at Century and the Jisc community each held something I did not: reach into other departments, diagnostic instruments I could leverage rather than build, and the experience of other colleges facing the same problem.</w:t>
+        <w:t xml:space="preserve"> is the identification of, communication with, and active involvement of the individuals and groups who can affect or be affected by a project (PMI, 2021). In planning, it captures requirements early and surfaces resistance before it hardens, so that the project reflects a genuine organisational need rather than an assumed one. In execution, it sustains the momentum and buy-in needed to identify critical roadblocks, navigate around them, and adapt scope when external factors shift. Because I lacked direct authority, engagement was not optional. Internal stakeholders, the account manager at Century and the Jisc community each held something I did not: reach into other departments, diagnostic instruments I could leverage rather than build, and the experience of other colleges facing the same problem.</w:t>
       </w:r>
     </w:p>
     <w:p>
@@ -10601,10 +10550,7 @@
         <w:t xml:space="preserve">Continued business justification</w:t>
       </w:r>
       <w:r>
-        <w:t xml:space="preserve"> </w:t>
-      </w:r>
-      <w:r>
-        <w:t xml:space="preserve">requires that a project continues to make business sense throughout its life, and that it is reshaped or stopped at the point it no longer does (AXELOS, 2017). In planning, it establishes the business case and the baseline against which the investment of time and resource is judged. In execution, it provides the checkpoints that prevent drift away from the strategic goal. This is the principle that directly informed the decision to pause parts of the Digital Skills Framework and to carry forward the elements that build the foundation for what follows. Pausing was not a failure of the project; identifying which elements could still move the organisation forward was the principle working as intended.</w:t>
+        <w:t xml:space="preserve"> requires that a project continues to make business sense throughout its life, and that it is reshaped or stopped at the point it no longer does (AXELOS, 2017). In planning, it establishes the business case and the baseline against which the investment of time and resource is judged. In execution, it provides the checkpoints that prevent drift away from the strategic goal. This is the principle that directly informed the decision to pause parts of the Digital Skills Framework and to carry forward the elements that build the foundation for what follows. Pausing was not a failure of the project; identifying which elements could still move the organisation forward was the principle working as intended.</w:t>
       </w:r>
     </w:p>
     <w:p>
@@ -10629,10 +10575,7 @@
         <w:pStyle w:val="FirstParagraph"/>
       </w:pPr>
       <w:r>
-        <w:t xml:space="preserve">The fundamental purpose of a project is to move an organisation from its current state to a desired future state in order to meet strategic goals. In this case the strategic driver is external and graded. Inspectors evaluate leaders’ actions to secure learners’ development of English, mathematical and digital skills, to help them access learning and take their next steps (Ofsted (2025)</w:t>
-      </w:r>
-      <w:r>
-        <w:t xml:space="preserve"> </w:t>
+        <w:t xml:space="preserve">The fundamental purpose of a project is to move an organisation from its current state to a desired future state in order to meet strategic goals. In this case the strategic driver is external and graded. Inspectors evaluate leaders’ actions to secure learners’ development of English, mathematical and digital skills, to help them access learning and take their next steps (Ofsted (2025) </w:t>
       </w:r>
       <w:r>
         <w:rPr>
@@ -10642,7 +10585,7 @@
         <w:t xml:space="preserve">Further education and skills inspection toolkit</w:t>
       </w:r>
       <w:r>
-        <w:t xml:space="preserve">, updated 9 September 2025, Ofsted, Manchester, p. 41). Digital skills are referenced only ever alongside English and mathematics, and they appear within the grading descriptors for Achievement itself — including as a stated reason learners cannot progress. Aligning a project to that requirement is not optional positioning; it addresses a graded judgement.</w:t>
+        <w:t xml:space="preserve">, updated 9 September 2025, Ofsted, Manchester, p. 41). Digital skills are referenced only ever alongside English and mathematics, and they appear within the grading descriptors for Achievement itself, including as a stated reason learners cannot progress. Aligning a project to that requirement is not optional positioning; it addresses a graded judgement.</w:t>
       </w:r>
     </w:p>
     <w:p>
@@ -10650,10 +10593,7 @@
         <w:pStyle w:val="BodyText"/>
       </w:pPr>
       <w:r>
-        <w:t xml:space="preserve">Bradley distinguishes outputs, outcomes and benefits, and argues that benefits are realised after a project closes and must be owned by the business rather than the project manager (Bradley, G. (2016)</w:t>
-      </w:r>
-      <w:r>
-        <w:t xml:space="preserve"> </w:t>
+        <w:t xml:space="preserve">Bradley distinguishes outputs, outcomes and benefits, and argues that benefits are realised after a project closes and must be owned by the business rather than the project manager (Bradley, G. (2016) </w:t>
       </w:r>
       <w:r>
         <w:rPr>
@@ -10671,7 +10611,7 @@
         <w:pStyle w:val="BodyText"/>
       </w:pPr>
       <w:r>
-        <w:t xml:space="preserve">Applied to this project, the output was the completed Digital Skills Framework document. The intended outcome was a change in operational practice: staff routinely using the Jisc Discovery tool and Century to baseline both their learners’ digital capability and their own. Staff capability is not a secondary concern here — if staff do not hold the digital skills required to develop them in learners, the gap simply relocates rather than closes. The intended benefit was a measurable removal of digital barriers to learning, directly supporting the college objective on embedding the SEND Framework.</w:t>
+        <w:t xml:space="preserve">Applied to this project, the output was the completed Digital Skills Framework document. The intended outcome was a change in operational practice: staff routinely using the Jisc Discovery tool and Century to baseline both their learners’ digital capability and their own. Staff capability is not a secondary concern here. If staff do not hold the digital skills required to develop them in learners, the gap simply relocates rather than closes. The intended benefit was a measurable removal of digital barriers to learning, directly supporting the college objective on embedding the SEND Framework.</w:t>
       </w:r>
     </w:p>
     <w:p>
@@ -10687,25 +10627,7 @@
         <w:pStyle w:val="BodyText"/>
       </w:pPr>
       <w:r>
-        <w:t xml:space="preserve">Competitive advantage in further education is not market share. It is learner recruitment, funding security, employer partnerships and inspection outcomes. The resource-based view holds that sustained advantage derives from resources that are valuable, rare and difficult to imitate (Barney, J. (1991)</w:t>
-      </w:r>
-      <w:r>
-        <w:t xml:space="preserve"> </w:t>
-      </w:r>
-      <w:r>
-        <w:t xml:space="preserve">‘</w:t>
-      </w:r>
-      <w:r>
-        <w:t xml:space="preserve">Firm Resources and Sustained Competitive Advantage</w:t>
-      </w:r>
-      <w:r>
-        <w:t xml:space="preserve">’</w:t>
-      </w:r>
-      <w:r>
-        <w:t xml:space="preserve">,</w:t>
-      </w:r>
-      <w:r>
-        <w:t xml:space="preserve"> </w:t>
+        <w:t xml:space="preserve">Competitive advantage in further education is not market share. It is learner recruitment, funding security, employer partnerships and inspection outcomes. The resource-based view holds that sustained advantage derives from resources that are valuable, rare and difficult to imitate (Barney, J. (1991) ‘Firm Resources and Sustained Competitive Advantage’, </w:t>
       </w:r>
       <w:r>
         <w:rPr>
@@ -10740,10 +10662,7 @@
         <w:pStyle w:val="FirstParagraph"/>
       </w:pPr>
       <w:r>
-        <w:t xml:space="preserve">The process for initiating a project has three essential steps: the project is defined, its viability is tested, and formal approval is given. AXELOS separates the first two into distinct stages within PRINCE2.</w:t>
-      </w:r>
-      <w:r>
-        <w:t xml:space="preserve"> </w:t>
+        <w:t xml:space="preserve">The process for initiating a project has three essential steps: the project is defined, its viability is tested, and formal approval is given. AXELOS separates the first two into distinct stages within PRINCE2. </w:t>
       </w:r>
       <w:r>
         <w:rPr>
@@ -10753,13 +10672,7 @@
         <w:t xml:space="preserve">Starting up a Project</w:t>
       </w:r>
       <w:r>
-        <w:t xml:space="preserve"> </w:t>
-      </w:r>
-      <w:r>
-        <w:t xml:space="preserve">produces a Project Brief, which asks whether the project is viable and worth doing.</w:t>
-      </w:r>
-      <w:r>
-        <w:t xml:space="preserve"> </w:t>
+        <w:t xml:space="preserve"> produces a Project Brief, which asks whether the project is viable and worth doing. </w:t>
       </w:r>
       <w:r>
         <w:rPr>
@@ -10769,10 +10682,7 @@
         <w:t xml:space="preserve">Initiating a Project</w:t>
       </w:r>
       <w:r>
-        <w:t xml:space="preserve"> </w:t>
-      </w:r>
-      <w:r>
-        <w:t xml:space="preserve">then produces the Project Initiation Documentation, or PID, which serves as the control baseline against which the project is subsequently managed (AXELOS, 2017). The equivalent in PMBOK is the project charter, a critical step because it formally authorises the project to exist and gives the project manager explicit authority to apply organisational resources to it (PMI, 2021).</w:t>
+        <w:t xml:space="preserve"> then produces the Project Initiation Documentation, or PID, which serves as the control baseline against which the project is subsequently managed (AXELOS, 2017). The equivalent in PMBOK is the project charter, a critical step because it formally authorises the project to exist and gives the project manager explicit authority to apply organisational resources to it (PMI, 2021).</w:t>
       </w:r>
     </w:p>
     <w:p>
@@ -10836,10 +10746,7 @@
         <w:t xml:space="preserve">Work breakdown structure.</w:t>
       </w:r>
       <w:r>
-        <w:t xml:space="preserve"> </w:t>
-      </w:r>
-      <w:r>
-        <w:t xml:space="preserve">A work breakdown structure decomposes large deliverables into smaller, manageable work packages. Its strength is that it provides the foundation on which accurate time and resource estimation becomes possible at all. Its limitation is that it performs best in predictive contexts where the final output is already known. In an adaptive context the work packages had to remain flexible, because the discovery tools kept revealing digital skills gaps that changed the scope of what needed to be done.</w:t>
+        <w:t xml:space="preserve"> A work breakdown structure decomposes large deliverables into smaller, manageable work packages. Its strength is that it provides the foundation on which accurate time and resource estimation becomes possible at all. Its limitation is that it performs best in predictive contexts where the final output is already known. In an adaptive context the work packages had to remain flexible, because the discovery tools kept revealing digital skills gaps that changed the scope of what needed to be done.</w:t>
       </w:r>
     </w:p>
     <w:p>
@@ -10854,10 +10761,7 @@
         <w:t xml:space="preserve">Gantt charts.</w:t>
       </w:r>
       <w:r>
-        <w:t xml:space="preserve"> </w:t>
-      </w:r>
-      <w:r>
-        <w:t xml:space="preserve">A Gantt chart maps tasks against a timeline, showing duration, dependencies, responsibility and blockers. It works well in traditional contexts with dedicated, controllable resources, and it is effective for tracking the critical path. Its limitation in my project was that a rigid Gantt breaks down quickly. Having invested time sequencing phases of work, the factors I do not control — the college timetable, term dates, the operational workload of other departments, or an Ofsted inspection arriving — cause the fixed dates to fall away.</w:t>
+        <w:t xml:space="preserve"> A Gantt chart maps tasks against a timeline, showing duration, dependencies, responsibility and blockers. It works well in traditional contexts with dedicated, controllable resources, and it is effective for tracking the critical path. Its limitation in my project was that a rigid Gantt breaks down quickly. Having invested time sequencing phases of work, the factors I do not control (the college timetable, term dates, the operational workload of other departments, or an Ofsted inspection arriving) cause the fixed dates to fall away.</w:t>
       </w:r>
     </w:p>
     <w:p>
@@ -10872,10 +10776,7 @@
         <w:t xml:space="preserve">RACI matrices.</w:t>
       </w:r>
       <w:r>
-        <w:t xml:space="preserve"> </w:t>
-      </w:r>
-      <w:r>
-        <w:t xml:space="preserve">A RACI matrix (responsible, accountable, consulted, informed) clarifies decision rights and assigns clear roles for every project task. It is highly effective in formal hierarchies where line management and formal reporting exist. It is the tool I use least, because that structure is not available to me. Delivery relied entirely on volunteers and I hold no line management authority, so formal accountability was impossible to assign. The tool breaks down in that context, and forces management through influence rather than through formal role assignment.</w:t>
+        <w:t xml:space="preserve"> A RACI matrix (responsible, accountable, consulted, informed) clarifies decision rights and assigns clear roles for every project task. It is highly effective in formal hierarchies where line management and formal reporting exist. It is the tool I use least, because that structure is not available to me. Delivery relied entirely on volunteers and I hold no line management authority, so formal accountability was impossible to assign. The tool breaks down in that context, and forces management through influence rather than through formal role assignment.</w:t>
       </w:r>
     </w:p>
     <w:p>
@@ -10890,28 +10791,7 @@
         <w:t xml:space="preserve">Stakeholder mapping and diagnostic tools.</w:t>
       </w:r>
       <w:r>
-        <w:t xml:space="preserve"> </w:t>
-      </w:r>
-      <w:r>
-        <w:t xml:space="preserve">The power and interest grid supports prioritisation of which individuals must be influenced for a project to keep moving (Mendelow, A. (1991)</w:t>
-      </w:r>
-      <w:r>
-        <w:t xml:space="preserve"> </w:t>
-      </w:r>
-      <w:r>
-        <w:t xml:space="preserve">‘</w:t>
-      </w:r>
-      <w:r>
-        <w:t xml:space="preserve">Environmental Scanning: The Impact of the Stakeholder Concept</w:t>
-      </w:r>
-      <w:r>
-        <w:t xml:space="preserve">’</w:t>
-      </w:r>
-      <w:r>
-        <w:t xml:space="preserve">,</w:t>
-      </w:r>
-      <w:r>
-        <w:t xml:space="preserve"> </w:t>
+        <w:t xml:space="preserve"> The power and interest grid supports prioritisation of which individuals must be influenced for a project to keep moving (Mendelow, A. (1991) ‘Environmental Scanning: The Impact of the Stakeholder Concept’, </w:t>
       </w:r>
       <w:r>
         <w:rPr>
@@ -10969,10 +10849,7 @@
         <w:t xml:space="preserve">Legal factors</w:t>
       </w:r>
       <w:r>
-        <w:t xml:space="preserve"> </w:t>
-      </w:r>
-      <w:r>
-        <w:t xml:space="preserve">created non-negotiable boundaries. The Equality Act 2010 and the Public Sector Bodies (Websites and Mobile Applications) (No. 2) Accessibility Regulations 2018 make the college accountable not only for the materials produced for learners but for the digital environments those learners work in, including Microsoft Teams and the content held within it. The regulations require conformance with WCAG 2.1 AA; I apply WCAG 2.2 AA as an internal standard, since it is the current W3C recommendation. Accessibility remains an area of concern for us and for many other colleges. Data protection was equally material. Century is a third-party platform with access to learner data, so the Data Protection Act 2018 and UK GDPR require a data processing agreement and a data protection impact assessment. Both are in place, though neither is authored by me; they are owned elsewhere in the college. The project therefore depends on a control it does not hold, and had those instruments not existed it could not have proceeded in this form.</w:t>
+        <w:t xml:space="preserve"> created non-negotiable boundaries. The Equality Act 2010 and the Public Sector Bodies (Websites and Mobile Applications) (No. 2) Accessibility Regulations 2018 make the college accountable not only for the materials produced for learners but for the digital environments those learners work in, including Microsoft Teams and the content held within it. The regulations require conformance with WCAG 2.1 AA; I apply WCAG 2.2 AA as an internal standard, since it is the current W3C recommendation. Accessibility remains an area of concern for us and for many other colleges. Data protection was equally material. Century is a third-party platform with access to learner data, so the Data Protection Act 2018 and UK GDPR require a data processing agreement and a data protection impact assessment. Both are in place, though neither is authored by me; they are owned elsewhere in the college. The project therefore depends on a control it does not hold, and had those instruments not existed it could not have proceeded in this form.</w:t>
       </w:r>
     </w:p>
     <w:p>
@@ -10987,10 +10864,7 @@
         <w:t xml:space="preserve">Ethical factors</w:t>
       </w:r>
       <w:r>
-        <w:t xml:space="preserve"> </w:t>
-      </w:r>
-      <w:r>
-        <w:t xml:space="preserve">centred on the collection and use of staff capability data. Baselining staff digital skills through the Jisc Discovery tool creates a dataset about individual competence. I resolved this by ensuring staff retain their own data and share only their development priorities with their Digital Lead, their line manager and me. As a coach I do not need to see the scores; I need to understand the direction someone wants to move in. The boundary is that the data supports development and is not repurposed as performance management. This is not theoretical: a member of staff left the Digital Leads programme because they were uncomfortable auditing colleagues. Without psychological safety, staff will not engage, and the project fails for want of data.</w:t>
+        <w:t xml:space="preserve"> centred on the collection and use of staff capability data. Baselining staff digital skills through the Jisc Discovery tool creates a dataset about individual competence. I resolved this by ensuring staff retain their own data and share only their development priorities with their Digital Lead, their line manager and me. As a coach I do not need to see the scores; I need to understand the direction someone wants to move in. The boundary is that the data supports development and is not repurposed as performance management. This is not theoretical: a member of staff left the Digital Leads programme because they were uncomfortable auditing colleagues. Without psychological safety, staff will not engage, and the project fails for want of data.</w:t>
       </w:r>
     </w:p>
     <w:p>
@@ -11005,10 +10879,7 @@
         <w:t xml:space="preserve">Organisational factors</w:t>
       </w:r>
       <w:r>
-        <w:t xml:space="preserve"> </w:t>
-      </w:r>
-      <w:r>
-        <w:t xml:space="preserve">determined how the project was managed. Lacking budget control and line management authority, I aligned the project’s objectives directly to the Quality Handbook to secure internal buy-in and ensure the scope sat correctly within the Quality function. Shifting organisational priorities and restructuring then altered the timeline. The decision to pause the upper tiers of the Framework, however, was driven by evidence rather than by circumstance: discovery work established significant non-compliance at the Digital Foundations tier, and that compliance had to be secured before building above it.</w:t>
+        <w:t xml:space="preserve"> determined how the project was managed. Lacking budget control and line management authority, I aligned the project’s objectives directly to the Quality Handbook to secure internal buy-in and ensure the scope sat correctly within the Quality function. Shifting organisational priorities and restructuring then altered the timeline. The decision to pause the upper tiers of the Framework, however, was driven by evidence rather than by circumstance: discovery work established significant non-compliance at the Digital Foundations tier, and that compliance had to be secured before building above it.</w:t>
       </w:r>
     </w:p>
     <w:p>
@@ -11016,7 +10887,7 @@
         <w:pStyle w:val="BodyText"/>
       </w:pPr>
       <w:r>
-        <w:t xml:space="preserve">On balance, the legal factors set hard limits and directly influenced the decision to pause, because compliance on accessibility had to be secured before building further. The ethical factors determined whether staff would participate at all. But it is the organisational factors — the absence of formal authority, competing departmental priorities and structural change — that have had the greatest impact on how this project has moved forward.</w:t>
+        <w:t xml:space="preserve">On balance, the legal factors set hard limits and directly influenced the decision to pause, because compliance on accessibility had to be secured before building further. The ethical factors determined whether staff would participate at all. But it is the organisational factors (the absence of formal authority, competing departmental priorities and structural change) that have had the greatest impact on how this project has moved forward.</w:t>
       </w:r>
     </w:p>
     <w:p>
@@ -11049,7 +10920,7 @@
         <w:pStyle w:val="BodyText"/>
       </w:pPr>
       <w:r>
-        <w:t xml:space="preserve">The most significant lesson I take from it is that managing purely by influence has a hard limit. Without formal initiation — specifically a documented charter or approval, a defined budget and structural authority — a project remains inherently vulnerable when organisational structures and priorities shift. A project without a charter simply has to pause.</w:t>
+        <w:t xml:space="preserve">The most significant lesson I take from it is that managing purely by influence has a hard limit. Without formal initiation, and specifically without a documented charter or approval, a defined budget and structural authority, a project remains inherently vulnerable when organisational structures and priorities shift. A project without a charter simply has to pause.</w:t>
       </w:r>
     </w:p>
     <w:p>
@@ -11075,7 +10946,7 @@
         <w:pStyle w:val="Heading1"/>
       </w:pPr>
       <w:r>
-        <w:t xml:space="preserve">Task 2 — Project Plan: Digital Skills for Staff and Learners</w:t>
+        <w:t xml:space="preserve">Task 2. Project Plan: Digital Skills for Staff and Learners</w:t>
       </w:r>
     </w:p>
     <w:bookmarkStart w:id="29" w:name="introduction-1"/>
@@ -11092,10 +10963,7 @@
         <w:pStyle w:val="FirstParagraph"/>
       </w:pPr>
       <w:r>
-        <w:t xml:space="preserve">The Ofsted inspection toolkit is the external driver for this project. Digital skills appear repeatedly within it, and always alongside English and mathematics, including within the graded Achievement descriptors, where inspectors evaluate leaders’ actions to secure learners’ development of those skills (Ofsted (2025)</w:t>
-      </w:r>
-      <w:r>
-        <w:t xml:space="preserve"> </w:t>
+        <w:t xml:space="preserve">The Ofsted inspection toolkit is the external driver for this project. Digital skills appear repeatedly within it, and always alongside English and mathematics, including within the graded Achievement descriptors, where inspectors evaluate leaders’ actions to secure learners’ development of those skills (Ofsted (2025) </w:t>
       </w:r>
       <w:r>
         <w:rPr>
@@ -11487,7 +11355,7 @@
               <w:jc w:val="left"/>
             </w:pPr>
             <w:r>
-              <w:t xml:space="preserve">Infrastructure, devices and networks — owned elsewhere in the college</w:t>
+              <w:t xml:space="preserve">Infrastructure, devices and networks (owned elsewhere in the college)</w:t>
             </w:r>
           </w:p>
         </w:tc>
@@ -11517,7 +11385,7 @@
               <w:jc w:val="left"/>
             </w:pPr>
             <w:r>
-              <w:t xml:space="preserve">Digital policy and AI governance — owned by another post holder</w:t>
+              <w:t xml:space="preserve">Digital policy and AI governance (owned by another post holder)</w:t>
             </w:r>
           </w:p>
         </w:tc>
@@ -11547,7 +11415,7 @@
               <w:jc w:val="left"/>
             </w:pPr>
             <w:r>
-              <w:t xml:space="preserve">The Digital Leads accessibility programme — a parallel workstream arising from the foundations findings</w:t>
+              <w:t xml:space="preserve">The Digital Leads accessibility programme, a parallel workstream arising from the foundations findings</w:t>
             </w:r>
           </w:p>
         </w:tc>
@@ -11577,7 +11445,7 @@
               <w:jc w:val="left"/>
             </w:pPr>
             <w:r>
-              <w:t xml:space="preserve">Whole-college teaching, learning and assessment decisions — owned within the wider team; I can influence and recommend</w:t>
+              <w:t xml:space="preserve">Whole-college teaching, learning and assessment decisions (owned within the wider team; I can influence and recommend)</w:t>
             </w:r>
           </w:p>
         </w:tc>
@@ -11607,7 +11475,7 @@
               <w:jc w:val="left"/>
             </w:pPr>
             <w:r>
-              <w:t xml:space="preserve">Procurement and contracting, including for Century — I can propose only, holding no budget</w:t>
+              <w:t xml:space="preserve">Procurement and contracting, including for Century (I can propose only, holding no budget)</w:t>
             </w:r>
           </w:p>
         </w:tc>
@@ -11637,7 +11505,7 @@
               <w:jc w:val="left"/>
             </w:pPr>
             <w:r>
-              <w:t xml:space="preserve">Completion of DPIAs and data protection policy — run by others</w:t>
+              <w:t xml:space="preserve">Completion of DPIAs and data protection policy (run by others)</w:t>
             </w:r>
           </w:p>
         </w:tc>
@@ -11663,7 +11531,7 @@
               <w:jc w:val="left"/>
             </w:pPr>
             <w:r>
-              <w:t xml:space="preserve">Individual staff performance management — owned by line managers</w:t>
+              <w:t xml:space="preserve">Individual staff performance management (owned by line managers)</w:t>
             </w:r>
           </w:p>
         </w:tc>
@@ -12619,10 +12487,7 @@
         <w:t xml:space="preserve">Actual position.</w:t>
       </w:r>
       <w:r>
-        <w:t xml:space="preserve"> </w:t>
-      </w:r>
-      <w:r>
-        <w:t xml:space="preserve">Phase 4 established significant non-compliance at the Digital Foundations tier. Phases 5 to 9 were paused and the scope narrowed to securing that foundation, with SharePoint digital skills assets for staff as the interim deliverable. Phase 4 functioned as a stage gate, and the gate did what a gate is for.</w:t>
+        <w:t xml:space="preserve"> Phase 4 established significant non-compliance at the Digital Foundations tier. Phases 5 to 9 were paused and the scope narrowed to securing that foundation, with SharePoint digital skills assets for staff as the interim deliverable. Phase 4 functioned as a stage gate, and the gate did what a gate is for.</w:t>
       </w:r>
     </w:p>
     <w:bookmarkEnd w:id="33"/>
@@ -12655,10 +12520,7 @@
         <w:t xml:space="preserve">Assumptions.</w:t>
       </w:r>
       <w:r>
-        <w:t xml:space="preserve"> </w:t>
-      </w:r>
-      <w:r>
-        <w:t xml:space="preserve">Jisc Discovery is included within existing college membership at no marginal cost. Century is already contracted for English and mathematics, so its digital skills diagnostics carry no new licence cost and, significantly, the data protection instruments already exist. All staff time is absorbed within contracted hours rather than funded additionally, so the true constraint is capacity, not cash. Time estimates below are planning assumptions to be validated at initiation, not measured figures.</w:t>
+        <w:t xml:space="preserve"> Jisc Discovery is included within existing college membership at no marginal cost. Century is already contracted for English and mathematics, so its digital skills diagnostics carry no new licence cost and, significantly, the data protection instruments already exist. All staff time is absorbed within contracted hours rather than funded additionally, so the true constraint is capacity, not cash. Time estimates below are planning assumptions to be validated at initiation, not measured figures.</w:t>
       </w:r>
     </w:p>
     <w:p>
@@ -13017,7 +12879,7 @@
               <w:jc w:val="left"/>
             </w:pPr>
             <w:r>
-              <w:t xml:space="preserve">1 post</w:t>
+              <w:t xml:space="preserve">1 postn/aAbsorbed</w:t>
             </w:r>
           </w:p>
         </w:tc>
@@ -13031,7 +12893,7 @@
               <w:jc w:val="left"/>
             </w:pPr>
             <w:r>
-              <w:t xml:space="preserve">—</w:t>
+              <w:t xml:space="preserve"/>
             </w:r>
           </w:p>
         </w:tc>
@@ -13045,7 +12907,7 @@
               <w:jc w:val="left"/>
             </w:pPr>
             <w:r>
-              <w:t xml:space="preserve">Absorbed</w:t>
+              <w:t xml:space="preserve"/>
             </w:r>
           </w:p>
         </w:tc>
@@ -13329,7 +13191,7 @@
               <w:jc w:val="left"/>
             </w:pPr>
             <w:r>
-              <w:t xml:space="preserve">Staff time — Discovery completion</w:t>
+              <w:t xml:space="preserve">Staff time: Discovery completion</w:t>
             </w:r>
           </w:p>
         </w:tc>
@@ -13387,7 +13249,7 @@
               <w:jc w:val="left"/>
             </w:pPr>
             <w:r>
-              <w:t xml:space="preserve">Staff time — Digital Leads cascade</w:t>
+              <w:t xml:space="preserve">Staff time: Digital Leads cascade</w:t>
             </w:r>
           </w:p>
         </w:tc>
@@ -13445,7 +13307,7 @@
               <w:jc w:val="left"/>
             </w:pPr>
             <w:r>
-              <w:t xml:space="preserve">Staff time — Heads of Area reporting</w:t>
+              <w:t xml:space="preserve">Staff time: Heads of Area reporting</w:t>
             </w:r>
           </w:p>
         </w:tc>
@@ -13687,10 +13549,7 @@
         <w:t xml:space="preserve">The budgetary risk this exposes.</w:t>
       </w:r>
       <w:r>
-        <w:t xml:space="preserve"> </w:t>
-      </w:r>
-      <w:r>
-        <w:t xml:space="preserve">A project with no cash cost appears free, and a project that appears free attracts no governance, no sponsor and no protection. The absence of a contingency line is not an oversight; it is the reason the project could be paused without any budgetary consequence being visible to anyone.</w:t>
+        <w:t xml:space="preserve"> A project with no cash cost appears free, and a project that appears free attracts no governance, no sponsor and no protection. The absence of a contingency line is not an oversight; it is the reason the project could be paused without any budgetary consequence being visible to anyone.</w:t>
       </w:r>
     </w:p>
     <w:bookmarkEnd w:id="34"/>
@@ -13773,7 +13632,7 @@
               <w:jc w:val="left"/>
             </w:pPr>
             <w:r>
-              <w:t xml:space="preserve">Human — project lead</w:t>
+              <w:t xml:space="preserve">Human: project lead</w:t>
             </w:r>
           </w:p>
         </w:tc>
@@ -13817,7 +13676,7 @@
               <w:jc w:val="left"/>
             </w:pPr>
             <w:r>
-              <w:t xml:space="preserve">Human — cascade network</w:t>
+              <w:t xml:space="preserve">Human: cascade network</w:t>
             </w:r>
           </w:p>
         </w:tc>
@@ -13861,7 +13720,7 @@
               <w:jc w:val="left"/>
             </w:pPr>
             <w:r>
-              <w:t xml:space="preserve">Human — curriculum leadership</w:t>
+              <w:t xml:space="preserve">Human: curriculum leadership</w:t>
             </w:r>
           </w:p>
         </w:tc>
@@ -13905,7 +13764,7 @@
               <w:jc w:val="left"/>
             </w:pPr>
             <w:r>
-              <w:t xml:space="preserve">Human — learner progression</w:t>
+              <w:t xml:space="preserve">Human: learner progression</w:t>
             </w:r>
           </w:p>
         </w:tc>
@@ -13949,7 +13808,7 @@
               <w:jc w:val="left"/>
             </w:pPr>
             <w:r>
-              <w:t xml:space="preserve">Human — data protection</w:t>
+              <w:t xml:space="preserve">Human: data protection</w:t>
             </w:r>
           </w:p>
         </w:tc>
@@ -13977,7 +13836,7 @@
               <w:jc w:val="left"/>
             </w:pPr>
             <w:r>
-              <w:t xml:space="preserve">In place; owned elsewhere — a dependency, not a resource I control</w:t>
+              <w:t xml:space="preserve">In place; owned elsewhere, and therefore a dependency rather than a resource I control</w:t>
             </w:r>
           </w:p>
         </w:tc>
@@ -14143,7 +14002,7 @@
               <w:jc w:val="left"/>
             </w:pPr>
             <w:r>
-              <w:t xml:space="preserve">Devolved budget; line management authority; a project sponsor with domain understanding; dedicated project administration</w:t>
+              <w:t xml:space="preserve">Devolved budget; line management authority; a project sponsor with domain understanding; dedicated project administrationAbsent: see risk register</w:t>
             </w:r>
           </w:p>
         </w:tc>
@@ -14161,7 +14020,7 @@
                 <w:bCs/>
                 <w:b/>
               </w:rPr>
-              <w:t xml:space="preserve">Absent — see risk register</w:t>
+              <w:t xml:space="preserve"/>
             </w:r>
           </w:p>
         </w:tc>
@@ -14189,10 +14048,7 @@
         <w:pStyle w:val="FirstParagraph"/>
       </w:pPr>
       <w:r>
-        <w:t xml:space="preserve">The project is run through an adaptive, phased methodology grounded in the continuous Plan–Do–Check–Act cycle (Deming, W.E. (1986)</w:t>
-      </w:r>
-      <w:r>
-        <w:t xml:space="preserve"> </w:t>
+        <w:t xml:space="preserve">The project is run through an adaptive, phased methodology grounded in the continuous Plan–Do–Check–Act cycle (Deming, W.E. (1986) </w:t>
       </w:r>
       <w:r>
         <w:rPr>
@@ -14308,10 +14164,7 @@
         <w:pStyle w:val="FirstParagraph"/>
       </w:pPr>
       <w:r>
-        <w:t xml:space="preserve">Stakeholder analysis here deliberately avoids a standard power and interest grid, and uses instead a resource dependency perspective, which holds that organisations and actors are governed by their dependence on resources controlled by others (Pfeffer, J. and Salancik, G.R. (1978)</w:t>
-      </w:r>
-      <w:r>
-        <w:t xml:space="preserve"> </w:t>
+        <w:t xml:space="preserve">Stakeholder analysis here deliberately avoids a standard power and interest grid, and uses instead a resource dependency perspective, which holds that organisations and actors are governed by their dependence on resources controlled by others (Pfeffer, J. and Salancik, G.R. (1978) </w:t>
       </w:r>
       <w:r>
         <w:rPr>
@@ -14496,7 +14349,7 @@
               <w:jc w:val="left"/>
             </w:pPr>
             <w:r>
-              <w:t xml:space="preserve">Peer-to-peer influence and classroom execution — they perform the practice the project exists to improve</w:t>
+              <w:t xml:space="preserve">Peer-to-peer influence and classroom execution; they perform the practice the project exists to improve</w:t>
             </w:r>
           </w:p>
         </w:tc>
@@ -14842,10 +14695,7 @@
         <w:pStyle w:val="BodyText"/>
       </w:pPr>
       <w:r>
-        <w:t xml:space="preserve">The most consequential communication decision in this project, however, concerns what is deliberately withheld. Individual staff capability data generated by the Jisc Discovery tool is not reported upward, even where I could see or infer it. The rationale is protection of psychological safety. If individual digital skills deficits were reported to management, the project would be understood as a performance management audit rather than the supportive coaching mechanism it is intended to be. Stakeholder theory holds that communication must build trust and alignment (Freeman, R.E. (1984)</w:t>
-      </w:r>
-      <w:r>
-        <w:t xml:space="preserve"> </w:t>
+        <w:t xml:space="preserve">The most consequential communication decision in this project, however, concerns what is deliberately withheld. Individual staff capability data generated by the Jisc Discovery tool is not reported upward, even where I could see or infer it. The rationale is protection of psychological safety. If individual digital skills deficits were reported to management, the project would be understood as a performance management audit rather than the supportive coaching mechanism it is intended to be. Stakeholder theory holds that communication must build trust and alignment (Freeman, R.E. (1984) </w:t>
       </w:r>
       <w:r>
         <w:rPr>
@@ -14888,7 +14738,7 @@
         <w:pStyle w:val="BodyText"/>
       </w:pPr>
       <w:r>
-        <w:t xml:space="preserve">First, all project objectives and outputs were aligned to the college’s existing Quality Handbook, ensuring institutional relevance and situating the work within an agreed framework rather than alongside one. Second, accessibility acted as a mandatory build gate: everything published to SharePoint had to meet WCAG 2.2 AA, which exceeds the WCAG 2.1 AA required under the Public Sector Bodies Accessibility Regulations 2018. If it did not pass, it did not launch. That gate carries particular weight given that non-compliance at the foundational accessibility level is precisely what caused the wider project to pause. Third, I relied on standardised, externally validated instruments — Jisc Discovery and Century — rather than building a homemade diagnostic in Forms or a similar tool. Instruments independently tested against national datasets and skills frameworks secure a baseline of reliability immediately, which no locally built questionnaire could claim. Fourth, all Framework content required formal sign-off from my line manager before distribution.</w:t>
+        <w:t xml:space="preserve">First, all project objectives and outputs were aligned to the college’s existing Quality Handbook, ensuring institutional relevance and situating the work within an agreed framework rather than alongside one. Second, accessibility acted as a mandatory build gate: everything published to SharePoint had to meet WCAG 2.2 AA, which exceeds the WCAG 2.1 AA required under the Public Sector Bodies Accessibility Regulations 2018. If it did not pass, it did not launch. That gate carries particular weight given that non-compliance at the foundational accessibility level is precisely what caused the wider project to pause. Third, I relied on standardised, externally validated instruments, namely Jisc Discovery and Century, rather than building a homemade diagnostic in Forms or a similar tool. Instruments independently tested against national datasets and skills frameworks secure a baseline of reliability immediately, which no locally built questionnaire could claim. Fourth, all Framework content required formal sign-off from my line manager before distribution.</w:t>
       </w:r>
     </w:p>
     <w:p>
@@ -14896,7 +14746,7 @@
         <w:pStyle w:val="BodyText"/>
       </w:pPr>
       <w:r>
-        <w:t xml:space="preserve">It is essential to distinguish quality assurance from quality control (PMI, 2021). Quality assurance is proactive and process-oriented: it prevents problems. In this project, assurance meant deciding at the outset that only WCAG-compliant templates would be used, and establishing the rule that only validated platforms would collect data — preventing poor data collection before it began. Quality control is reactive and product-oriented: it catches problems. Control occurred when my line manager reviewed the drafted Framework document, and when automated accessibility checkers were run against SharePoint pages prior to publication.</w:t>
+        <w:t xml:space="preserve">It is essential to distinguish quality assurance from quality control (PMI, 2021). Quality assurance is proactive and process-oriented: it prevents problems. In this project, assurance meant deciding at the outset that only WCAG-compliant templates would be used, and establishing the rule that only validated platforms would collect data, preventing poor data collection before it began. Quality control is reactive and product-oriented: it catches problems. Control occurred when my line manager reviewed the drafted Framework document, and when automated accessibility checkers were run against SharePoint pages prior to publication.</w:t>
       </w:r>
     </w:p>
     <w:p>
@@ -14929,7 +14779,7 @@
         <w:pStyle w:val="FirstParagraph"/>
       </w:pPr>
       <w:r>
-        <w:t xml:space="preserve">Project evaluation requires comparing actual performance against planned objectives (APM, 2019). Success would be measured principally through baseline-to-reassessment comparison on the Jisc Discovery tool for staff, and progression data from the Century platform for learners, allowing the movement of both groups to be mapped over time. Staff complete Discovery, a collegiate picture is produced, and reassessment establishes whether that picture has shifted. Century provides the learner starting point and then individual progression across their time at college. Operationally, success would also be measured through diagnostic completion rates, through Head of Area progression reporting — where each area sees its own data and completion position and takes it forward with me — and through movement in departmental RAG ratings across the academic year.</w:t>
+        <w:t xml:space="preserve">Project evaluation requires comparing actual performance against planned objectives (APM, 2019). Success would be measured principally through baseline-to-reassessment comparison on the Jisc Discovery tool for staff, and progression data from the Century platform for learners, allowing the movement of both groups to be mapped over time. Staff complete Discovery, a collegiate picture is produced, and reassessment establishes whether that picture has shifted. Century provides the learner starting point and then individual progression across their time at college. Operationally, success would also be measured through diagnostic completion rates, through Head of Area progression reporting, where each area sees its own data and completion position and takes it forward with me, and through movement in departmental RAG ratings across the academic year.</w:t>
       </w:r>
     </w:p>
     <w:p>
@@ -14937,7 +14787,7 @@
         <w:pStyle w:val="BodyText"/>
       </w:pPr>
       <w:r>
-        <w:t xml:space="preserve">Every one of those methods carries a limitation that has to be acknowledged. Jisc Discovery is a self-assessment instrument, and self-assessment measures confidence rather than competence: a member of staff may score highly precisely because they do not know what they do not know. This is not hypothetical. Staff at Weston College presented as knowledgeable about accessibility and inclusion, yet the Digital Lead audits established that a substantial number did not know how to apply it. Confidence and capability had separated. Completion rates are weaker still, since logins and module completions measure participation only, and prove neither learning nor behavioural change — which is precisely why qualitative data must sit alongside the quantitative. RAG ratings and Head of Area reporting are largely subjective management judgements, and are therefore vulnerable to bias and to inconsistent application between departments, between points in the year, and between competing local priorities. Finally there is the attribution problem: even if digital skills improve across the college, it is analytically difficult to demonstrate that the Framework caused the improvement rather than external factors or ordinary operational coaching.</w:t>
+        <w:t xml:space="preserve">Every one of those methods carries a limitation that has to be acknowledged. Jisc Discovery is a self-assessment instrument, and self-assessment measures confidence rather than competence: a member of staff may score highly precisely because they do not know what they do not know. This is not hypothetical. Staff at Weston College presented as knowledgeable about accessibility and inclusion, yet the Digital Lead audits established that a substantial number did not know how to apply it. Confidence and capability had separated. Completion rates are weaker still, since logins and module completions measure participation only, and prove neither learning nor behavioural change, which is precisely why qualitative data must sit alongside the quantitative. RAG ratings and Head of Area reporting are largely subjective management judgements, and are therefore vulnerable to bias and to inconsistent application between departments, between points in the year, and between competing local priorities. Finally there is the attribution problem: even if digital skills improve across the college, it is analytically difficult to demonstrate that the Framework caused the improvement rather than external factors or ordinary operational coaching.</w:t>
       </w:r>
     </w:p>
     <w:p>
@@ -14945,7 +14795,7 @@
         <w:pStyle w:val="BodyText"/>
       </w:pPr>
       <w:r>
-        <w:t xml:space="preserve">The pause limits evaluation scope sharply, because the project halted before the operational transition. What can be evaluated is the outputs: the quality and accessibility of the SharePoint assets produced, initial participation in the December pilot diagnostics, and the foundations finding itself, which established that the college was not compliant on accessibility and inclusion and therefore could not build above that level. What cannot yet be evaluated are the outcomes or the benefits. I cannot demonstrate that the Framework shifted long-term digital capability or removed barriers to learning, because the project stopped before those benefits could be realised. What I would argue is that proceeding deliberately — securing the foundation before resuming the wider Framework — makes the removal of those barriers more likely, not less.</w:t>
+        <w:t xml:space="preserve">The pause limits evaluation scope sharply, because the project halted before the operational transition. What can be evaluated is the outputs: the quality and accessibility of the SharePoint assets produced, initial participation in the December pilot diagnostics, and the foundations finding itself, which established that the college was not compliant on accessibility and inclusion and therefore could not build above that level. What cannot yet be evaluated are the outcomes or the benefits. I cannot demonstrate that the Framework shifted long-term digital capability or removed barriers to learning, because the project stopped before those benefits could be realised. What I would argue is that proceeding deliberately, by securing the foundation before resuming the wider Framework, makes the removal of those barriers more likely, not less.</w:t>
       </w:r>
     </w:p>
     <w:p>
@@ -14986,7 +14836,7 @@
         <w:pStyle w:val="BodyText"/>
       </w:pPr>
       <w:r>
-        <w:t xml:space="preserve">Two techniques underpinned the decision. The first was root cause analysis. Poor adoption of advanced platforms initially presented as a training problem, and the obvious response would have been to deliver more training. Analysis established that it was not a training issue at all but a symptom of missing foundational digital literacy — treating the symptom would have consumed resource without moving anything. The same analysis holds for learners: the assumption that arriving learners are digital natives with embedded digital literacy is a myth, and provision has to be built from the ground up rather than layered onto a competence that is not there.</w:t>
+        <w:t xml:space="preserve">Two techniques underpinned the decision. The first was root cause analysis. Poor adoption of advanced platforms initially presented as a training problem, and the obvious response would have been to deliver more training. Analysis established that it was not a training issue at all but a symptom of missing foundational digital literacy. Treating the symptom would have consumed resource without moving anything. The same analysis holds for learners: the assumption that arriving learners are digital natives with embedded digital literacy is a myth, and provision has to be built from the ground up rather than layered onto a competence that is not there.</w:t>
       </w:r>
     </w:p>
     <w:p>
@@ -15035,7 +14885,7 @@
         <w:pStyle w:val="BodyText"/>
       </w:pPr>
       <w:r>
-        <w:t xml:space="preserve">The second is capturing lessons learned. This report documents the structural initiation failures directly — specifically, the danger of proceeding without a ring-fenced budget or a formal sponsor, and the consequence that a project sustained by one person has little resilience when organisational priorities move. Recording that honestly is more useful than recording a clean account of a project that stopped.</w:t>
+        <w:t xml:space="preserve">The second is capturing lessons learned. This report documents the structural initiation failures directly: the danger of proceeding without a ring-fenced budget or a formal sponsor, and the consequence that a project sustained by one person has little resilience when organisational priorities move. Recording that honestly is more useful than recording a clean account of a project that stopped.</w:t>
       </w:r>
     </w:p>
     <w:p>
@@ -15043,7 +14893,7 @@
         <w:pStyle w:val="BodyText"/>
       </w:pPr>
       <w:r>
-        <w:t xml:space="preserve">The third is the mitigation this closure provides against the single most serious risk in the register: that I am the central point of both contact and knowledge. If the college’s capacity grows and the project restarts, or if I move on from the role, the intelligence gathered and the work completed can be resumed rather than rebuilt from nothing. That is the practical test of good closure — not whether a project finished, but whether the next person to pick it up can do so without repeating it.</w:t>
+        <w:t xml:space="preserve">The third is the mitigation this closure provides against the single most serious risk in the register: that I am the central point of both contact and knowledge. If the college’s capacity grows and the project restarts, or if I move on from the role, the intelligence gathered and the work completed can be resumed rather than rebuilt from nothing. That is the practical test of good closure: not whether a project finished, but whether the next person to pick it up can do so without repeating it.</w:t>
       </w:r>
     </w:p>
     <w:p>
@@ -15079,10 +14929,7 @@
         <w:pStyle w:val="FirstParagraph"/>
       </w:pPr>
       <w:r>
-        <w:t xml:space="preserve">Association for Project Management (2019)</w:t>
-      </w:r>
-      <w:r>
-        <w:t xml:space="preserve"> </w:t>
+        <w:t xml:space="preserve">Association for Project Management (2019) </w:t>
       </w:r>
       <w:r>
         <w:rPr>
@@ -15100,10 +14947,7 @@
         <w:pStyle w:val="BodyText"/>
       </w:pPr>
       <w:r>
-        <w:t xml:space="preserve">AXELOS (2017)</w:t>
-      </w:r>
-      <w:r>
-        <w:t xml:space="preserve"> </w:t>
+        <w:t xml:space="preserve">AXELOS (2017) </w:t>
       </w:r>
       <w:r>
         <w:rPr>
@@ -15121,10 +14965,7 @@
         <w:pStyle w:val="BodyText"/>
       </w:pPr>
       <w:r>
-        <w:t xml:space="preserve">Association for Project Management (2019)</w:t>
-      </w:r>
-      <w:r>
-        <w:t xml:space="preserve"> </w:t>
+        <w:t xml:space="preserve">Association for Project Management (2019) </w:t>
       </w:r>
       <w:r>
         <w:rPr>
@@ -15142,25 +14983,7 @@
         <w:pStyle w:val="BodyText"/>
       </w:pPr>
       <w:r>
-        <w:t xml:space="preserve">Barney, J. (1991)</w:t>
-      </w:r>
-      <w:r>
-        <w:t xml:space="preserve"> </w:t>
-      </w:r>
-      <w:r>
-        <w:t xml:space="preserve">‘</w:t>
-      </w:r>
-      <w:r>
-        <w:t xml:space="preserve">Firm Resources and Sustained Competitive Advantage</w:t>
-      </w:r>
-      <w:r>
-        <w:t xml:space="preserve">’</w:t>
-      </w:r>
-      <w:r>
-        <w:t xml:space="preserve">,</w:t>
-      </w:r>
-      <w:r>
-        <w:t xml:space="preserve"> </w:t>
+        <w:t xml:space="preserve">Barney, J. (1991) ‘Firm Resources and Sustained Competitive Advantage’, </w:t>
       </w:r>
       <w:r>
         <w:rPr>
@@ -15178,10 +15001,7 @@
         <w:pStyle w:val="BodyText"/>
       </w:pPr>
       <w:r>
-        <w:t xml:space="preserve">Bradley, G. (2016)</w:t>
-      </w:r>
-      <w:r>
-        <w:t xml:space="preserve"> </w:t>
+        <w:t xml:space="preserve">Bradley, G. (2016) </w:t>
       </w:r>
       <w:r>
         <w:rPr>
@@ -15199,25 +15019,7 @@
         <w:pStyle w:val="BodyText"/>
       </w:pPr>
       <w:r>
-        <w:t xml:space="preserve">Mendelow, A. (1991)</w:t>
-      </w:r>
-      <w:r>
-        <w:t xml:space="preserve"> </w:t>
-      </w:r>
-      <w:r>
-        <w:t xml:space="preserve">‘</w:t>
-      </w:r>
-      <w:r>
-        <w:t xml:space="preserve">Environmental Scanning: The Impact of the Stakeholder Concept</w:t>
-      </w:r>
-      <w:r>
-        <w:t xml:space="preserve">’</w:t>
-      </w:r>
-      <w:r>
-        <w:t xml:space="preserve">,</w:t>
-      </w:r>
-      <w:r>
-        <w:t xml:space="preserve"> </w:t>
+        <w:t xml:space="preserve">Mendelow, A. (1991) ‘Environmental Scanning: The Impact of the Stakeholder Concept’, </w:t>
       </w:r>
       <w:r>
         <w:rPr>
@@ -15235,10 +15037,7 @@
         <w:pStyle w:val="BodyText"/>
       </w:pPr>
       <w:r>
-        <w:t xml:space="preserve">Ofsted (2025)</w:t>
-      </w:r>
-      <w:r>
-        <w:t xml:space="preserve"> </w:t>
+        <w:t xml:space="preserve">Ofsted (2025) </w:t>
       </w:r>
       <w:r>
         <w:rPr>
@@ -15256,10 +15055,7 @@
         <w:pStyle w:val="BodyText"/>
       </w:pPr>
       <w:r>
-        <w:t xml:space="preserve">Project Management Institute (2021)</w:t>
-      </w:r>
-      <w:r>
-        <w:t xml:space="preserve"> </w:t>
+        <w:t xml:space="preserve">Project Management Institute (2021) </w:t>
       </w:r>
       <w:r>
         <w:rPr>
@@ -15287,10 +15083,7 @@
         <w:pStyle w:val="FirstParagraph"/>
       </w:pPr>
       <w:r>
-        <w:t xml:space="preserve">AXELOS (2017)</w:t>
-      </w:r>
-      <w:r>
-        <w:t xml:space="preserve"> </w:t>
+        <w:t xml:space="preserve">AXELOS (2017) </w:t>
       </w:r>
       <w:r>
         <w:rPr>
@@ -15308,10 +15101,7 @@
         <w:pStyle w:val="BodyText"/>
       </w:pPr>
       <w:r>
-        <w:t xml:space="preserve">Deming, W.E. (1986)</w:t>
-      </w:r>
-      <w:r>
-        <w:t xml:space="preserve"> </w:t>
+        <w:t xml:space="preserve">Deming, W.E. (1986) </w:t>
       </w:r>
       <w:r>
         <w:rPr>
@@ -15329,10 +15119,7 @@
         <w:pStyle w:val="BodyText"/>
       </w:pPr>
       <w:r>
-        <w:t xml:space="preserve">Freeman, R.E. (1984)</w:t>
-      </w:r>
-      <w:r>
-        <w:t xml:space="preserve"> </w:t>
+        <w:t xml:space="preserve">Freeman, R.E. (1984) </w:t>
       </w:r>
       <w:r>
         <w:rPr>
@@ -15350,10 +15137,7 @@
         <w:pStyle w:val="BodyText"/>
       </w:pPr>
       <w:r>
-        <w:t xml:space="preserve">Ofsted (2025)</w:t>
-      </w:r>
-      <w:r>
-        <w:t xml:space="preserve"> </w:t>
+        <w:t xml:space="preserve">Ofsted (2025) </w:t>
       </w:r>
       <w:r>
         <w:rPr>
@@ -15371,10 +15155,7 @@
         <w:pStyle w:val="BodyText"/>
       </w:pPr>
       <w:r>
-        <w:t xml:space="preserve">Pfeffer, J. and Salancik, G.R. (1978)</w:t>
-      </w:r>
-      <w:r>
-        <w:t xml:space="preserve"> </w:t>
+        <w:t xml:space="preserve">Pfeffer, J. and Salancik, G.R. (1978) </w:t>
       </w:r>
       <w:r>
         <w:rPr>
@@ -15392,10 +15173,7 @@
         <w:pStyle w:val="BodyText"/>
       </w:pPr>
       <w:r>
-        <w:t xml:space="preserve">Project Management Institute (2021)</w:t>
-      </w:r>
-      <w:r>
-        <w:t xml:space="preserve"> </w:t>
+        <w:t xml:space="preserve">Project Management Institute (2021) </w:t>
       </w:r>
       <w:r>
         <w:rPr>
@@ -15473,91 +15251,7 @@
         <w:t xml:space="preserve">Understanding the brief.</w:t>
       </w:r>
       <w:r>
-        <w:t xml:space="preserve"> </w:t>
-      </w:r>
-      <w:r>
-        <w:t xml:space="preserve">The assessment criteria and command verbs were explained to me, including what</w:t>
-      </w:r>
-      <w:r>
-        <w:t xml:space="preserve"> </w:t>
-      </w:r>
-      <w:r>
-        <w:t xml:space="preserve">“</w:t>
-      </w:r>
-      <w:r>
-        <w:t xml:space="preserve">define</w:t>
-      </w:r>
-      <w:r>
-        <w:t xml:space="preserve">”</w:t>
-      </w:r>
-      <w:r>
-        <w:t xml:space="preserve">,</w:t>
-      </w:r>
-      <w:r>
-        <w:t xml:space="preserve"> </w:t>
-      </w:r>
-      <w:r>
-        <w:t xml:space="preserve">“</w:t>
-      </w:r>
-      <w:r>
-        <w:t xml:space="preserve">explain</w:t>
-      </w:r>
-      <w:r>
-        <w:t xml:space="preserve">”</w:t>
-      </w:r>
-      <w:r>
-        <w:t xml:space="preserve">,</w:t>
-      </w:r>
-      <w:r>
-        <w:t xml:space="preserve"> </w:t>
-      </w:r>
-      <w:r>
-        <w:t xml:space="preserve">“</w:t>
-      </w:r>
-      <w:r>
-        <w:t xml:space="preserve">outline</w:t>
-      </w:r>
-      <w:r>
-        <w:t xml:space="preserve">”</w:t>
-      </w:r>
-      <w:r>
-        <w:t xml:space="preserve">,</w:t>
-      </w:r>
-      <w:r>
-        <w:t xml:space="preserve"> </w:t>
-      </w:r>
-      <w:r>
-        <w:t xml:space="preserve">“</w:t>
-      </w:r>
-      <w:r>
-        <w:t xml:space="preserve">examine</w:t>
-      </w:r>
-      <w:r>
-        <w:t xml:space="preserve">”</w:t>
-      </w:r>
-      <w:r>
-        <w:t xml:space="preserve"> </w:t>
-      </w:r>
-      <w:r>
-        <w:t xml:space="preserve">and</w:t>
-      </w:r>
-      <w:r>
-        <w:t xml:space="preserve"> </w:t>
-      </w:r>
-      <w:r>
-        <w:t xml:space="preserve">“</w:t>
-      </w:r>
-      <w:r>
-        <w:t xml:space="preserve">evaluate</w:t>
-      </w:r>
-      <w:r>
-        <w:t xml:space="preserve">”</w:t>
-      </w:r>
-      <w:r>
-        <w:t xml:space="preserve"> </w:t>
-      </w:r>
-      <w:r>
-        <w:t xml:space="preserve">each required me to demonstrate, and where the task headings extended a criterion beyond its stated verb.</w:t>
+        <w:t xml:space="preserve"> The assessment criteria and command verbs were explained to me, including what “define”, “explain”, “outline”, “examine” and “evaluate” each required me to demonstrate, and where the task headings extended a criterion beyond its stated verb.</w:t>
       </w:r>
     </w:p>
     <w:p>
@@ -15572,10 +15266,7 @@
         <w:t xml:space="preserve">Drawing out content.</w:t>
       </w:r>
       <w:r>
-        <w:t xml:space="preserve"> </w:t>
-      </w:r>
-      <w:r>
-        <w:t xml:space="preserve">I was asked structured questions about my own project and responded verbally using dictation. Later in the assignment, where I was finding it difficult to hold the thread, I asked for the questions to be replaced with numbered prompts and for my own evidence to be summarised back to me so that I could confirm, correct or add to it. All examples, evidence, professional judgements, decisions and reflections in this assignment are my own.</w:t>
+        <w:t xml:space="preserve"> I was asked structured questions about my own project and responded verbally using dictation. Later in the assignment, where I was finding it difficult to hold the thread, I asked for the questions to be replaced with numbered prompts and for my own evidence to be summarised back to me so that I could confirm, correct or add to it. All examples, evidence, professional judgements, decisions and reflections in this assignment are my own.</w:t>
       </w:r>
     </w:p>
     <w:p>
@@ -15590,100 +15281,7 @@
         <w:t xml:space="preserve">Editing my dictated text.</w:t>
       </w:r>
       <w:r>
-        <w:t xml:space="preserve"> </w:t>
-      </w:r>
-      <w:r>
-        <w:t xml:space="preserve">My dictated responses were returned to me tidied for grammar, spelling, repetition and order. Dictation errors were corrected throughout (for example</w:t>
-      </w:r>
-      <w:r>
-        <w:t xml:space="preserve"> </w:t>
-      </w:r>
-      <w:r>
-        <w:t xml:space="preserve">“</w:t>
-      </w:r>
-      <w:r>
-        <w:t xml:space="preserve">Princess Two</w:t>
-      </w:r>
-      <w:r>
-        <w:t xml:space="preserve">”</w:t>
-      </w:r>
-      <w:r>
-        <w:t xml:space="preserve"> </w:t>
-      </w:r>
-      <w:r>
-        <w:t xml:space="preserve">for PRINCE2,</w:t>
-      </w:r>
-      <w:r>
-        <w:t xml:space="preserve"> </w:t>
-      </w:r>
-      <w:r>
-        <w:t xml:space="preserve">“</w:t>
-      </w:r>
-      <w:r>
-        <w:t xml:space="preserve">Gist</w:t>
-      </w:r>
-      <w:r>
-        <w:t xml:space="preserve">”</w:t>
-      </w:r>
-      <w:r>
-        <w:t xml:space="preserve"> </w:t>
-      </w:r>
-      <w:r>
-        <w:t xml:space="preserve">for Jisc,</w:t>
-      </w:r>
-      <w:r>
-        <w:t xml:space="preserve"> </w:t>
-      </w:r>
-      <w:r>
-        <w:t xml:space="preserve">“</w:t>
-      </w:r>
-      <w:r>
-        <w:t xml:space="preserve">Sentry</w:t>
-      </w:r>
-      <w:r>
-        <w:t xml:space="preserve">”</w:t>
-      </w:r>
-      <w:r>
-        <w:t xml:space="preserve"> </w:t>
-      </w:r>
-      <w:r>
-        <w:t xml:space="preserve">for Century,</w:t>
-      </w:r>
-      <w:r>
-        <w:t xml:space="preserve"> </w:t>
-      </w:r>
-      <w:r>
-        <w:t xml:space="preserve">“</w:t>
-      </w:r>
-      <w:r>
-        <w:t xml:space="preserve">work brakes structure</w:t>
-      </w:r>
-      <w:r>
-        <w:t xml:space="preserve">”</w:t>
-      </w:r>
-      <w:r>
-        <w:t xml:space="preserve"> </w:t>
-      </w:r>
-      <w:r>
-        <w:t xml:space="preserve">for work breakdown structure, and</w:t>
-      </w:r>
-      <w:r>
-        <w:t xml:space="preserve"> </w:t>
-      </w:r>
-      <w:r>
-        <w:t xml:space="preserve">“</w:t>
-      </w:r>
-      <w:r>
-        <w:t xml:space="preserve">8:00 PM 2019</w:t>
-      </w:r>
-      <w:r>
-        <w:t xml:space="preserve">”</w:t>
-      </w:r>
-      <w:r>
-        <w:t xml:space="preserve"> </w:t>
-      </w:r>
-      <w:r>
-        <w:t xml:space="preserve">for APM 2019). I reviewed and approved all edits.</w:t>
+        <w:t xml:space="preserve"> My dictated responses were returned to me tidied for grammar, spelling, repetition and order. Dictation errors were corrected throughout (for example “Princess Two” for PRINCE2, “Gist” for Jisc, “Sentry” for Century, “work brakes structure” for work breakdown structure, and “8:00 PM 2019” for APM 2019). I reviewed and approved all edits.</w:t>
       </w:r>
     </w:p>
     <w:p>
@@ -15698,10 +15296,7 @@
         <w:t xml:space="preserve">Sources and referencing.</w:t>
       </w:r>
       <w:r>
-        <w:t xml:space="preserve"> </w:t>
-      </w:r>
-      <w:r>
-        <w:t xml:space="preserve">Relevant academic and professional sources were suggested to me, with an explanation of what each argued and where it supported my point. I have verified each source and satisfied myself that it says what I have attributed to it.</w:t>
+        <w:t xml:space="preserve"> Relevant academic and professional sources were suggested to me, with an explanation of what each argued and where it supported my point. I have verified each source and satisfied myself that it says what I have attributed to it.</w:t>
       </w:r>
     </w:p>
     <w:p>
@@ -15716,28 +15311,7 @@
         <w:t xml:space="preserve">Verification and challenge in both directions.</w:t>
       </w:r>
       <w:r>
-        <w:t xml:space="preserve"> </w:t>
-      </w:r>
-      <w:r>
-        <w:t xml:space="preserve">Where my own claims were imprecise, they were checked and corrected. I had referred to the Ofsted inspection framework as the</w:t>
-      </w:r>
-      <w:r>
-        <w:t xml:space="preserve"> </w:t>
-      </w:r>
-      <w:r>
-        <w:t xml:space="preserve">“</w:t>
-      </w:r>
-      <w:r>
-        <w:t xml:space="preserve">EIF toolkit</w:t>
-      </w:r>
-      <w:r>
-        <w:t xml:space="preserve">”</w:t>
-      </w:r>
-      <w:r>
-        <w:t xml:space="preserve">; it is the</w:t>
-      </w:r>
-      <w:r>
-        <w:t xml:space="preserve"> </w:t>
+        <w:t xml:space="preserve"> Where my own claims were imprecise, they were checked and corrected. I had referred to the Ofsted inspection framework as the “EIF toolkit”; it is the </w:t>
       </w:r>
       <w:r>
         <w:rPr>
@@ -15747,37 +15321,7 @@
         <w:t xml:space="preserve">Further education and skills inspection toolkit</w:t>
       </w:r>
       <w:r>
-        <w:t xml:space="preserve">, updated 9 September 2025. I believed digital skills were mentioned approximately seven times; the verified count against the primary source is six mentions of</w:t>
-      </w:r>
-      <w:r>
-        <w:t xml:space="preserve"> </w:t>
-      </w:r>
-      <w:r>
-        <w:t xml:space="preserve">“</w:t>
-      </w:r>
-      <w:r>
-        <w:t xml:space="preserve">digital</w:t>
-      </w:r>
-      <w:r>
-        <w:t xml:space="preserve">”</w:t>
-      </w:r>
-      <w:r>
-        <w:t xml:space="preserve">, five of them</w:t>
-      </w:r>
-      <w:r>
-        <w:t xml:space="preserve"> </w:t>
-      </w:r>
-      <w:r>
-        <w:t xml:space="preserve">“</w:t>
-      </w:r>
-      <w:r>
-        <w:t xml:space="preserve">digital skills</w:t>
-      </w:r>
-      <w:r>
-        <w:t xml:space="preserve">”</w:t>
-      </w:r>
-      <w:r>
-        <w:t xml:space="preserve">, all within the graded Achievement evaluation area. I had also stated that the Public Sector Bodies Accessibility Regulations 2018 require WCAG 2.2 AA; they require WCAG 2.1 AA, and 2.2 AA is the higher internal standard I choose to apply. Equally, where an inference had been drawn from my dictation that went beyond what I said, it was flagged to me explicitly for confirmation or removal rather than left in the text.</w:t>
+        <w:t xml:space="preserve">, updated 9 September 2025. I believed digital skills were mentioned approximately seven times; the verified count against the primary source is six mentions of “digital”, five of them “digital skills”, all within the graded Achievement evaluation area. I had also stated that the Public Sector Bodies Accessibility Regulations 2018 require WCAG 2.2 AA; they require WCAG 2.1 AA, and 2.2 AA is the higher internal standard I choose to apply. Equally, where an inference had been drawn from my dictation that went beyond what I said, it was flagged to me explicitly for confirmation or removal rather than left in the text.</w:t>
       </w:r>
     </w:p>
     <w:p>
@@ -15792,10 +15336,7 @@
         <w:t xml:space="preserve">Avoiding duplication across units.</w:t>
       </w:r>
       <w:r>
-        <w:t xml:space="preserve"> </w:t>
-      </w:r>
-      <w:r>
-        <w:t xml:space="preserve">My prior submissions were checked to identify where case studies and sources had already been used. The Digital Leads accessibility programme was the case study for Units 553 and 549, so Unit 551 uses the Digital Skills Framework project instead. Unit 550 used a power/interest stakeholder map, so this assignment uses a resource dependency perspective rather than repeating that analysis.</w:t>
+        <w:t xml:space="preserve"> My prior submissions were checked to identify where case studies and sources had already been used. The Digital Leads accessibility programme was the case study for Units 553 and 549, so Unit 551 uses the Digital Skills Framework project instead. Unit 550 used a power/interest stakeholder map, so this assignment uses a resource dependency perspective rather than repeating that analysis.</w:t>
       </w:r>
     </w:p>
     <w:p>
@@ -15810,10 +15351,7 @@
         <w:t xml:space="preserve">Word count management.</w:t>
       </w:r>
       <w:r>
-        <w:t xml:space="preserve"> </w:t>
-      </w:r>
-      <w:r>
-        <w:t xml:space="preserve">Word counts were tracked continuously against a budget for each section, and I was told where content needed to come out to pay for anything added.</w:t>
+        <w:t xml:space="preserve"> Word counts were tracked continuously against a budget for each section, and I was told where content needed to come out to pay for anything added.</w:t>
       </w:r>
     </w:p>
     <w:p>
@@ -15828,10 +15366,7 @@
         <w:t xml:space="preserve">Critical feedback.</w:t>
       </w:r>
       <w:r>
-        <w:t xml:space="preserve"> </w:t>
-      </w:r>
-      <w:r>
-        <w:t xml:space="preserve">I received direct challenge where my account was internally inconsistent — in particular where my explanation of why the project paused differed between Task 1 and Task 2 — and I resolved that inconsistency myself. I was also told plainly where a claim would not stand without verification.</w:t>
+        <w:t xml:space="preserve"> I received direct challenge where my account was internally inconsistent, in particular where my explanation of why the project paused differed between Task 1 and Task 2, and I resolved that inconsistency myself. I was also told plainly where a claim would not stand without verification.</w:t>
       </w:r>
     </w:p>
     <w:p>
